--- a/Full Conceptual Theory/array traversal and loops.docx
+++ b/Full Conceptual Theory/array traversal and loops.docx
@@ -1,11 +1,11 @@
 
 <file path=word/document.xml><?xml version="1.0" encoding="utf-8"?>
-<w:document xmlns:wpc="http://schemas.microsoft.com/office/word/2010/wordprocessingCanvas" xmlns:cx="http://schemas.microsoft.com/office/drawing/2014/chartex" xmlns:cx1="http://schemas.microsoft.com/office/drawing/2015/9/8/chartex" xmlns:cx2="http://schemas.microsoft.com/office/drawing/2015/10/21/chartex" xmlns:cx3="http://schemas.microsoft.com/office/drawing/2016/5/9/chartex" xmlns:cx4="http://schemas.microsoft.com/office/drawing/2016/5/10/chartex" xmlns:cx5="http://schemas.microsoft.com/office/drawing/2016/5/11/chartex" xmlns:cx6="http://schemas.microsoft.com/office/drawing/2016/5/12/chartex" xmlns:cx7="http://schemas.microsoft.com/office/drawing/2016/5/13/chartex" xmlns:cx8="http://schemas.microsoft.com/office/drawing/2016/5/14/chartex" xmlns:mc="http://schemas.openxmlformats.org/markup-compatibility/2006" xmlns:aink="http://schemas.microsoft.com/office/drawing/2016/ink" xmlns:am3d="http://schemas.microsoft.com/office/drawing/2017/model3d" xmlns:o="urn:schemas-microsoft-com:office:office" xmlns:oel="http://schemas.microsoft.com/office/2019/extlst" xmlns:r="http://schemas.openxmlformats.org/officeDocument/2006/relationships" xmlns:m="http://schemas.openxmlformats.org/officeDocument/2006/math" xmlns:v="urn:schemas-microsoft-com:vml" xmlns:wp14="http://schemas.microsoft.com/office/word/2010/wordprocessingDrawing" xmlns:wp="http://schemas.openxmlformats.org/drawingml/2006/wordprocessingDrawing" xmlns:w10="urn:schemas-microsoft-com:office:word" xmlns:w="http://schemas.openxmlformats.org/wordprocessingml/2006/main" xmlns:w14="http://schemas.microsoft.com/office/word/2010/wordml" xmlns:w15="http://schemas.microsoft.com/office/word/2012/wordml" xmlns:w16cex="http://schemas.microsoft.com/office/word/2018/wordml/cex" xmlns:w16cid="http://schemas.microsoft.com/office/word/2016/wordml/cid" xmlns:w16="http://schemas.microsoft.com/office/word/2018/wordml" xmlns:w16du="http://schemas.microsoft.com/office/word/2023/wordml/word16du" xmlns:w16sdtdh="http://schemas.microsoft.com/office/word/2020/wordml/sdtdatahash" xmlns:w16sdtfl="http://schemas.microsoft.com/office/word/2024/wordml/sdtformatlock" xmlns:w16se="http://schemas.microsoft.com/office/word/2015/wordml/symex" xmlns:wpg="http://schemas.microsoft.com/office/word/2010/wordprocessingGroup" xmlns:wpi="http://schemas.microsoft.com/office/word/2010/wordprocessingInk" xmlns:wne="http://schemas.microsoft.com/office/word/2006/wordml" xmlns:wps="http://schemas.microsoft.com/office/word/2010/wordprocessingShape" mc:Ignorable="w14 w15 w16se w16cid w16 w16cex w16sdtdh w16sdtfl w16du wp14">
+<w:document xmlns:wpc="http://schemas.microsoft.com/office/word/2010/wordprocessingCanvas" xmlns:cx="http://schemas.microsoft.com/office/drawing/2014/chartex" xmlns:cx1="http://schemas.microsoft.com/office/drawing/2015/9/8/chartex" xmlns:cx2="http://schemas.microsoft.com/office/drawing/2015/10/21/chartex" xmlns:cx3="http://schemas.microsoft.com/office/drawing/2016/5/9/chartex" xmlns:cx4="http://schemas.microsoft.com/office/drawing/2016/5/10/chartex" xmlns:cx5="http://schemas.microsoft.com/office/drawing/2016/5/11/chartex" xmlns:cx6="http://schemas.microsoft.com/office/drawing/2016/5/12/chartex" xmlns:cx7="http://schemas.microsoft.com/office/drawing/2016/5/13/chartex" xmlns:cx8="http://schemas.microsoft.com/office/drawing/2016/5/14/chartex" xmlns:mc="http://schemas.openxmlformats.org/markup-compatibility/2006" xmlns:aink="http://schemas.microsoft.com/office/drawing/2016/ink" xmlns:am3d="http://schemas.microsoft.com/office/drawing/2017/model3d" xmlns:o="urn:schemas-microsoft-com:office:office" xmlns:oel="http://schemas.microsoft.com/office/2019/extlst" xmlns:r="http://schemas.openxmlformats.org/officeDocument/2006/relationships" xmlns:m="http://schemas.openxmlformats.org/officeDocument/2006/math" xmlns:v="urn:schemas-microsoft-com:vml" xmlns:wp14="http://schemas.microsoft.com/office/word/2010/wordprocessingDrawing" xmlns:wp="http://schemas.openxmlformats.org/drawingml/2006/wordprocessingDrawing" xmlns:w10="urn:schemas-microsoft-com:office:word" xmlns:w="http://schemas.openxmlformats.org/wordprocessingml/2006/main" xmlns:w14="http://schemas.microsoft.com/office/word/2010/wordml" xmlns:w15="http://schemas.microsoft.com/office/word/2012/wordml" xmlns:w16cei="http://schemas.microsoft.com/office/word/2026/wordml/cei" xmlns:w16cex="http://schemas.microsoft.com/office/word/2018/wordml/cex" xmlns:w16cid="http://schemas.microsoft.com/office/word/2016/wordml/cid" xmlns:w16="http://schemas.microsoft.com/office/word/2018/wordml" xmlns:w16du="http://schemas.microsoft.com/office/word/2023/wordml/word16du" xmlns:w16sdtdh="http://schemas.microsoft.com/office/word/2020/wordml/sdtdatahash" xmlns:w16sdtfl="http://schemas.microsoft.com/office/word/2024/wordml/sdtformatlock" xmlns:w16se="http://schemas.microsoft.com/office/word/2015/wordml/symex" xmlns:wpg="http://schemas.microsoft.com/office/word/2010/wordprocessingGroup" xmlns:wpi="http://schemas.microsoft.com/office/word/2010/wordprocessingInk" xmlns:wne="http://schemas.microsoft.com/office/word/2006/wordml" xmlns:wps="http://schemas.microsoft.com/office/word/2010/wordprocessingShape" mc:Ignorable="w14 w15 w16se w16cid w16 w16cex w16sdtdh w16sdtfl w16du wp14">
   <w:body>
     <w:p>
       <w:r>
         <w:pict w14:anchorId="6F7CF00E">
-          <v:rect id="_x0000_i1181" style="width:0;height:1.5pt" o:hralign="center" o:hrstd="t" o:hr="t" fillcolor="#a0a0a0" stroked="f"/>
+          <v:rect id="_x0000_i1025" style="width:0;height:1.5pt" o:hralign="center" o:hrstd="t" o:hr="t" fillcolor="#a0a0a0" stroked="f"/>
         </w:pict>
       </w:r>
     </w:p>
@@ -74,7 +74,7 @@
     <w:p>
       <w:r>
         <w:pict w14:anchorId="27124492">
-          <v:rect id="_x0000_i1182" style="width:0;height:1.5pt" o:hralign="center" o:hrstd="t" o:hr="t" fillcolor="#a0a0a0" stroked="f"/>
+          <v:rect id="_x0000_i1026" style="width:0;height:1.5pt" o:hralign="center" o:hrstd="t" o:hr="t" fillcolor="#a0a0a0" stroked="f"/>
         </w:pict>
       </w:r>
     </w:p>
@@ -296,7 +296,7 @@
     <w:p>
       <w:r>
         <w:pict w14:anchorId="02DD55B5">
-          <v:rect id="_x0000_i1183" style="width:0;height:1.5pt" o:hralign="center" o:hrstd="t" o:hr="t" fillcolor="#a0a0a0" stroked="f"/>
+          <v:rect id="_x0000_i1027" style="width:0;height:1.5pt" o:hralign="center" o:hrstd="t" o:hr="t" fillcolor="#a0a0a0" stroked="f"/>
         </w:pict>
       </w:r>
     </w:p>
@@ -475,7 +475,7 @@
     <w:p>
       <w:r>
         <w:pict w14:anchorId="002DAADE">
-          <v:rect id="_x0000_i1184" style="width:0;height:1.5pt" o:hralign="center" o:hrstd="t" o:hr="t" fillcolor="#a0a0a0" stroked="f"/>
+          <v:rect id="_x0000_i1028" style="width:0;height:1.5pt" o:hralign="center" o:hrstd="t" o:hr="t" fillcolor="#a0a0a0" stroked="f"/>
         </w:pict>
       </w:r>
     </w:p>
@@ -526,7 +526,7 @@
     <w:p>
       <w:r>
         <w:pict w14:anchorId="7300BD45">
-          <v:rect id="_x0000_i1185" style="width:0;height:1.5pt" o:hralign="center" o:hrstd="t" o:hr="t" fillcolor="#a0a0a0" stroked="f"/>
+          <v:rect id="_x0000_i1029" style="width:0;height:1.5pt" o:hralign="center" o:hrstd="t" o:hr="t" fillcolor="#a0a0a0" stroked="f"/>
         </w:pict>
       </w:r>
     </w:p>
@@ -743,7 +743,7 @@
     <w:p>
       <w:r>
         <w:pict w14:anchorId="7E6A00DC">
-          <v:rect id="_x0000_i1186" style="width:0;height:1.5pt" o:hralign="center" o:hrstd="t" o:hr="t" fillcolor="#a0a0a0" stroked="f"/>
+          <v:rect id="_x0000_i1030" style="width:0;height:1.5pt" o:hralign="center" o:hrstd="t" o:hr="t" fillcolor="#a0a0a0" stroked="f"/>
         </w:pict>
       </w:r>
     </w:p>
@@ -971,7 +971,7 @@
     <w:p>
       <w:r>
         <w:pict w14:anchorId="43AFF13B">
-          <v:rect id="_x0000_i1187" style="width:0;height:1.5pt" o:hralign="center" o:hrstd="t" o:hr="t" fillcolor="#a0a0a0" stroked="f"/>
+          <v:rect id="_x0000_i1031" style="width:0;height:1.5pt" o:hralign="center" o:hrstd="t" o:hr="t" fillcolor="#a0a0a0" stroked="f"/>
         </w:pict>
       </w:r>
     </w:p>
@@ -1072,7 +1072,7 @@
     <w:p>
       <w:r>
         <w:pict w14:anchorId="4FC64145">
-          <v:rect id="_x0000_i1188" style="width:0;height:1.5pt" o:hralign="center" o:hrstd="t" o:hr="t" fillcolor="#a0a0a0" stroked="f"/>
+          <v:rect id="_x0000_i1032" style="width:0;height:1.5pt" o:hralign="center" o:hrstd="t" o:hr="t" fillcolor="#a0a0a0" stroked="f"/>
         </w:pict>
       </w:r>
     </w:p>
@@ -1116,7 +1116,7 @@
     <w:p>
       <w:r>
         <w:pict w14:anchorId="03C2CFEF">
-          <v:rect id="_x0000_i1189" style="width:0;height:1.5pt" o:hralign="center" o:hrstd="t" o:hr="t" fillcolor="#a0a0a0" stroked="f"/>
+          <v:rect id="_x0000_i1033" style="width:0;height:1.5pt" o:hralign="center" o:hrstd="t" o:hr="t" fillcolor="#a0a0a0" stroked="f"/>
         </w:pict>
       </w:r>
     </w:p>
@@ -1165,7 +1165,7 @@
     <w:p>
       <w:r>
         <w:pict w14:anchorId="63AFAB76">
-          <v:rect id="_x0000_i1190" style="width:0;height:1.5pt" o:hralign="center" o:hrstd="t" o:hr="t" fillcolor="#a0a0a0" stroked="f"/>
+          <v:rect id="_x0000_i1034" style="width:0;height:1.5pt" o:hralign="center" o:hrstd="t" o:hr="t" fillcolor="#a0a0a0" stroked="f"/>
         </w:pict>
       </w:r>
     </w:p>
@@ -1286,7 +1286,7 @@
     <w:p>
       <w:r>
         <w:pict w14:anchorId="6551AB13">
-          <v:rect id="_x0000_i1191" style="width:0;height:1.5pt" o:hralign="center" o:hrstd="t" o:hr="t" fillcolor="#a0a0a0" stroked="f"/>
+          <v:rect id="_x0000_i1035" style="width:0;height:1.5pt" o:hralign="center" o:hrstd="t" o:hr="t" fillcolor="#a0a0a0" stroked="f"/>
         </w:pict>
       </w:r>
     </w:p>
@@ -1398,7 +1398,7 @@
     <w:p>
       <w:r>
         <w:pict w14:anchorId="091CF69C">
-          <v:rect id="_x0000_i1192" style="width:0;height:1.5pt" o:hralign="center" o:hrstd="t" o:hr="t" fillcolor="#a0a0a0" stroked="f"/>
+          <v:rect id="_x0000_i1036" style="width:0;height:1.5pt" o:hralign="center" o:hrstd="t" o:hr="t" fillcolor="#a0a0a0" stroked="f"/>
         </w:pict>
       </w:r>
     </w:p>
@@ -1494,7 +1494,7 @@
     <w:p>
       <w:r>
         <w:pict w14:anchorId="372D7811">
-          <v:rect id="_x0000_i1193" style="width:0;height:1.5pt" o:hralign="center" o:hrstd="t" o:hr="t" fillcolor="#a0a0a0" stroked="f"/>
+          <v:rect id="_x0000_i1037" style="width:0;height:1.5pt" o:hralign="center" o:hrstd="t" o:hr="t" fillcolor="#a0a0a0" stroked="f"/>
         </w:pict>
       </w:r>
     </w:p>
@@ -1583,7 +1583,7 @@
     <w:p>
       <w:r>
         <w:pict w14:anchorId="66640342">
-          <v:rect id="_x0000_i1194" style="width:0;height:1.5pt" o:hralign="center" o:hrstd="t" o:hr="t" fillcolor="#a0a0a0" stroked="f"/>
+          <v:rect id="_x0000_i1038" style="width:0;height:1.5pt" o:hralign="center" o:hrstd="t" o:hr="t" fillcolor="#a0a0a0" stroked="f"/>
         </w:pict>
       </w:r>
     </w:p>
@@ -1718,7 +1718,7 @@
     <w:p>
       <w:r>
         <w:pict w14:anchorId="25DDE813">
-          <v:rect id="_x0000_i1195" style="width:0;height:1.5pt" o:hralign="center" o:hrstd="t" o:hr="t" fillcolor="#a0a0a0" stroked="f"/>
+          <v:rect id="_x0000_i1039" style="width:0;height:1.5pt" o:hralign="center" o:hrstd="t" o:hr="t" fillcolor="#a0a0a0" stroked="f"/>
         </w:pict>
       </w:r>
     </w:p>
@@ -1828,7 +1828,7 @@
       <w:r>
         <w:lastRenderedPageBreak/>
         <w:pict w14:anchorId="4D1CE65C">
-          <v:rect id="_x0000_i1196" style="width:0;height:1.5pt" o:hralign="center" o:hrstd="t" o:hr="t" fillcolor="#a0a0a0" stroked="f"/>
+          <v:rect id="_x0000_i1040" style="width:0;height:1.5pt" o:hralign="center" o:hrstd="t" o:hr="t" fillcolor="#a0a0a0" stroked="f"/>
         </w:pict>
       </w:r>
     </w:p>
@@ -1877,7 +1877,7 @@
     <w:p>
       <w:r>
         <w:pict w14:anchorId="68BE3FDF">
-          <v:rect id="_x0000_i1197" style="width:0;height:1.5pt" o:hralign="center" o:hrstd="t" o:hr="t" fillcolor="#a0a0a0" stroked="f"/>
+          <v:rect id="_x0000_i1041" style="width:0;height:1.5pt" o:hralign="center" o:hrstd="t" o:hr="t" fillcolor="#a0a0a0" stroked="f"/>
         </w:pict>
       </w:r>
     </w:p>
@@ -1916,7 +1916,7 @@
     <w:p>
       <w:r>
         <w:pict w14:anchorId="65A52FCB">
-          <v:rect id="_x0000_i1198" style="width:0;height:1.5pt" o:hralign="center" o:hrstd="t" o:hr="t" fillcolor="#a0a0a0" stroked="f"/>
+          <v:rect id="_x0000_i1042" style="width:0;height:1.5pt" o:hralign="center" o:hrstd="t" o:hr="t" fillcolor="#a0a0a0" stroked="f"/>
         </w:pict>
       </w:r>
     </w:p>
@@ -1968,7 +1968,7 @@
     <w:p>
       <w:r>
         <w:pict w14:anchorId="0D275A29">
-          <v:rect id="_x0000_i1199" style="width:0;height:1.5pt" o:hralign="center" o:hrstd="t" o:hr="t" fillcolor="#a0a0a0" stroked="f"/>
+          <v:rect id="_x0000_i1043" style="width:0;height:1.5pt" o:hralign="center" o:hrstd="t" o:hr="t" fillcolor="#a0a0a0" stroked="f"/>
         </w:pict>
       </w:r>
     </w:p>
@@ -2015,7 +2015,7 @@
     <w:p>
       <w:r>
         <w:pict w14:anchorId="39BAA173">
-          <v:rect id="_x0000_i1200" style="width:0;height:1.5pt" o:hralign="center" o:hrstd="t" o:hr="t" fillcolor="#a0a0a0" stroked="f"/>
+          <v:rect id="_x0000_i1044" style="width:0;height:1.5pt" o:hralign="center" o:hrstd="t" o:hr="t" fillcolor="#a0a0a0" stroked="f"/>
         </w:pict>
       </w:r>
     </w:p>
@@ -2073,7 +2073,7 @@
     <w:p>
       <w:r>
         <w:pict w14:anchorId="47D0885A">
-          <v:rect id="_x0000_i1201" style="width:0;height:1.5pt" o:hralign="center" o:hrstd="t" o:hr="t" fillcolor="#a0a0a0" stroked="f"/>
+          <v:rect id="_x0000_i1045" style="width:0;height:1.5pt" o:hralign="center" o:hrstd="t" o:hr="t" fillcolor="#a0a0a0" stroked="f"/>
         </w:pict>
       </w:r>
     </w:p>
@@ -2145,7 +2145,7 @@
     <w:p>
       <w:r>
         <w:pict w14:anchorId="260BBACA">
-          <v:rect id="_x0000_i1202" style="width:0;height:1.5pt" o:hralign="center" o:hrstd="t" o:hr="t" fillcolor="#a0a0a0" stroked="f"/>
+          <v:rect id="_x0000_i1046" style="width:0;height:1.5pt" o:hralign="center" o:hrstd="t" o:hr="t" fillcolor="#a0a0a0" stroked="f"/>
         </w:pict>
       </w:r>
     </w:p>
@@ -2323,7 +2323,7 @@
     <w:p>
       <w:r>
         <w:pict w14:anchorId="2B09A5E9">
-          <v:rect id="_x0000_i1203" style="width:0;height:1.5pt" o:hralign="center" o:hrstd="t" o:hr="t" fillcolor="#a0a0a0" stroked="f"/>
+          <v:rect id="_x0000_i1047" style="width:0;height:1.5pt" o:hralign="center" o:hrstd="t" o:hr="t" fillcolor="#a0a0a0" stroked="f"/>
         </w:pict>
       </w:r>
     </w:p>
@@ -2416,7 +2416,7 @@
     <w:p>
       <w:r>
         <w:pict w14:anchorId="2C2E9CE9">
-          <v:rect id="_x0000_i1204" style="width:0;height:1.5pt" o:hralign="center" o:hrstd="t" o:hr="t" fillcolor="#a0a0a0" stroked="f"/>
+          <v:rect id="_x0000_i1048" style="width:0;height:1.5pt" o:hralign="center" o:hrstd="t" o:hr="t" fillcolor="#a0a0a0" stroked="f"/>
         </w:pict>
       </w:r>
     </w:p>
@@ -2569,7 +2569,7 @@
     <w:p>
       <w:r>
         <w:pict w14:anchorId="13465224">
-          <v:rect id="_x0000_i1205" style="width:0;height:1.5pt" o:hralign="center" o:hrstd="t" o:hr="t" fillcolor="#a0a0a0" stroked="f"/>
+          <v:rect id="_x0000_i1049" style="width:0;height:1.5pt" o:hralign="center" o:hrstd="t" o:hr="t" fillcolor="#a0a0a0" stroked="f"/>
         </w:pict>
       </w:r>
     </w:p>
@@ -2751,7 +2751,7 @@
     <w:p>
       <w:r>
         <w:pict w14:anchorId="0BC9EB19">
-          <v:rect id="_x0000_i1206" style="width:0;height:1.5pt" o:hralign="center" o:hrstd="t" o:hr="t" fillcolor="#a0a0a0" stroked="f"/>
+          <v:rect id="_x0000_i1050" style="width:0;height:1.5pt" o:hralign="center" o:hrstd="t" o:hr="t" fillcolor="#a0a0a0" stroked="f"/>
         </w:pict>
       </w:r>
     </w:p>
@@ -3044,6 +3044,5216 @@
       </w:r>
       <w:r>
         <w:t xml:space="preserve"> during an interview. This chapter will become the foundation for sliding window, binary search, linked lists, trees, and dynamic programming.</w:t>
+      </w:r>
+    </w:p>
+    <w:p>
+      <w:pPr>
+        <w:pBdr>
+          <w:bottom w:val="single" w:sz="6" w:space="1" w:color="auto"/>
+        </w:pBdr>
+      </w:pPr>
+    </w:p>
+    <w:p/>
+    <w:p>
+      <w:r>
+        <w:t xml:space="preserve">Yes. We’ll start </w:t>
+      </w:r>
+      <w:r>
+        <w:rPr>
+          <w:b/>
+          <w:bCs/>
+        </w:rPr>
+        <w:t>Arrays</w:t>
+      </w:r>
+      <w:r>
+        <w:t>, and this time I’ll keep the scope controlled so we actually finish the full syllabus.</w:t>
+      </w:r>
+    </w:p>
+    <w:p>
+      <w:pPr>
+        <w:rPr>
+          <w:b/>
+          <w:bCs/>
+        </w:rPr>
+      </w:pPr>
+      <w:r>
+        <w:rPr>
+          <w:b/>
+          <w:bCs/>
+        </w:rPr>
+        <w:t>CHAPTER 1 — ARRAYS FUNDAMENTALS</w:t>
+      </w:r>
+    </w:p>
+    <w:p>
+      <w:r>
+        <w:lastRenderedPageBreak/>
+        <w:t>The goal of this chapter is not to solve difficult array problems yet.</w:t>
+      </w:r>
+    </w:p>
+    <w:p>
+      <w:r>
+        <w:t xml:space="preserve">The goal is to make array traversal and manipulation so natural that later concepts like prefix sum, two pointers, binary search, and </w:t>
+      </w:r>
+      <w:proofErr w:type="spellStart"/>
+      <w:r>
+        <w:t>Kadane's</w:t>
+      </w:r>
+      <w:proofErr w:type="spellEnd"/>
+      <w:r>
+        <w:t xml:space="preserve"> become much easier.</w:t>
+      </w:r>
+    </w:p>
+    <w:p>
+      <w:r>
+        <w:pict w14:anchorId="4B92F850">
+          <v:rect id="_x0000_i1243" style="width:0;height:1.5pt" o:hralign="center" o:hrstd="t" o:hr="t" fillcolor="#a0a0a0" stroked="f"/>
+        </w:pict>
+      </w:r>
+    </w:p>
+    <w:p>
+      <w:pPr>
+        <w:rPr>
+          <w:b/>
+          <w:bCs/>
+        </w:rPr>
+      </w:pPr>
+      <w:r>
+        <w:rPr>
+          <w:b/>
+          <w:bCs/>
+        </w:rPr>
+        <w:t>1.1 What is an Array?</w:t>
+      </w:r>
+    </w:p>
+    <w:p>
+      <w:r>
+        <w:t xml:space="preserve">An array stores multiple values of the </w:t>
+      </w:r>
+      <w:r>
+        <w:rPr>
+          <w:b/>
+          <w:bCs/>
+        </w:rPr>
+        <w:t>same type</w:t>
+      </w:r>
+      <w:r>
+        <w:t xml:space="preserve"> in consecutive positions.</w:t>
+      </w:r>
+    </w:p>
+    <w:p>
+      <w:proofErr w:type="spellStart"/>
+      <w:r>
+        <w:t>arr</w:t>
+      </w:r>
+      <w:proofErr w:type="spellEnd"/>
+      <w:r>
+        <w:t>:</w:t>
+      </w:r>
+    </w:p>
+    <w:p/>
+    <w:p>
+      <w:r>
+        <w:t>index    0   1   2   3   4</w:t>
+      </w:r>
+    </w:p>
+    <w:p>
+      <w:r>
+        <w:t xml:space="preserve">         ↓   ↓   ↓   ↓   ↓</w:t>
+      </w:r>
+    </w:p>
+    <w:p>
+      <w:r>
+        <w:t xml:space="preserve">value    </w:t>
+      </w:r>
+      <w:proofErr w:type="gramStart"/>
+      <w:r>
+        <w:t>5  10</w:t>
+      </w:r>
+      <w:proofErr w:type="gramEnd"/>
+      <w:r>
+        <w:t xml:space="preserve">   3   8   2</w:t>
+      </w:r>
+    </w:p>
+    <w:p>
+      <w:r>
+        <w:t>The most important thing:</w:t>
+      </w:r>
+    </w:p>
+    <w:p>
+      <w:r>
+        <w:rPr>
+          <w:b/>
+          <w:bCs/>
+        </w:rPr>
+        <w:t>Array problems are usually problems about indices.</w:t>
+      </w:r>
+    </w:p>
+    <w:p>
+      <w:r>
+        <w:t>If you understand how the indices move, you understand most basic array logic.</w:t>
+      </w:r>
+    </w:p>
+    <w:p>
+      <w:r>
+        <w:pict w14:anchorId="604CFE8F">
+          <v:rect id="_x0000_i1244" style="width:0;height:1.5pt" o:hralign="center" o:hrstd="t" o:hr="t" fillcolor="#a0a0a0" stroked="f"/>
+        </w:pict>
+      </w:r>
+    </w:p>
+    <w:p>
+      <w:pPr>
+        <w:rPr>
+          <w:b/>
+          <w:bCs/>
+        </w:rPr>
+      </w:pPr>
+      <w:r>
+        <w:rPr>
+          <w:b/>
+          <w:bCs/>
+        </w:rPr>
+        <w:t>1.2 The Three Things You Should Immediately Know</w:t>
+      </w:r>
+    </w:p>
+    <w:p>
+      <w:r>
+        <w:t>Given:</w:t>
+      </w:r>
+    </w:p>
+    <w:p>
+      <w:r>
+        <w:t xml:space="preserve">int </w:t>
+      </w:r>
+      <w:proofErr w:type="spellStart"/>
+      <w:proofErr w:type="gramStart"/>
+      <w:r>
+        <w:t>arr</w:t>
+      </w:r>
+      <w:proofErr w:type="spellEnd"/>
+      <w:r>
+        <w:t>[</w:t>
+      </w:r>
+      <w:proofErr w:type="gramEnd"/>
+      <w:r>
+        <w:t>] = {5,10,3,8,2};</w:t>
+      </w:r>
+    </w:p>
+    <w:p>
+      <w:r>
+        <w:t>int n = 5;</w:t>
+      </w:r>
+    </w:p>
+    <w:p>
+      <w:r>
+        <w:t>You should immediately know:</w:t>
+      </w:r>
+    </w:p>
+    <w:p>
+      <w:r>
+        <w:t xml:space="preserve">first element → </w:t>
+      </w:r>
+      <w:proofErr w:type="spellStart"/>
+      <w:proofErr w:type="gramStart"/>
+      <w:r>
+        <w:t>arr</w:t>
+      </w:r>
+      <w:proofErr w:type="spellEnd"/>
+      <w:r>
+        <w:t>[</w:t>
+      </w:r>
+      <w:proofErr w:type="gramEnd"/>
+      <w:r>
+        <w:t>0]</w:t>
+      </w:r>
+    </w:p>
+    <w:p/>
+    <w:p>
+      <w:r>
+        <w:t xml:space="preserve">last element → </w:t>
+      </w:r>
+      <w:proofErr w:type="spellStart"/>
+      <w:r>
+        <w:t>arr</w:t>
+      </w:r>
+      <w:proofErr w:type="spellEnd"/>
+      <w:r>
+        <w:t>[n-1]</w:t>
+      </w:r>
+    </w:p>
+    <w:p/>
+    <w:p>
+      <w:r>
+        <w:t>number of elements → n</w:t>
+      </w:r>
+    </w:p>
+    <w:p>
+      <w:r>
+        <w:t>So:</w:t>
+      </w:r>
+    </w:p>
+    <w:p>
+      <w:proofErr w:type="spellStart"/>
+      <w:proofErr w:type="gramStart"/>
+      <w:r>
+        <w:t>arr</w:t>
+      </w:r>
+      <w:proofErr w:type="spellEnd"/>
+      <w:r>
+        <w:t>[</w:t>
+      </w:r>
+      <w:proofErr w:type="gramEnd"/>
+      <w:r>
+        <w:t>0]     // 5</w:t>
+      </w:r>
+    </w:p>
+    <w:p>
+      <w:proofErr w:type="spellStart"/>
+      <w:proofErr w:type="gramStart"/>
+      <w:r>
+        <w:t>arr</w:t>
+      </w:r>
+      <w:proofErr w:type="spellEnd"/>
+      <w:r>
+        <w:t>[</w:t>
+      </w:r>
+      <w:proofErr w:type="gramEnd"/>
+      <w:r>
+        <w:t>4]     // 2</w:t>
+      </w:r>
+    </w:p>
+    <w:p>
+      <w:r>
+        <w:lastRenderedPageBreak/>
+        <w:pict w14:anchorId="04CEAA91">
+          <v:rect id="_x0000_i1245" style="width:0;height:1.5pt" o:hralign="center" o:hrstd="t" o:hr="t" fillcolor="#a0a0a0" stroked="f"/>
+        </w:pict>
+      </w:r>
+    </w:p>
+    <w:p>
+      <w:pPr>
+        <w:rPr>
+          <w:b/>
+          <w:bCs/>
+        </w:rPr>
+      </w:pPr>
+      <w:r>
+        <w:rPr>
+          <w:b/>
+          <w:bCs/>
+        </w:rPr>
+        <w:t>1.3 Basic Forward Traversal</w:t>
+      </w:r>
+    </w:p>
+    <w:p>
+      <w:r>
+        <w:t>The most important array code in DSA:</w:t>
+      </w:r>
+    </w:p>
+    <w:p>
+      <w:proofErr w:type="gramStart"/>
+      <w:r>
+        <w:t>for(</w:t>
+      </w:r>
+      <w:proofErr w:type="gramEnd"/>
+      <w:r>
+        <w:t xml:space="preserve">int </w:t>
+      </w:r>
+      <w:proofErr w:type="spellStart"/>
+      <w:r>
+        <w:t>i</w:t>
+      </w:r>
+      <w:proofErr w:type="spellEnd"/>
+      <w:r>
+        <w:t xml:space="preserve">=0; </w:t>
+      </w:r>
+      <w:proofErr w:type="spellStart"/>
+      <w:r>
+        <w:t>i</w:t>
+      </w:r>
+      <w:proofErr w:type="spellEnd"/>
+      <w:r>
+        <w:t xml:space="preserve">&lt;n; </w:t>
+      </w:r>
+      <w:proofErr w:type="spellStart"/>
+      <w:r>
+        <w:t>i</w:t>
+      </w:r>
+      <w:proofErr w:type="spellEnd"/>
+      <w:r>
+        <w:t>++)</w:t>
+      </w:r>
+    </w:p>
+    <w:p>
+      <w:r>
+        <w:t xml:space="preserve">    </w:t>
+      </w:r>
+      <w:proofErr w:type="spellStart"/>
+      <w:r>
+        <w:t>cout</w:t>
+      </w:r>
+      <w:proofErr w:type="spellEnd"/>
+      <w:r>
+        <w:t xml:space="preserve"> &lt;&lt; </w:t>
+      </w:r>
+      <w:proofErr w:type="spellStart"/>
+      <w:r>
+        <w:t>arr</w:t>
+      </w:r>
+      <w:proofErr w:type="spellEnd"/>
+      <w:r>
+        <w:t>[</w:t>
+      </w:r>
+      <w:proofErr w:type="spellStart"/>
+      <w:r>
+        <w:t>i</w:t>
+      </w:r>
+      <w:proofErr w:type="spellEnd"/>
+      <w:r>
+        <w:t>];</w:t>
+      </w:r>
+    </w:p>
+    <w:p>
+      <w:r>
+        <w:t>Think:</w:t>
+      </w:r>
+    </w:p>
+    <w:p>
+      <w:proofErr w:type="spellStart"/>
+      <w:r>
+        <w:t>i</w:t>
+      </w:r>
+      <w:proofErr w:type="spellEnd"/>
+      <w:r>
+        <w:t xml:space="preserve"> = 0</w:t>
+      </w:r>
+    </w:p>
+    <w:p>
+      <w:r>
+        <w:t>↓</w:t>
+      </w:r>
+    </w:p>
+    <w:p>
+      <w:proofErr w:type="spellStart"/>
+      <w:r>
+        <w:t>i</w:t>
+      </w:r>
+      <w:proofErr w:type="spellEnd"/>
+      <w:r>
+        <w:t xml:space="preserve"> = 1</w:t>
+      </w:r>
+    </w:p>
+    <w:p>
+      <w:r>
+        <w:t>↓</w:t>
+      </w:r>
+    </w:p>
+    <w:p>
+      <w:proofErr w:type="spellStart"/>
+      <w:r>
+        <w:t>i</w:t>
+      </w:r>
+      <w:proofErr w:type="spellEnd"/>
+      <w:r>
+        <w:t xml:space="preserve"> = 2</w:t>
+      </w:r>
+    </w:p>
+    <w:p>
+      <w:r>
+        <w:t>↓</w:t>
+      </w:r>
+    </w:p>
+    <w:p>
+      <w:r>
+        <w:t>...</w:t>
+      </w:r>
+    </w:p>
+    <w:p>
+      <w:r>
+        <w:t>↓</w:t>
+      </w:r>
+    </w:p>
+    <w:p>
+      <w:proofErr w:type="spellStart"/>
+      <w:r>
+        <w:t>i</w:t>
+      </w:r>
+      <w:proofErr w:type="spellEnd"/>
+      <w:r>
+        <w:t xml:space="preserve"> = n-1</w:t>
+      </w:r>
+    </w:p>
+    <w:p>
+      <w:r>
+        <w:t>The three parts:</w:t>
+      </w:r>
+    </w:p>
+    <w:p>
+      <w:proofErr w:type="gramStart"/>
+      <w:r>
+        <w:t>for(</w:t>
+      </w:r>
+      <w:proofErr w:type="gramEnd"/>
+      <w:r>
+        <w:t>initialization; condition; movement)</w:t>
+      </w:r>
+    </w:p>
+    <w:p>
+      <w:r>
+        <w:t>Here:</w:t>
+      </w:r>
+    </w:p>
+    <w:p>
+      <w:proofErr w:type="spellStart"/>
+      <w:r>
+        <w:t>i</w:t>
+      </w:r>
+      <w:proofErr w:type="spellEnd"/>
+      <w:r>
+        <w:t>=0</w:t>
+      </w:r>
+    </w:p>
+    <w:p>
+      <w:proofErr w:type="spellStart"/>
+      <w:r>
+        <w:t>i</w:t>
+      </w:r>
+      <w:proofErr w:type="spellEnd"/>
+      <w:r>
+        <w:t>&lt;n</w:t>
+      </w:r>
+    </w:p>
+    <w:p>
+      <w:proofErr w:type="spellStart"/>
+      <w:r>
+        <w:t>i</w:t>
+      </w:r>
+      <w:proofErr w:type="spellEnd"/>
+      <w:r>
+        <w:t>++</w:t>
+      </w:r>
+    </w:p>
+    <w:p>
+      <w:r>
+        <w:t>means:</w:t>
+      </w:r>
+    </w:p>
+    <w:p>
+      <w:r>
+        <w:t>Start at the first index, continue while inside the array, and move one position right each time.</w:t>
+      </w:r>
+    </w:p>
+    <w:p>
+      <w:r>
+        <w:pict w14:anchorId="07721E66">
+          <v:rect id="_x0000_i1246" style="width:0;height:1.5pt" o:hralign="center" o:hrstd="t" o:hr="t" fillcolor="#a0a0a0" stroked="f"/>
+        </w:pict>
+      </w:r>
+    </w:p>
+    <w:p>
+      <w:pPr>
+        <w:rPr>
+          <w:b/>
+          <w:bCs/>
+        </w:rPr>
+      </w:pPr>
+      <w:r>
+        <w:rPr>
+          <w:b/>
+          <w:bCs/>
+        </w:rPr>
+        <w:t xml:space="preserve">1.4 Why </w:t>
+      </w:r>
+      <w:proofErr w:type="spellStart"/>
+      <w:r>
+        <w:rPr>
+          <w:b/>
+          <w:bCs/>
+        </w:rPr>
+        <w:t>i</w:t>
+      </w:r>
+      <w:proofErr w:type="spellEnd"/>
+      <w:r>
+        <w:rPr>
+          <w:b/>
+          <w:bCs/>
+        </w:rPr>
+        <w:t xml:space="preserve"> &lt; n and NOT </w:t>
+      </w:r>
+      <w:proofErr w:type="spellStart"/>
+      <w:r>
+        <w:rPr>
+          <w:b/>
+          <w:bCs/>
+        </w:rPr>
+        <w:t>i</w:t>
+      </w:r>
+      <w:proofErr w:type="spellEnd"/>
+      <w:r>
+        <w:rPr>
+          <w:b/>
+          <w:bCs/>
+        </w:rPr>
+        <w:t xml:space="preserve"> &lt;= n?</w:t>
+      </w:r>
+    </w:p>
+    <w:p>
+      <w:r>
+        <w:t>Suppose:</w:t>
+      </w:r>
+    </w:p>
+    <w:p>
+      <w:r>
+        <w:t>n = 5</w:t>
+      </w:r>
+    </w:p>
+    <w:p>
+      <w:r>
+        <w:lastRenderedPageBreak/>
+        <w:t>Valid indices:</w:t>
+      </w:r>
+    </w:p>
+    <w:p>
+      <w:r>
+        <w:t>0 1 2 3 4</w:t>
+      </w:r>
+    </w:p>
+    <w:p>
+      <w:r>
+        <w:t>There is no:</w:t>
+      </w:r>
+    </w:p>
+    <w:p>
+      <w:proofErr w:type="spellStart"/>
+      <w:proofErr w:type="gramStart"/>
+      <w:r>
+        <w:t>arr</w:t>
+      </w:r>
+      <w:proofErr w:type="spellEnd"/>
+      <w:r>
+        <w:t>[</w:t>
+      </w:r>
+      <w:proofErr w:type="gramEnd"/>
+      <w:r>
+        <w:t>5]</w:t>
+      </w:r>
+    </w:p>
+    <w:p>
+      <w:r>
+        <w:t>Therefore:</w:t>
+      </w:r>
+    </w:p>
+    <w:p>
+      <w:proofErr w:type="spellStart"/>
+      <w:r>
+        <w:t>i</w:t>
+      </w:r>
+      <w:proofErr w:type="spellEnd"/>
+      <w:r>
+        <w:t xml:space="preserve"> &lt; n</w:t>
+      </w:r>
+    </w:p>
+    <w:p>
+      <w:r>
+        <w:t>gives:</w:t>
+      </w:r>
+    </w:p>
+    <w:p>
+      <w:r>
+        <w:t>0 1 2 3 4</w:t>
+      </w:r>
+    </w:p>
+    <w:p>
+      <w:r>
+        <w:t>But:</w:t>
+      </w:r>
+    </w:p>
+    <w:p>
+      <w:proofErr w:type="spellStart"/>
+      <w:r>
+        <w:t>i</w:t>
+      </w:r>
+      <w:proofErr w:type="spellEnd"/>
+      <w:r>
+        <w:t xml:space="preserve"> &lt;= n</w:t>
+      </w:r>
+    </w:p>
+    <w:p>
+      <w:r>
+        <w:t>gives:</w:t>
+      </w:r>
+    </w:p>
+    <w:p>
+      <w:r>
+        <w:t xml:space="preserve">0 1 2 3 4 </w:t>
+      </w:r>
+      <w:proofErr w:type="gramStart"/>
+      <w:r>
+        <w:t xml:space="preserve">5  </w:t>
+      </w:r>
+      <w:r>
+        <w:rPr>
+          <w:rFonts w:ascii="Segoe UI Emoji" w:hAnsi="Segoe UI Emoji" w:cs="Segoe UI Emoji"/>
+        </w:rPr>
+        <w:t>❌</w:t>
+      </w:r>
+      <w:proofErr w:type="gramEnd"/>
+    </w:p>
+    <w:p>
+      <w:pPr>
+        <w:rPr>
+          <w:b/>
+          <w:bCs/>
+        </w:rPr>
+      </w:pPr>
+      <w:r>
+        <w:rPr>
+          <w:b/>
+          <w:bCs/>
+        </w:rPr>
+        <w:t>Rule</w:t>
+      </w:r>
+    </w:p>
+    <w:p>
+      <w:r>
+        <w:rPr>
+          <w:b/>
+          <w:bCs/>
+        </w:rPr>
+        <w:t>Last index = size - 1</w:t>
+      </w:r>
+    </w:p>
+    <w:p>
+      <w:r>
+        <w:t>This is one of the most important things to internalize.</w:t>
+      </w:r>
+    </w:p>
+    <w:p>
+      <w:r>
+        <w:pict w14:anchorId="4004D87E">
+          <v:rect id="_x0000_i1247" style="width:0;height:1.5pt" o:hralign="center" o:hrstd="t" o:hr="t" fillcolor="#a0a0a0" stroked="f"/>
+        </w:pict>
+      </w:r>
+    </w:p>
+    <w:p>
+      <w:pPr>
+        <w:rPr>
+          <w:b/>
+          <w:bCs/>
+        </w:rPr>
+      </w:pPr>
+      <w:r>
+        <w:rPr>
+          <w:b/>
+          <w:bCs/>
+        </w:rPr>
+        <w:t>1.5 Reverse Traversal</w:t>
+      </w:r>
+    </w:p>
+    <w:p>
+      <w:r>
+        <w:t>To go from right to left:</w:t>
+      </w:r>
+    </w:p>
+    <w:p>
+      <w:proofErr w:type="gramStart"/>
+      <w:r>
+        <w:t>for(</w:t>
+      </w:r>
+      <w:proofErr w:type="gramEnd"/>
+      <w:r>
+        <w:t xml:space="preserve">int </w:t>
+      </w:r>
+      <w:proofErr w:type="spellStart"/>
+      <w:r>
+        <w:t>i</w:t>
+      </w:r>
+      <w:proofErr w:type="spellEnd"/>
+      <w:r>
+        <w:t xml:space="preserve">=n-1; </w:t>
+      </w:r>
+      <w:proofErr w:type="spellStart"/>
+      <w:r>
+        <w:t>i</w:t>
+      </w:r>
+      <w:proofErr w:type="spellEnd"/>
+      <w:r>
+        <w:t xml:space="preserve">&gt;=0; </w:t>
+      </w:r>
+      <w:proofErr w:type="spellStart"/>
+      <w:r>
+        <w:t>i</w:t>
+      </w:r>
+      <w:proofErr w:type="spellEnd"/>
+      <w:r>
+        <w:t>--)</w:t>
+      </w:r>
+    </w:p>
+    <w:p>
+      <w:r>
+        <w:t xml:space="preserve">    </w:t>
+      </w:r>
+      <w:proofErr w:type="spellStart"/>
+      <w:r>
+        <w:t>cout</w:t>
+      </w:r>
+      <w:proofErr w:type="spellEnd"/>
+      <w:r>
+        <w:t xml:space="preserve"> &lt;&lt; </w:t>
+      </w:r>
+      <w:proofErr w:type="spellStart"/>
+      <w:r>
+        <w:t>arr</w:t>
+      </w:r>
+      <w:proofErr w:type="spellEnd"/>
+      <w:r>
+        <w:t>[</w:t>
+      </w:r>
+      <w:proofErr w:type="spellStart"/>
+      <w:r>
+        <w:t>i</w:t>
+      </w:r>
+      <w:proofErr w:type="spellEnd"/>
+      <w:r>
+        <w:t>];</w:t>
+      </w:r>
+    </w:p>
+    <w:p>
+      <w:r>
+        <w:t>Think:</w:t>
+      </w:r>
+    </w:p>
+    <w:p>
+      <w:r>
+        <w:t>n-1 → n-2 → n-3 → ... → 0</w:t>
+      </w:r>
+    </w:p>
+    <w:p>
+      <w:r>
+        <w:t>For:</w:t>
+      </w:r>
+    </w:p>
+    <w:p>
+      <w:r>
+        <w:t>5 10 3 8 2</w:t>
+      </w:r>
+    </w:p>
+    <w:p>
+      <w:r>
+        <w:t>you get:</w:t>
+      </w:r>
+    </w:p>
+    <w:p>
+      <w:r>
+        <w:t>2 8 3 10 5</w:t>
+      </w:r>
+    </w:p>
+    <w:p>
+      <w:r>
+        <w:pict w14:anchorId="14F21E69">
+          <v:rect id="_x0000_i1248" style="width:0;height:1.5pt" o:hralign="center" o:hrstd="t" o:hr="t" fillcolor="#a0a0a0" stroked="f"/>
+        </w:pict>
+      </w:r>
+    </w:p>
+    <w:p>
+      <w:pPr>
+        <w:rPr>
+          <w:b/>
+          <w:bCs/>
+        </w:rPr>
+      </w:pPr>
+      <w:r>
+        <w:rPr>
+          <w:b/>
+          <w:bCs/>
+        </w:rPr>
+        <w:t>1.6 Traversing a Specific Range</w:t>
+      </w:r>
+    </w:p>
+    <w:p>
+      <w:r>
+        <w:lastRenderedPageBreak/>
+        <w:t>Suppose you only want:</w:t>
+      </w:r>
+    </w:p>
+    <w:p>
+      <w:r>
+        <w:t>index 2 → index 5</w:t>
+      </w:r>
+    </w:p>
+    <w:p>
+      <w:r>
+        <w:t>Use:</w:t>
+      </w:r>
+    </w:p>
+    <w:p>
+      <w:proofErr w:type="gramStart"/>
+      <w:r>
+        <w:t>for(</w:t>
+      </w:r>
+      <w:proofErr w:type="gramEnd"/>
+      <w:r>
+        <w:t xml:space="preserve">int </w:t>
+      </w:r>
+      <w:proofErr w:type="spellStart"/>
+      <w:r>
+        <w:t>i</w:t>
+      </w:r>
+      <w:proofErr w:type="spellEnd"/>
+      <w:r>
+        <w:t xml:space="preserve">=2; </w:t>
+      </w:r>
+      <w:proofErr w:type="spellStart"/>
+      <w:r>
+        <w:t>i</w:t>
+      </w:r>
+      <w:proofErr w:type="spellEnd"/>
+      <w:r>
+        <w:t xml:space="preserve">&lt;=5; </w:t>
+      </w:r>
+      <w:proofErr w:type="spellStart"/>
+      <w:r>
+        <w:t>i</w:t>
+      </w:r>
+      <w:proofErr w:type="spellEnd"/>
+      <w:r>
+        <w:t>++)</w:t>
+      </w:r>
+    </w:p>
+    <w:p>
+      <w:r>
+        <w:t>This gives:</w:t>
+      </w:r>
+    </w:p>
+    <w:p>
+      <w:r>
+        <w:t>2</w:t>
+      </w:r>
+    </w:p>
+    <w:p>
+      <w:r>
+        <w:t>3</w:t>
+      </w:r>
+    </w:p>
+    <w:p>
+      <w:r>
+        <w:t>4</w:t>
+      </w:r>
+    </w:p>
+    <w:p>
+      <w:r>
+        <w:t>5</w:t>
+      </w:r>
+    </w:p>
+    <w:p>
+      <w:r>
+        <w:t xml:space="preserve">This is important because later, when we discuss </w:t>
+      </w:r>
+      <w:r>
+        <w:rPr>
+          <w:b/>
+          <w:bCs/>
+        </w:rPr>
+        <w:t>subarrays</w:t>
+      </w:r>
+      <w:r>
+        <w:t>, you'll constantly use:</w:t>
+      </w:r>
+    </w:p>
+    <w:p>
+      <w:proofErr w:type="gramStart"/>
+      <w:r>
+        <w:t>for(</w:t>
+      </w:r>
+      <w:proofErr w:type="gramEnd"/>
+      <w:r>
+        <w:t xml:space="preserve">int </w:t>
+      </w:r>
+      <w:proofErr w:type="spellStart"/>
+      <w:r>
+        <w:t>i</w:t>
+      </w:r>
+      <w:proofErr w:type="spellEnd"/>
+      <w:r>
+        <w:t xml:space="preserve">=l; </w:t>
+      </w:r>
+      <w:proofErr w:type="spellStart"/>
+      <w:r>
+        <w:t>i</w:t>
+      </w:r>
+      <w:proofErr w:type="spellEnd"/>
+      <w:r>
+        <w:t xml:space="preserve">&lt;=r; </w:t>
+      </w:r>
+      <w:proofErr w:type="spellStart"/>
+      <w:r>
+        <w:t>i</w:t>
+      </w:r>
+      <w:proofErr w:type="spellEnd"/>
+      <w:r>
+        <w:t>++)</w:t>
+      </w:r>
+    </w:p>
+    <w:p>
+      <w:r>
+        <w:t>Think:</w:t>
+      </w:r>
+    </w:p>
+    <w:p>
+      <w:r>
+        <w:t>Start at l, stop at r, including both.</w:t>
+      </w:r>
+    </w:p>
+    <w:p>
+      <w:r>
+        <w:pict w14:anchorId="2785644F">
+          <v:rect id="_x0000_i1249" style="width:0;height:1.5pt" o:hralign="center" o:hrstd="t" o:hr="t" fillcolor="#a0a0a0" stroked="f"/>
+        </w:pict>
+      </w:r>
+    </w:p>
+    <w:p>
+      <w:pPr>
+        <w:rPr>
+          <w:b/>
+          <w:bCs/>
+        </w:rPr>
+      </w:pPr>
+      <w:r>
+        <w:rPr>
+          <w:b/>
+          <w:bCs/>
+        </w:rPr>
+        <w:t>1.7 Array Element vs Index</w:t>
+      </w:r>
+    </w:p>
+    <w:p>
+      <w:r>
+        <w:t>This distinction causes a lot of mistakes.</w:t>
+      </w:r>
+    </w:p>
+    <w:p>
+      <w:r>
+        <w:t>Suppose:</w:t>
+      </w:r>
+    </w:p>
+    <w:p>
+      <w:r>
+        <w:t>index:  0   1   2   3</w:t>
+      </w:r>
+    </w:p>
+    <w:p>
+      <w:r>
+        <w:t xml:space="preserve">value:  </w:t>
+      </w:r>
+      <w:proofErr w:type="gramStart"/>
+      <w:r>
+        <w:t>7  12</w:t>
+      </w:r>
+      <w:proofErr w:type="gramEnd"/>
+      <w:r>
+        <w:t xml:space="preserve">   4   9</w:t>
+      </w:r>
+    </w:p>
+    <w:p>
+      <w:r>
+        <w:t>When:</w:t>
+      </w:r>
+    </w:p>
+    <w:p>
+      <w:proofErr w:type="spellStart"/>
+      <w:r>
+        <w:t>i</w:t>
+      </w:r>
+      <w:proofErr w:type="spellEnd"/>
+      <w:r>
+        <w:t xml:space="preserve"> = 2;</w:t>
+      </w:r>
+    </w:p>
+    <w:p>
+      <w:r>
+        <w:t>Then:</w:t>
+      </w:r>
+    </w:p>
+    <w:p>
+      <w:proofErr w:type="spellStart"/>
+      <w:r>
+        <w:t>i</w:t>
+      </w:r>
+      <w:proofErr w:type="spellEnd"/>
+      <w:r>
+        <w:t xml:space="preserve">       → 2</w:t>
+      </w:r>
+    </w:p>
+    <w:p>
+      <w:proofErr w:type="spellStart"/>
+      <w:r>
+        <w:t>arr</w:t>
+      </w:r>
+      <w:proofErr w:type="spellEnd"/>
+      <w:r>
+        <w:t>[</w:t>
+      </w:r>
+      <w:proofErr w:type="spellStart"/>
+      <w:r>
+        <w:t>i</w:t>
+      </w:r>
+      <w:proofErr w:type="spellEnd"/>
+      <w:proofErr w:type="gramStart"/>
+      <w:r>
+        <w:t>]  →</w:t>
+      </w:r>
+      <w:proofErr w:type="gramEnd"/>
+      <w:r>
+        <w:t xml:space="preserve"> 4</w:t>
+      </w:r>
+    </w:p>
+    <w:p>
+      <w:r>
+        <w:t>So:</w:t>
+      </w:r>
+    </w:p>
+    <w:p>
+      <w:proofErr w:type="spellStart"/>
+      <w:r>
+        <w:t>i</w:t>
+      </w:r>
+      <w:proofErr w:type="spellEnd"/>
+      <w:r>
+        <w:t xml:space="preserve"> = POSITION</w:t>
+      </w:r>
+    </w:p>
+    <w:p/>
+    <w:p>
+      <w:proofErr w:type="spellStart"/>
+      <w:r>
+        <w:t>arr</w:t>
+      </w:r>
+      <w:proofErr w:type="spellEnd"/>
+      <w:r>
+        <w:t>[</w:t>
+      </w:r>
+      <w:proofErr w:type="spellStart"/>
+      <w:r>
+        <w:t>i</w:t>
+      </w:r>
+      <w:proofErr w:type="spellEnd"/>
+      <w:r>
+        <w:t>] = VALUE AT THAT POSITION</w:t>
+      </w:r>
+    </w:p>
+    <w:p>
+      <w:r>
+        <w:lastRenderedPageBreak/>
+        <w:t>This becomes extremely important for expressions such as:</w:t>
+      </w:r>
+    </w:p>
+    <w:p>
+      <w:r>
+        <w:t xml:space="preserve">maxi = </w:t>
+      </w:r>
+      <w:proofErr w:type="gramStart"/>
+      <w:r>
+        <w:t>max(</w:t>
+      </w:r>
+      <w:proofErr w:type="gramEnd"/>
+      <w:r>
+        <w:t xml:space="preserve">maxi, </w:t>
+      </w:r>
+      <w:proofErr w:type="spellStart"/>
+      <w:r>
+        <w:t>arr</w:t>
+      </w:r>
+      <w:proofErr w:type="spellEnd"/>
+      <w:r>
+        <w:t>[</w:t>
+      </w:r>
+      <w:proofErr w:type="spellStart"/>
+      <w:r>
+        <w:t>i</w:t>
+      </w:r>
+      <w:proofErr w:type="spellEnd"/>
+      <w:r>
+        <w:t>]);</w:t>
+      </w:r>
+    </w:p>
+    <w:p>
+      <w:r>
+        <w:t>Here:</w:t>
+      </w:r>
+    </w:p>
+    <w:p>
+      <w:r>
+        <w:t>maxi</w:t>
+      </w:r>
+    </w:p>
+    <w:p>
+      <w:r>
+        <w:t xml:space="preserve">is a </w:t>
+      </w:r>
+      <w:r>
+        <w:rPr>
+          <w:b/>
+          <w:bCs/>
+        </w:rPr>
+        <w:t>value</w:t>
+      </w:r>
+      <w:r>
+        <w:t>.</w:t>
+      </w:r>
+    </w:p>
+    <w:p>
+      <w:r>
+        <w:t>and:</w:t>
+      </w:r>
+    </w:p>
+    <w:p>
+      <w:proofErr w:type="spellStart"/>
+      <w:r>
+        <w:t>arr</w:t>
+      </w:r>
+      <w:proofErr w:type="spellEnd"/>
+      <w:r>
+        <w:t>[</w:t>
+      </w:r>
+      <w:proofErr w:type="spellStart"/>
+      <w:r>
+        <w:t>i</w:t>
+      </w:r>
+      <w:proofErr w:type="spellEnd"/>
+      <w:r>
+        <w:t>]</w:t>
+      </w:r>
+    </w:p>
+    <w:p>
+      <w:r>
+        <w:t xml:space="preserve">is another </w:t>
+      </w:r>
+      <w:r>
+        <w:rPr>
+          <w:b/>
+          <w:bCs/>
+        </w:rPr>
+        <w:t>value</w:t>
+      </w:r>
+      <w:r>
+        <w:t>.</w:t>
+      </w:r>
+    </w:p>
+    <w:p>
+      <w:r>
+        <w:t>We are asking:</w:t>
+      </w:r>
+    </w:p>
+    <w:p>
+      <w:r>
+        <w:t>Which value is larger?</w:t>
+      </w:r>
+    </w:p>
+    <w:p>
+      <w:r>
+        <w:pict w14:anchorId="4365ED16">
+          <v:rect id="_x0000_i1250" style="width:0;height:1.5pt" o:hralign="center" o:hrstd="t" o:hr="t" fillcolor="#a0a0a0" stroked="f"/>
+        </w:pict>
+      </w:r>
+    </w:p>
+    <w:p>
+      <w:pPr>
+        <w:rPr>
+          <w:b/>
+          <w:bCs/>
+        </w:rPr>
+      </w:pPr>
+      <w:r>
+        <w:rPr>
+          <w:b/>
+          <w:bCs/>
+        </w:rPr>
+        <w:t xml:space="preserve">1.8 The </w:t>
+      </w:r>
+      <w:proofErr w:type="gramStart"/>
+      <w:r>
+        <w:rPr>
+          <w:b/>
+          <w:bCs/>
+        </w:rPr>
+        <w:t>max(</w:t>
+      </w:r>
+      <w:proofErr w:type="gramEnd"/>
+      <w:r>
+        <w:rPr>
+          <w:b/>
+          <w:bCs/>
+        </w:rPr>
+        <w:t>) Pattern</w:t>
+      </w:r>
+    </w:p>
+    <w:p>
+      <w:r>
+        <w:t>Suppose:</w:t>
+      </w:r>
+    </w:p>
+    <w:p>
+      <w:r>
+        <w:t>5 10 3 8</w:t>
+      </w:r>
+    </w:p>
+    <w:p>
+      <w:r>
+        <w:t>You want maximum.</w:t>
+      </w:r>
+    </w:p>
+    <w:p>
+      <w:r>
+        <w:t>Start:</w:t>
+      </w:r>
+    </w:p>
+    <w:p>
+      <w:r>
+        <w:t xml:space="preserve">int maxi = </w:t>
+      </w:r>
+      <w:proofErr w:type="spellStart"/>
+      <w:proofErr w:type="gramStart"/>
+      <w:r>
+        <w:t>arr</w:t>
+      </w:r>
+      <w:proofErr w:type="spellEnd"/>
+      <w:r>
+        <w:t>[</w:t>
+      </w:r>
+      <w:proofErr w:type="gramEnd"/>
+      <w:r>
+        <w:t>0];</w:t>
+      </w:r>
+    </w:p>
+    <w:p>
+      <w:r>
+        <w:t>So:</w:t>
+      </w:r>
+    </w:p>
+    <w:p>
+      <w:r>
+        <w:t>maxi = 5</w:t>
+      </w:r>
+    </w:p>
+    <w:p>
+      <w:r>
+        <w:t>Then:</w:t>
+      </w:r>
+    </w:p>
+    <w:p>
+      <w:r>
+        <w:t xml:space="preserve">maxi = </w:t>
+      </w:r>
+      <w:proofErr w:type="gramStart"/>
+      <w:r>
+        <w:t>max(</w:t>
+      </w:r>
+      <w:proofErr w:type="gramEnd"/>
+      <w:r>
+        <w:t xml:space="preserve">maxi, </w:t>
+      </w:r>
+      <w:proofErr w:type="spellStart"/>
+      <w:r>
+        <w:t>arr</w:t>
+      </w:r>
+      <w:proofErr w:type="spellEnd"/>
+      <w:r>
+        <w:t>[</w:t>
+      </w:r>
+      <w:proofErr w:type="spellStart"/>
+      <w:r>
+        <w:t>i</w:t>
+      </w:r>
+      <w:proofErr w:type="spellEnd"/>
+      <w:r>
+        <w:t>]);</w:t>
+      </w:r>
+    </w:p>
+    <w:p>
+      <w:r>
+        <w:t>Think of it as:</w:t>
+      </w:r>
+    </w:p>
+    <w:p>
+      <w:r>
+        <w:t>old maximum</w:t>
+      </w:r>
+    </w:p>
+    <w:p>
+      <w:r>
+        <w:t xml:space="preserve">      ↓</w:t>
+      </w:r>
+    </w:p>
+    <w:p>
+      <w:r>
+        <w:t xml:space="preserve">   </w:t>
+      </w:r>
+      <w:proofErr w:type="gramStart"/>
+      <w:r>
+        <w:t>max(</w:t>
+      </w:r>
+      <w:proofErr w:type="gramEnd"/>
+      <w:r>
+        <w:t>5,10)</w:t>
+      </w:r>
+    </w:p>
+    <w:p>
+      <w:r>
+        <w:t xml:space="preserve">       ↓</w:t>
+      </w:r>
+    </w:p>
+    <w:p>
+      <w:r>
+        <w:t xml:space="preserve">      10</w:t>
+      </w:r>
+    </w:p>
+    <w:p>
+      <w:r>
+        <w:t>Next:</w:t>
+      </w:r>
+    </w:p>
+    <w:p>
+      <w:proofErr w:type="gramStart"/>
+      <w:r>
+        <w:lastRenderedPageBreak/>
+        <w:t>max(</w:t>
+      </w:r>
+      <w:proofErr w:type="gramEnd"/>
+      <w:r>
+        <w:t>10,3) → 10</w:t>
+      </w:r>
+    </w:p>
+    <w:p>
+      <w:r>
+        <w:t>Next:</w:t>
+      </w:r>
+    </w:p>
+    <w:p>
+      <w:proofErr w:type="gramStart"/>
+      <w:r>
+        <w:t>max(</w:t>
+      </w:r>
+      <w:proofErr w:type="gramEnd"/>
+      <w:r>
+        <w:t>10,8) → 10</w:t>
+      </w:r>
+    </w:p>
+    <w:p>
+      <w:r>
+        <w:t>Final:</w:t>
+      </w:r>
+    </w:p>
+    <w:p>
+      <w:r>
+        <w:t>maxi = 10</w:t>
+      </w:r>
+    </w:p>
+    <w:p>
+      <w:pPr>
+        <w:rPr>
+          <w:b/>
+          <w:bCs/>
+        </w:rPr>
+      </w:pPr>
+      <w:r>
+        <w:rPr>
+          <w:b/>
+          <w:bCs/>
+        </w:rPr>
+        <w:t>Mental pattern</w:t>
+      </w:r>
+    </w:p>
+    <w:p>
+      <w:r>
+        <w:t>Whenever you see:</w:t>
+      </w:r>
+    </w:p>
+    <w:p>
+      <w:r>
+        <w:t>max(</w:t>
+      </w:r>
+      <w:proofErr w:type="spellStart"/>
+      <w:proofErr w:type="gramStart"/>
+      <w:r>
+        <w:t>x,y</w:t>
+      </w:r>
+      <w:proofErr w:type="spellEnd"/>
+      <w:proofErr w:type="gramEnd"/>
+      <w:r>
+        <w:t>)</w:t>
+      </w:r>
+    </w:p>
+    <w:p>
+      <w:r>
+        <w:t>ask:</w:t>
+      </w:r>
+    </w:p>
+    <w:p>
+      <w:r>
+        <w:rPr>
+          <w:b/>
+          <w:bCs/>
+        </w:rPr>
+        <w:t>What are the two candidates I am comparing right now?</w:t>
+      </w:r>
+    </w:p>
+    <w:p>
+      <w:r>
+        <w:t>For maximum in an array:</w:t>
+      </w:r>
+    </w:p>
+    <w:p>
+      <w:r>
+        <w:t>candidate 1 → best answer so far</w:t>
+      </w:r>
+    </w:p>
+    <w:p>
+      <w:r>
+        <w:t>candidate 2 → current element</w:t>
+      </w:r>
+    </w:p>
+    <w:p>
+      <w:r>
+        <w:t>Therefore:</w:t>
+      </w:r>
+    </w:p>
+    <w:p>
+      <w:r>
+        <w:t xml:space="preserve">maxi = </w:t>
+      </w:r>
+      <w:proofErr w:type="gramStart"/>
+      <w:r>
+        <w:t>max(</w:t>
+      </w:r>
+      <w:proofErr w:type="gramEnd"/>
+      <w:r>
+        <w:t xml:space="preserve">maxi, </w:t>
+      </w:r>
+      <w:proofErr w:type="spellStart"/>
+      <w:r>
+        <w:t>arr</w:t>
+      </w:r>
+      <w:proofErr w:type="spellEnd"/>
+      <w:r>
+        <w:t>[</w:t>
+      </w:r>
+      <w:proofErr w:type="spellStart"/>
+      <w:r>
+        <w:t>i</w:t>
+      </w:r>
+      <w:proofErr w:type="spellEnd"/>
+      <w:r>
+        <w:t>]);</w:t>
+      </w:r>
+    </w:p>
+    <w:p>
+      <w:r>
+        <w:pict w14:anchorId="38453C49">
+          <v:rect id="_x0000_i1251" style="width:0;height:1.5pt" o:hralign="center" o:hrstd="t" o:hr="t" fillcolor="#a0a0a0" stroked="f"/>
+        </w:pict>
+      </w:r>
+    </w:p>
+    <w:p>
+      <w:pPr>
+        <w:rPr>
+          <w:b/>
+          <w:bCs/>
+        </w:rPr>
+      </w:pPr>
+      <w:r>
+        <w:rPr>
+          <w:b/>
+          <w:bCs/>
+        </w:rPr>
+        <w:t>1.9 Minimum Is Exactly the Same</w:t>
+      </w:r>
+    </w:p>
+    <w:p>
+      <w:r>
+        <w:t xml:space="preserve">int mini = </w:t>
+      </w:r>
+      <w:proofErr w:type="spellStart"/>
+      <w:proofErr w:type="gramStart"/>
+      <w:r>
+        <w:t>arr</w:t>
+      </w:r>
+      <w:proofErr w:type="spellEnd"/>
+      <w:r>
+        <w:t>[</w:t>
+      </w:r>
+      <w:proofErr w:type="gramEnd"/>
+      <w:r>
+        <w:t>0];</w:t>
+      </w:r>
+    </w:p>
+    <w:p/>
+    <w:p>
+      <w:proofErr w:type="gramStart"/>
+      <w:r>
+        <w:t>for(</w:t>
+      </w:r>
+      <w:proofErr w:type="gramEnd"/>
+      <w:r>
+        <w:t xml:space="preserve">int </w:t>
+      </w:r>
+      <w:proofErr w:type="spellStart"/>
+      <w:r>
+        <w:t>i</w:t>
+      </w:r>
+      <w:proofErr w:type="spellEnd"/>
+      <w:r>
+        <w:t xml:space="preserve">=1; </w:t>
+      </w:r>
+      <w:proofErr w:type="spellStart"/>
+      <w:r>
+        <w:t>i</w:t>
+      </w:r>
+      <w:proofErr w:type="spellEnd"/>
+      <w:r>
+        <w:t xml:space="preserve">&lt;n; </w:t>
+      </w:r>
+      <w:proofErr w:type="spellStart"/>
+      <w:r>
+        <w:t>i</w:t>
+      </w:r>
+      <w:proofErr w:type="spellEnd"/>
+      <w:r>
+        <w:t>++)</w:t>
+      </w:r>
+    </w:p>
+    <w:p>
+      <w:r>
+        <w:t xml:space="preserve">    mini = </w:t>
+      </w:r>
+      <w:proofErr w:type="gramStart"/>
+      <w:r>
+        <w:t>min(</w:t>
+      </w:r>
+      <w:proofErr w:type="gramEnd"/>
+      <w:r>
+        <w:t xml:space="preserve">mini, </w:t>
+      </w:r>
+      <w:proofErr w:type="spellStart"/>
+      <w:r>
+        <w:t>arr</w:t>
+      </w:r>
+      <w:proofErr w:type="spellEnd"/>
+      <w:r>
+        <w:t>[</w:t>
+      </w:r>
+      <w:proofErr w:type="spellStart"/>
+      <w:r>
+        <w:t>i</w:t>
+      </w:r>
+      <w:proofErr w:type="spellEnd"/>
+      <w:r>
+        <w:t>]);</w:t>
+      </w:r>
+    </w:p>
+    <w:p>
+      <w:r>
+        <w:t>Mental model:</w:t>
+      </w:r>
+    </w:p>
+    <w:p>
+      <w:r>
+        <w:t>best minimum so far</w:t>
+      </w:r>
+    </w:p>
+    <w:p>
+      <w:r>
+        <w:t xml:space="preserve">        vs</w:t>
+      </w:r>
+    </w:p>
+    <w:p>
+      <w:r>
+        <w:t>current element</w:t>
+      </w:r>
+    </w:p>
+    <w:p>
+      <w:r>
+        <w:pict w14:anchorId="53268772">
+          <v:rect id="_x0000_i1252" style="width:0;height:1.5pt" o:hralign="center" o:hrstd="t" o:hr="t" fillcolor="#a0a0a0" stroked="f"/>
+        </w:pict>
+      </w:r>
+    </w:p>
+    <w:p>
+      <w:pPr>
+        <w:rPr>
+          <w:b/>
+          <w:bCs/>
+        </w:rPr>
+      </w:pPr>
+      <w:r>
+        <w:rPr>
+          <w:b/>
+          <w:bCs/>
+        </w:rPr>
+        <w:t xml:space="preserve">1.10 Why Start at </w:t>
+      </w:r>
+      <w:proofErr w:type="spellStart"/>
+      <w:r>
+        <w:rPr>
+          <w:b/>
+          <w:bCs/>
+        </w:rPr>
+        <w:t>i</w:t>
+      </w:r>
+      <w:proofErr w:type="spellEnd"/>
+      <w:r>
+        <w:rPr>
+          <w:b/>
+          <w:bCs/>
+        </w:rPr>
+        <w:t>=1?</w:t>
+      </w:r>
+    </w:p>
+    <w:p>
+      <w:r>
+        <w:t>Notice:</w:t>
+      </w:r>
+    </w:p>
+    <w:p>
+      <w:r>
+        <w:lastRenderedPageBreak/>
+        <w:t xml:space="preserve">int maxi = </w:t>
+      </w:r>
+      <w:proofErr w:type="spellStart"/>
+      <w:proofErr w:type="gramStart"/>
+      <w:r>
+        <w:t>arr</w:t>
+      </w:r>
+      <w:proofErr w:type="spellEnd"/>
+      <w:r>
+        <w:t>[</w:t>
+      </w:r>
+      <w:proofErr w:type="gramEnd"/>
+      <w:r>
+        <w:t>0];</w:t>
+      </w:r>
+    </w:p>
+    <w:p/>
+    <w:p>
+      <w:proofErr w:type="gramStart"/>
+      <w:r>
+        <w:t>for(</w:t>
+      </w:r>
+      <w:proofErr w:type="gramEnd"/>
+      <w:r>
+        <w:t xml:space="preserve">int </w:t>
+      </w:r>
+      <w:proofErr w:type="spellStart"/>
+      <w:r>
+        <w:t>i</w:t>
+      </w:r>
+      <w:proofErr w:type="spellEnd"/>
+      <w:r>
+        <w:t xml:space="preserve">=1; </w:t>
+      </w:r>
+      <w:proofErr w:type="spellStart"/>
+      <w:r>
+        <w:t>i</w:t>
+      </w:r>
+      <w:proofErr w:type="spellEnd"/>
+      <w:r>
+        <w:t xml:space="preserve">&lt;n; </w:t>
+      </w:r>
+      <w:proofErr w:type="spellStart"/>
+      <w:r>
+        <w:t>i</w:t>
+      </w:r>
+      <w:proofErr w:type="spellEnd"/>
+      <w:r>
+        <w:t>++)</w:t>
+      </w:r>
+    </w:p>
+    <w:p>
+      <w:r>
+        <w:t xml:space="preserve">Why not </w:t>
+      </w:r>
+      <w:proofErr w:type="spellStart"/>
+      <w:r>
+        <w:t>i</w:t>
+      </w:r>
+      <w:proofErr w:type="spellEnd"/>
+      <w:r>
+        <w:t>=0?</w:t>
+      </w:r>
+    </w:p>
+    <w:p>
+      <w:r>
+        <w:t>Because we have already processed:</w:t>
+      </w:r>
+    </w:p>
+    <w:p>
+      <w:proofErr w:type="spellStart"/>
+      <w:proofErr w:type="gramStart"/>
+      <w:r>
+        <w:t>arr</w:t>
+      </w:r>
+      <w:proofErr w:type="spellEnd"/>
+      <w:r>
+        <w:t>[</w:t>
+      </w:r>
+      <w:proofErr w:type="gramEnd"/>
+      <w:r>
+        <w:t>0]</w:t>
+      </w:r>
+    </w:p>
+    <w:p>
+      <w:r>
+        <w:t>as our initial maximum.</w:t>
+      </w:r>
+    </w:p>
+    <w:p>
+      <w:proofErr w:type="gramStart"/>
+      <w:r>
+        <w:t>So</w:t>
+      </w:r>
+      <w:proofErr w:type="gramEnd"/>
+      <w:r>
+        <w:t xml:space="preserve"> we start comparing from:</w:t>
+      </w:r>
+    </w:p>
+    <w:p>
+      <w:proofErr w:type="spellStart"/>
+      <w:proofErr w:type="gramStart"/>
+      <w:r>
+        <w:t>arr</w:t>
+      </w:r>
+      <w:proofErr w:type="spellEnd"/>
+      <w:r>
+        <w:t>[</w:t>
+      </w:r>
+      <w:proofErr w:type="gramEnd"/>
+      <w:r>
+        <w:t>1]</w:t>
+      </w:r>
+    </w:p>
+    <w:p>
+      <w:r>
+        <w:t>This avoids doing unnecessary work.</w:t>
+      </w:r>
+    </w:p>
+    <w:p>
+      <w:r>
+        <w:t>You could technically start from 0 too, but the above is the cleaner pattern.</w:t>
+      </w:r>
+    </w:p>
+    <w:p>
+      <w:r>
+        <w:pict w14:anchorId="082712D5">
+          <v:rect id="_x0000_i1253" style="width:0;height:1.5pt" o:hralign="center" o:hrstd="t" o:hr="t" fillcolor="#a0a0a0" stroked="f"/>
+        </w:pict>
+      </w:r>
+    </w:p>
+    <w:p>
+      <w:pPr>
+        <w:rPr>
+          <w:b/>
+          <w:bCs/>
+        </w:rPr>
+      </w:pPr>
+      <w:r>
+        <w:rPr>
+          <w:b/>
+          <w:bCs/>
+        </w:rPr>
+        <w:t>1.11 Sum of an Array</w:t>
+      </w:r>
+    </w:p>
+    <w:p>
+      <w:r>
+        <w:t>The pattern:</w:t>
+      </w:r>
+    </w:p>
+    <w:p>
+      <w:r>
+        <w:t>int sum = 0;</w:t>
+      </w:r>
+    </w:p>
+    <w:p/>
+    <w:p>
+      <w:proofErr w:type="gramStart"/>
+      <w:r>
+        <w:t>for(</w:t>
+      </w:r>
+      <w:proofErr w:type="gramEnd"/>
+      <w:r>
+        <w:t xml:space="preserve">int </w:t>
+      </w:r>
+      <w:proofErr w:type="spellStart"/>
+      <w:r>
+        <w:t>i</w:t>
+      </w:r>
+      <w:proofErr w:type="spellEnd"/>
+      <w:r>
+        <w:t xml:space="preserve">=0; </w:t>
+      </w:r>
+      <w:proofErr w:type="spellStart"/>
+      <w:r>
+        <w:t>i</w:t>
+      </w:r>
+      <w:proofErr w:type="spellEnd"/>
+      <w:r>
+        <w:t xml:space="preserve">&lt;n; </w:t>
+      </w:r>
+      <w:proofErr w:type="spellStart"/>
+      <w:r>
+        <w:t>i</w:t>
+      </w:r>
+      <w:proofErr w:type="spellEnd"/>
+      <w:r>
+        <w:t>++)</w:t>
+      </w:r>
+    </w:p>
+    <w:p>
+      <w:r>
+        <w:t xml:space="preserve">    sum += </w:t>
+      </w:r>
+      <w:proofErr w:type="spellStart"/>
+      <w:r>
+        <w:t>arr</w:t>
+      </w:r>
+      <w:proofErr w:type="spellEnd"/>
+      <w:r>
+        <w:t>[</w:t>
+      </w:r>
+      <w:proofErr w:type="spellStart"/>
+      <w:r>
+        <w:t>i</w:t>
+      </w:r>
+      <w:proofErr w:type="spellEnd"/>
+      <w:r>
+        <w:t>];</w:t>
+      </w:r>
+    </w:p>
+    <w:p>
+      <w:r>
+        <w:t>Mental model:</w:t>
+      </w:r>
+    </w:p>
+    <w:p>
+      <w:r>
+        <w:t>sum = previous sum + current element</w:t>
+      </w:r>
+    </w:p>
+    <w:p>
+      <w:r>
+        <w:t>Example:</w:t>
+      </w:r>
+    </w:p>
+    <w:p>
+      <w:r>
+        <w:t>5 10 3</w:t>
+      </w:r>
+    </w:p>
+    <w:p>
+      <w:r>
+        <w:t>Progress:</w:t>
+      </w:r>
+    </w:p>
+    <w:p>
+      <w:r>
+        <w:t>sum = 0</w:t>
+      </w:r>
+    </w:p>
+    <w:p/>
+    <w:p>
+      <w:r>
+        <w:t xml:space="preserve">sum = 0 + </w:t>
+      </w:r>
+      <w:proofErr w:type="gramStart"/>
+      <w:r>
+        <w:t>5  →</w:t>
+      </w:r>
+      <w:proofErr w:type="gramEnd"/>
+      <w:r>
+        <w:t xml:space="preserve"> 5</w:t>
+      </w:r>
+    </w:p>
+    <w:p/>
+    <w:p>
+      <w:r>
+        <w:t>sum = 5 + 10 → 15</w:t>
+      </w:r>
+    </w:p>
+    <w:p/>
+    <w:p>
+      <w:r>
+        <w:t>sum = 15 + 3 → 18</w:t>
+      </w:r>
+    </w:p>
+    <w:p>
+      <w:proofErr w:type="gramStart"/>
+      <w:r>
+        <w:t>So</w:t>
+      </w:r>
+      <w:proofErr w:type="gramEnd"/>
+      <w:r>
+        <w:t xml:space="preserve"> whenever you see:</w:t>
+      </w:r>
+    </w:p>
+    <w:p>
+      <w:r>
+        <w:t>Find total/sum of elements</w:t>
+      </w:r>
+    </w:p>
+    <w:p>
+      <w:r>
+        <w:t>think:</w:t>
+      </w:r>
+    </w:p>
+    <w:p>
+      <w:r>
+        <w:t xml:space="preserve">sum += </w:t>
+      </w:r>
+      <w:proofErr w:type="spellStart"/>
+      <w:r>
+        <w:t>arr</w:t>
+      </w:r>
+      <w:proofErr w:type="spellEnd"/>
+      <w:r>
+        <w:t>[</w:t>
+      </w:r>
+      <w:proofErr w:type="spellStart"/>
+      <w:r>
+        <w:t>i</w:t>
+      </w:r>
+      <w:proofErr w:type="spellEnd"/>
+      <w:r>
+        <w:t>];</w:t>
+      </w:r>
+    </w:p>
+    <w:p>
+      <w:r>
+        <w:pict w14:anchorId="5E0A36DD">
+          <v:rect id="_x0000_i1254" style="width:0;height:1.5pt" o:hralign="center" o:hrstd="t" o:hr="t" fillcolor="#a0a0a0" stroked="f"/>
+        </w:pict>
+      </w:r>
+    </w:p>
+    <w:p>
+      <w:pPr>
+        <w:rPr>
+          <w:b/>
+          <w:bCs/>
+        </w:rPr>
+      </w:pPr>
+      <w:r>
+        <w:rPr>
+          <w:b/>
+          <w:bCs/>
+        </w:rPr>
+        <w:t>1.12 Counting Elements</w:t>
+      </w:r>
+    </w:p>
+    <w:p>
+      <w:r>
+        <w:t>Suppose:</w:t>
+      </w:r>
+    </w:p>
+    <w:p>
+      <w:r>
+        <w:t>Count how many even numbers exist.</w:t>
+      </w:r>
+    </w:p>
+    <w:p>
+      <w:r>
+        <w:t>Think:</w:t>
+      </w:r>
+    </w:p>
+    <w:p>
+      <w:r>
+        <w:t>For every element:</w:t>
+      </w:r>
+    </w:p>
+    <w:p/>
+    <w:p>
+      <w:r>
+        <w:t>Is it even?</w:t>
+      </w:r>
+    </w:p>
+    <w:p/>
+    <w:p>
+      <w:r>
+        <w:t>YES → increase count.</w:t>
+      </w:r>
+    </w:p>
+    <w:p>
+      <w:proofErr w:type="gramStart"/>
+      <w:r>
+        <w:t>NO  →</w:t>
+      </w:r>
+      <w:proofErr w:type="gramEnd"/>
+      <w:r>
+        <w:t xml:space="preserve"> do nothing.</w:t>
+      </w:r>
+    </w:p>
+    <w:p>
+      <w:r>
+        <w:t>Code:</w:t>
+      </w:r>
+    </w:p>
+    <w:p>
+      <w:r>
+        <w:t>int count = 0;</w:t>
+      </w:r>
+    </w:p>
+    <w:p/>
+    <w:p>
+      <w:proofErr w:type="gramStart"/>
+      <w:r>
+        <w:t>for(</w:t>
+      </w:r>
+      <w:proofErr w:type="gramEnd"/>
+      <w:r>
+        <w:t xml:space="preserve">int </w:t>
+      </w:r>
+      <w:proofErr w:type="spellStart"/>
+      <w:r>
+        <w:t>i</w:t>
+      </w:r>
+      <w:proofErr w:type="spellEnd"/>
+      <w:r>
+        <w:t xml:space="preserve">=0; </w:t>
+      </w:r>
+      <w:proofErr w:type="spellStart"/>
+      <w:r>
+        <w:t>i</w:t>
+      </w:r>
+      <w:proofErr w:type="spellEnd"/>
+      <w:r>
+        <w:t xml:space="preserve">&lt;n; </w:t>
+      </w:r>
+      <w:proofErr w:type="spellStart"/>
+      <w:r>
+        <w:t>i</w:t>
+      </w:r>
+      <w:proofErr w:type="spellEnd"/>
+      <w:r>
+        <w:t>++)</w:t>
+      </w:r>
+    </w:p>
+    <w:p>
+      <w:r>
+        <w:t xml:space="preserve">    if(</w:t>
+      </w:r>
+      <w:proofErr w:type="spellStart"/>
+      <w:r>
+        <w:t>arr</w:t>
+      </w:r>
+      <w:proofErr w:type="spellEnd"/>
+      <w:r>
+        <w:t>[</w:t>
+      </w:r>
+      <w:proofErr w:type="spellStart"/>
+      <w:r>
+        <w:t>i</w:t>
+      </w:r>
+      <w:proofErr w:type="spellEnd"/>
+      <w:r>
+        <w:t>] % 2 == 0)</w:t>
+      </w:r>
+    </w:p>
+    <w:p>
+      <w:r>
+        <w:t xml:space="preserve">        count++;</w:t>
+      </w:r>
+    </w:p>
+    <w:p>
+      <w:r>
+        <w:t>The general pattern is:</w:t>
+      </w:r>
+    </w:p>
+    <w:p>
+      <w:r>
+        <w:t>if(condition)</w:t>
+      </w:r>
+    </w:p>
+    <w:p>
+      <w:r>
+        <w:t xml:space="preserve">    count++;</w:t>
+      </w:r>
+    </w:p>
+    <w:p>
+      <w:r>
+        <w:t>This is extremely common.</w:t>
+      </w:r>
+    </w:p>
+    <w:p>
+      <w:r>
+        <w:pict w14:anchorId="48E7B30C">
+          <v:rect id="_x0000_i1255" style="width:0;height:1.5pt" o:hralign="center" o:hrstd="t" o:hr="t" fillcolor="#a0a0a0" stroked="f"/>
+        </w:pict>
+      </w:r>
+    </w:p>
+    <w:p>
+      <w:pPr>
+        <w:rPr>
+          <w:b/>
+          <w:bCs/>
+        </w:rPr>
+      </w:pPr>
+      <w:r>
+        <w:rPr>
+          <w:b/>
+          <w:bCs/>
+        </w:rPr>
+        <w:lastRenderedPageBreak/>
+        <w:t>1.13 Counting a Specific Value</w:t>
+      </w:r>
+    </w:p>
+    <w:p>
+      <w:r>
+        <w:t>Question:</w:t>
+      </w:r>
+    </w:p>
+    <w:p>
+      <w:r>
+        <w:t>Count occurrences of x.</w:t>
+      </w:r>
+    </w:p>
+    <w:p>
+      <w:r>
+        <w:t>int count = 0;</w:t>
+      </w:r>
+    </w:p>
+    <w:p/>
+    <w:p>
+      <w:proofErr w:type="gramStart"/>
+      <w:r>
+        <w:t>for(</w:t>
+      </w:r>
+      <w:proofErr w:type="gramEnd"/>
+      <w:r>
+        <w:t xml:space="preserve">int </w:t>
+      </w:r>
+      <w:proofErr w:type="spellStart"/>
+      <w:r>
+        <w:t>i</w:t>
+      </w:r>
+      <w:proofErr w:type="spellEnd"/>
+      <w:r>
+        <w:t xml:space="preserve">=0; </w:t>
+      </w:r>
+      <w:proofErr w:type="spellStart"/>
+      <w:r>
+        <w:t>i</w:t>
+      </w:r>
+      <w:proofErr w:type="spellEnd"/>
+      <w:r>
+        <w:t xml:space="preserve">&lt;n; </w:t>
+      </w:r>
+      <w:proofErr w:type="spellStart"/>
+      <w:r>
+        <w:t>i</w:t>
+      </w:r>
+      <w:proofErr w:type="spellEnd"/>
+      <w:r>
+        <w:t>++)</w:t>
+      </w:r>
+    </w:p>
+    <w:p>
+      <w:r>
+        <w:t xml:space="preserve">    if(</w:t>
+      </w:r>
+      <w:proofErr w:type="spellStart"/>
+      <w:r>
+        <w:t>arr</w:t>
+      </w:r>
+      <w:proofErr w:type="spellEnd"/>
+      <w:r>
+        <w:t>[</w:t>
+      </w:r>
+      <w:proofErr w:type="spellStart"/>
+      <w:r>
+        <w:t>i</w:t>
+      </w:r>
+      <w:proofErr w:type="spellEnd"/>
+      <w:r>
+        <w:t>] == x)</w:t>
+      </w:r>
+    </w:p>
+    <w:p>
+      <w:r>
+        <w:t xml:space="preserve">        count++;</w:t>
+      </w:r>
+    </w:p>
+    <w:p>
+      <w:r>
+        <w:t>Think:</w:t>
+      </w:r>
+    </w:p>
+    <w:p>
+      <w:r>
+        <w:t>current element == target?</w:t>
+      </w:r>
+    </w:p>
+    <w:p>
+      <w:r>
+        <w:t xml:space="preserve">          ↓</w:t>
+      </w:r>
+    </w:p>
+    <w:p>
+      <w:r>
+        <w:t xml:space="preserve">        YES</w:t>
+      </w:r>
+    </w:p>
+    <w:p>
+      <w:r>
+        <w:t xml:space="preserve">          ↓</w:t>
+      </w:r>
+    </w:p>
+    <w:p>
+      <w:r>
+        <w:t xml:space="preserve">      count++</w:t>
+      </w:r>
+    </w:p>
+    <w:p>
+      <w:r>
+        <w:pict w14:anchorId="7BCCA960">
+          <v:rect id="_x0000_i1256" style="width:0;height:1.5pt" o:hralign="center" o:hrstd="t" o:hr="t" fillcolor="#a0a0a0" stroked="f"/>
+        </w:pict>
+      </w:r>
+    </w:p>
+    <w:p>
+      <w:pPr>
+        <w:rPr>
+          <w:b/>
+          <w:bCs/>
+        </w:rPr>
+      </w:pPr>
+      <w:r>
+        <w:rPr>
+          <w:b/>
+          <w:bCs/>
+        </w:rPr>
+        <w:t>1.14 Searching for an Element</w:t>
+      </w:r>
+    </w:p>
+    <w:p>
+      <w:r>
+        <w:t>Question:</w:t>
+      </w:r>
+    </w:p>
+    <w:p>
+      <w:r>
+        <w:t>Does x exist?</w:t>
+      </w:r>
+    </w:p>
+    <w:p>
+      <w:r>
+        <w:t>Basic traversal:</w:t>
+      </w:r>
+    </w:p>
+    <w:p>
+      <w:proofErr w:type="gramStart"/>
+      <w:r>
+        <w:t>for(</w:t>
+      </w:r>
+      <w:proofErr w:type="gramEnd"/>
+      <w:r>
+        <w:t xml:space="preserve">int </w:t>
+      </w:r>
+      <w:proofErr w:type="spellStart"/>
+      <w:r>
+        <w:t>i</w:t>
+      </w:r>
+      <w:proofErr w:type="spellEnd"/>
+      <w:r>
+        <w:t xml:space="preserve">=0; </w:t>
+      </w:r>
+      <w:proofErr w:type="spellStart"/>
+      <w:r>
+        <w:t>i</w:t>
+      </w:r>
+      <w:proofErr w:type="spellEnd"/>
+      <w:r>
+        <w:t xml:space="preserve">&lt;n; </w:t>
+      </w:r>
+      <w:proofErr w:type="spellStart"/>
+      <w:r>
+        <w:t>i</w:t>
+      </w:r>
+      <w:proofErr w:type="spellEnd"/>
+      <w:r>
+        <w:t>+</w:t>
+      </w:r>
+      <w:proofErr w:type="gramStart"/>
+      <w:r>
+        <w:t>+){</w:t>
+      </w:r>
+      <w:proofErr w:type="gramEnd"/>
+    </w:p>
+    <w:p>
+      <w:r>
+        <w:t xml:space="preserve">    if(</w:t>
+      </w:r>
+      <w:proofErr w:type="spellStart"/>
+      <w:r>
+        <w:t>arr</w:t>
+      </w:r>
+      <w:proofErr w:type="spellEnd"/>
+      <w:r>
+        <w:t>[</w:t>
+      </w:r>
+      <w:proofErr w:type="spellStart"/>
+      <w:r>
+        <w:t>i</w:t>
+      </w:r>
+      <w:proofErr w:type="spellEnd"/>
+      <w:r>
+        <w:t>] == x)</w:t>
+      </w:r>
+    </w:p>
+    <w:p>
+      <w:r>
+        <w:t xml:space="preserve">        return true;</w:t>
+      </w:r>
+    </w:p>
+    <w:p>
+      <w:r>
+        <w:t>}</w:t>
+      </w:r>
+    </w:p>
+    <w:p>
+      <w:r>
+        <w:t>return false;</w:t>
+      </w:r>
+    </w:p>
+    <w:p>
+      <w:r>
+        <w:t>The logic is:</w:t>
+      </w:r>
+    </w:p>
+    <w:p>
+      <w:r>
+        <w:t>Look at every element</w:t>
+      </w:r>
+    </w:p>
+    <w:p>
+      <w:r>
+        <w:t xml:space="preserve">        ↓</w:t>
+      </w:r>
+    </w:p>
+    <w:p>
+      <w:r>
+        <w:t>Compare with target</w:t>
+      </w:r>
+    </w:p>
+    <w:p>
+      <w:r>
+        <w:lastRenderedPageBreak/>
+        <w:t xml:space="preserve">        ↓</w:t>
+      </w:r>
+    </w:p>
+    <w:p>
+      <w:r>
+        <w:t>Match?</w:t>
+      </w:r>
+    </w:p>
+    <w:p>
+      <w:r>
+        <w:t xml:space="preserve">        ↓</w:t>
+      </w:r>
+    </w:p>
+    <w:p>
+      <w:r>
+        <w:t>YES → found</w:t>
+      </w:r>
+    </w:p>
+    <w:p>
+      <w:r>
+        <w:pict w14:anchorId="758AB5CB">
+          <v:rect id="_x0000_i1257" style="width:0;height:1.5pt" o:hralign="center" o:hrstd="t" o:hr="t" fillcolor="#a0a0a0" stroked="f"/>
+        </w:pict>
+      </w:r>
+    </w:p>
+    <w:p>
+      <w:pPr>
+        <w:rPr>
+          <w:b/>
+          <w:bCs/>
+        </w:rPr>
+      </w:pPr>
+      <w:r>
+        <w:rPr>
+          <w:b/>
+          <w:bCs/>
+        </w:rPr>
+        <w:t>1.15 Finding the Index</w:t>
+      </w:r>
+    </w:p>
+    <w:p>
+      <w:r>
+        <w:t>Slightly different question:</w:t>
+      </w:r>
+    </w:p>
+    <w:p>
+      <w:r>
+        <w:t>Where does x occur?</w:t>
+      </w:r>
+    </w:p>
+    <w:p>
+      <w:proofErr w:type="gramStart"/>
+      <w:r>
+        <w:t>for(</w:t>
+      </w:r>
+      <w:proofErr w:type="gramEnd"/>
+      <w:r>
+        <w:t xml:space="preserve">int </w:t>
+      </w:r>
+      <w:proofErr w:type="spellStart"/>
+      <w:r>
+        <w:t>i</w:t>
+      </w:r>
+      <w:proofErr w:type="spellEnd"/>
+      <w:r>
+        <w:t xml:space="preserve">=0; </w:t>
+      </w:r>
+      <w:proofErr w:type="spellStart"/>
+      <w:r>
+        <w:t>i</w:t>
+      </w:r>
+      <w:proofErr w:type="spellEnd"/>
+      <w:r>
+        <w:t xml:space="preserve">&lt;n; </w:t>
+      </w:r>
+      <w:proofErr w:type="spellStart"/>
+      <w:r>
+        <w:t>i</w:t>
+      </w:r>
+      <w:proofErr w:type="spellEnd"/>
+      <w:r>
+        <w:t>+</w:t>
+      </w:r>
+      <w:proofErr w:type="gramStart"/>
+      <w:r>
+        <w:t>+){</w:t>
+      </w:r>
+      <w:proofErr w:type="gramEnd"/>
+    </w:p>
+    <w:p>
+      <w:r>
+        <w:t xml:space="preserve">    if(</w:t>
+      </w:r>
+      <w:proofErr w:type="spellStart"/>
+      <w:r>
+        <w:t>arr</w:t>
+      </w:r>
+      <w:proofErr w:type="spellEnd"/>
+      <w:r>
+        <w:t>[</w:t>
+      </w:r>
+      <w:proofErr w:type="spellStart"/>
+      <w:r>
+        <w:t>i</w:t>
+      </w:r>
+      <w:proofErr w:type="spellEnd"/>
+      <w:r>
+        <w:t>] == x)</w:t>
+      </w:r>
+    </w:p>
+    <w:p>
+      <w:r>
+        <w:t xml:space="preserve">        return </w:t>
+      </w:r>
+      <w:proofErr w:type="spellStart"/>
+      <w:r>
+        <w:t>i</w:t>
+      </w:r>
+      <w:proofErr w:type="spellEnd"/>
+      <w:r>
+        <w:t>;</w:t>
+      </w:r>
+    </w:p>
+    <w:p>
+      <w:r>
+        <w:t>}</w:t>
+      </w:r>
+    </w:p>
+    <w:p>
+      <w:r>
+        <w:t>return -1;</w:t>
+      </w:r>
+    </w:p>
+    <w:p>
+      <w:r>
+        <w:t>Now you're returning:</w:t>
+      </w:r>
+    </w:p>
+    <w:p>
+      <w:r>
+        <w:t>POSITION</w:t>
+      </w:r>
+    </w:p>
+    <w:p>
+      <w:r>
+        <w:t>not:</w:t>
+      </w:r>
+    </w:p>
+    <w:p>
+      <w:r>
+        <w:t>VALUE</w:t>
+      </w:r>
+    </w:p>
+    <w:p>
+      <w:r>
+        <w:pict w14:anchorId="656D1891">
+          <v:rect id="_x0000_i1258" style="width:0;height:1.5pt" o:hralign="center" o:hrstd="t" o:hr="t" fillcolor="#a0a0a0" stroked="f"/>
+        </w:pict>
+      </w:r>
+    </w:p>
+    <w:p>
+      <w:pPr>
+        <w:rPr>
+          <w:b/>
+          <w:bCs/>
+        </w:rPr>
+      </w:pPr>
+      <w:r>
+        <w:rPr>
+          <w:b/>
+          <w:bCs/>
+        </w:rPr>
+        <w:t>1.16 First Occurrence vs Last Occurrence</w:t>
+      </w:r>
+    </w:p>
+    <w:p>
+      <w:pPr>
+        <w:rPr>
+          <w:b/>
+          <w:bCs/>
+        </w:rPr>
+      </w:pPr>
+      <w:r>
+        <w:rPr>
+          <w:b/>
+          <w:bCs/>
+        </w:rPr>
+        <w:t>First occurrence</w:t>
+      </w:r>
+    </w:p>
+    <w:p>
+      <w:r>
+        <w:t>Traverse left → right:</w:t>
+      </w:r>
+    </w:p>
+    <w:p>
+      <w:proofErr w:type="gramStart"/>
+      <w:r>
+        <w:t>for(</w:t>
+      </w:r>
+      <w:proofErr w:type="gramEnd"/>
+      <w:r>
+        <w:t xml:space="preserve">int </w:t>
+      </w:r>
+      <w:proofErr w:type="spellStart"/>
+      <w:r>
+        <w:t>i</w:t>
+      </w:r>
+      <w:proofErr w:type="spellEnd"/>
+      <w:r>
+        <w:t xml:space="preserve">=0; </w:t>
+      </w:r>
+      <w:proofErr w:type="spellStart"/>
+      <w:r>
+        <w:t>i</w:t>
+      </w:r>
+      <w:proofErr w:type="spellEnd"/>
+      <w:r>
+        <w:t xml:space="preserve">&lt;n; </w:t>
+      </w:r>
+      <w:proofErr w:type="spellStart"/>
+      <w:r>
+        <w:t>i</w:t>
+      </w:r>
+      <w:proofErr w:type="spellEnd"/>
+      <w:r>
+        <w:t>++)</w:t>
+      </w:r>
+    </w:p>
+    <w:p>
+      <w:r>
+        <w:t xml:space="preserve">    if(</w:t>
+      </w:r>
+      <w:proofErr w:type="spellStart"/>
+      <w:r>
+        <w:t>arr</w:t>
+      </w:r>
+      <w:proofErr w:type="spellEnd"/>
+      <w:r>
+        <w:t>[</w:t>
+      </w:r>
+      <w:proofErr w:type="spellStart"/>
+      <w:r>
+        <w:t>i</w:t>
+      </w:r>
+      <w:proofErr w:type="spellEnd"/>
+      <w:r>
+        <w:t>] == x)</w:t>
+      </w:r>
+    </w:p>
+    <w:p>
+      <w:r>
+        <w:t xml:space="preserve">        return </w:t>
+      </w:r>
+      <w:proofErr w:type="spellStart"/>
+      <w:r>
+        <w:t>i</w:t>
+      </w:r>
+      <w:proofErr w:type="spellEnd"/>
+      <w:r>
+        <w:t>;</w:t>
+      </w:r>
+    </w:p>
+    <w:p>
+      <w:r>
+        <w:t>First match immediately wins.</w:t>
+      </w:r>
+    </w:p>
+    <w:p>
+      <w:r>
+        <w:pict w14:anchorId="25545B34">
+          <v:rect id="_x0000_i1259" style="width:0;height:1.5pt" o:hralign="center" o:hrstd="t" o:hr="t" fillcolor="#a0a0a0" stroked="f"/>
+        </w:pict>
+      </w:r>
+    </w:p>
+    <w:p>
+      <w:pPr>
+        <w:rPr>
+          <w:b/>
+          <w:bCs/>
+        </w:rPr>
+      </w:pPr>
+      <w:r>
+        <w:rPr>
+          <w:b/>
+          <w:bCs/>
+        </w:rPr>
+        <w:t>Last occurrence</w:t>
+      </w:r>
+    </w:p>
+    <w:p>
+      <w:r>
+        <w:t>Keep updating:</w:t>
+      </w:r>
+    </w:p>
+    <w:p>
+      <w:r>
+        <w:lastRenderedPageBreak/>
+        <w:t xml:space="preserve">int </w:t>
+      </w:r>
+      <w:proofErr w:type="spellStart"/>
+      <w:r>
+        <w:t>ans</w:t>
+      </w:r>
+      <w:proofErr w:type="spellEnd"/>
+      <w:r>
+        <w:t xml:space="preserve"> = -1;</w:t>
+      </w:r>
+    </w:p>
+    <w:p/>
+    <w:p>
+      <w:proofErr w:type="gramStart"/>
+      <w:r>
+        <w:t>for(</w:t>
+      </w:r>
+      <w:proofErr w:type="gramEnd"/>
+      <w:r>
+        <w:t xml:space="preserve">int </w:t>
+      </w:r>
+      <w:proofErr w:type="spellStart"/>
+      <w:r>
+        <w:t>i</w:t>
+      </w:r>
+      <w:proofErr w:type="spellEnd"/>
+      <w:r>
+        <w:t xml:space="preserve">=0; </w:t>
+      </w:r>
+      <w:proofErr w:type="spellStart"/>
+      <w:r>
+        <w:t>i</w:t>
+      </w:r>
+      <w:proofErr w:type="spellEnd"/>
+      <w:r>
+        <w:t xml:space="preserve">&lt;n; </w:t>
+      </w:r>
+      <w:proofErr w:type="spellStart"/>
+      <w:r>
+        <w:t>i</w:t>
+      </w:r>
+      <w:proofErr w:type="spellEnd"/>
+      <w:r>
+        <w:t>++)</w:t>
+      </w:r>
+    </w:p>
+    <w:p>
+      <w:r>
+        <w:t xml:space="preserve">    if(</w:t>
+      </w:r>
+      <w:proofErr w:type="spellStart"/>
+      <w:r>
+        <w:t>arr</w:t>
+      </w:r>
+      <w:proofErr w:type="spellEnd"/>
+      <w:r>
+        <w:t>[</w:t>
+      </w:r>
+      <w:proofErr w:type="spellStart"/>
+      <w:r>
+        <w:t>i</w:t>
+      </w:r>
+      <w:proofErr w:type="spellEnd"/>
+      <w:r>
+        <w:t>] == x)</w:t>
+      </w:r>
+    </w:p>
+    <w:p>
+      <w:r>
+        <w:t xml:space="preserve">        </w:t>
+      </w:r>
+      <w:proofErr w:type="spellStart"/>
+      <w:r>
+        <w:t>ans</w:t>
+      </w:r>
+      <w:proofErr w:type="spellEnd"/>
+      <w:r>
+        <w:t xml:space="preserve"> = </w:t>
+      </w:r>
+      <w:proofErr w:type="spellStart"/>
+      <w:r>
+        <w:t>i</w:t>
+      </w:r>
+      <w:proofErr w:type="spellEnd"/>
+      <w:r>
+        <w:t>;</w:t>
+      </w:r>
+    </w:p>
+    <w:p>
+      <w:r>
+        <w:t>Why?</w:t>
+      </w:r>
+    </w:p>
+    <w:p>
+      <w:r>
+        <w:t>Because every new match replaces the previous match.</w:t>
+      </w:r>
+    </w:p>
+    <w:p>
+      <w:r>
+        <w:pict w14:anchorId="303B9C47">
+          <v:rect id="_x0000_i1260" style="width:0;height:1.5pt" o:hralign="center" o:hrstd="t" o:hr="t" fillcolor="#a0a0a0" stroked="f"/>
+        </w:pict>
+      </w:r>
+    </w:p>
+    <w:p>
+      <w:pPr>
+        <w:rPr>
+          <w:b/>
+          <w:bCs/>
+        </w:rPr>
+      </w:pPr>
+      <w:r>
+        <w:rPr>
+          <w:b/>
+          <w:bCs/>
+        </w:rPr>
+        <w:t>1.17 Swapping Two Elements</w:t>
+      </w:r>
+    </w:p>
+    <w:p>
+      <w:r>
+        <w:t>Very common.</w:t>
+      </w:r>
+    </w:p>
+    <w:p>
+      <w:r>
+        <w:t>swap(</w:t>
+      </w:r>
+      <w:proofErr w:type="spellStart"/>
+      <w:r>
+        <w:t>arr</w:t>
+      </w:r>
+      <w:proofErr w:type="spellEnd"/>
+      <w:r>
+        <w:t>[</w:t>
+      </w:r>
+      <w:proofErr w:type="spellStart"/>
+      <w:r>
+        <w:t>i</w:t>
+      </w:r>
+      <w:proofErr w:type="spellEnd"/>
+      <w:r>
+        <w:t xml:space="preserve">], </w:t>
+      </w:r>
+      <w:proofErr w:type="spellStart"/>
+      <w:r>
+        <w:t>arr</w:t>
+      </w:r>
+      <w:proofErr w:type="spellEnd"/>
+      <w:r>
+        <w:t>[j]);</w:t>
+      </w:r>
+    </w:p>
+    <w:p>
+      <w:r>
+        <w:t>Conceptually:</w:t>
+      </w:r>
+    </w:p>
+    <w:p>
+      <w:r>
+        <w:t>A = 5</w:t>
+      </w:r>
+    </w:p>
+    <w:p>
+      <w:r>
+        <w:t>B = 10</w:t>
+      </w:r>
+    </w:p>
+    <w:p/>
+    <w:p>
+      <w:r>
+        <w:t>↓</w:t>
+      </w:r>
+    </w:p>
+    <w:p/>
+    <w:p>
+      <w:r>
+        <w:t>A = 10</w:t>
+      </w:r>
+    </w:p>
+    <w:p>
+      <w:r>
+        <w:t>B = 5</w:t>
+      </w:r>
+    </w:p>
+    <w:p>
+      <w:r>
+        <w:t>This becomes extremely important for:</w:t>
+      </w:r>
+    </w:p>
+    <w:p>
+      <w:pPr>
+        <w:numPr>
+          <w:ilvl w:val="0"/>
+          <w:numId w:val="5"/>
+        </w:numPr>
+      </w:pPr>
+      <w:r>
+        <w:t>Reverse array</w:t>
+      </w:r>
+    </w:p>
+    <w:p>
+      <w:pPr>
+        <w:numPr>
+          <w:ilvl w:val="0"/>
+          <w:numId w:val="5"/>
+        </w:numPr>
+      </w:pPr>
+      <w:r>
+        <w:t>Two pointers</w:t>
+      </w:r>
+    </w:p>
+    <w:p>
+      <w:pPr>
+        <w:numPr>
+          <w:ilvl w:val="0"/>
+          <w:numId w:val="5"/>
+        </w:numPr>
+      </w:pPr>
+      <w:r>
+        <w:t>Sorting</w:t>
+      </w:r>
+    </w:p>
+    <w:p>
+      <w:pPr>
+        <w:numPr>
+          <w:ilvl w:val="0"/>
+          <w:numId w:val="5"/>
+        </w:numPr>
+      </w:pPr>
+      <w:r>
+        <w:t>Partitioning</w:t>
+      </w:r>
+    </w:p>
+    <w:p>
+      <w:r>
+        <w:pict w14:anchorId="79E72715">
+          <v:rect id="_x0000_i1261" style="width:0;height:1.5pt" o:hralign="center" o:hrstd="t" o:hr="t" fillcolor="#a0a0a0" stroked="f"/>
+        </w:pict>
+      </w:r>
+    </w:p>
+    <w:p>
+      <w:pPr>
+        <w:rPr>
+          <w:b/>
+          <w:bCs/>
+        </w:rPr>
+      </w:pPr>
+      <w:r>
+        <w:rPr>
+          <w:b/>
+          <w:bCs/>
+        </w:rPr>
+        <w:t>1.18 Reverse an Array — First Important Pattern</w:t>
+      </w:r>
+    </w:p>
+    <w:p>
+      <w:r>
+        <w:t>Start:</w:t>
+      </w:r>
+    </w:p>
+    <w:p>
+      <w:r>
+        <w:t>5 10 3 8 2</w:t>
+      </w:r>
+    </w:p>
+    <w:p>
+      <w:r>
+        <w:lastRenderedPageBreak/>
+        <w:t>Use two indices:</w:t>
+      </w:r>
+    </w:p>
+    <w:p>
+      <w:r>
+        <w:t>L             R</w:t>
+      </w:r>
+    </w:p>
+    <w:p>
+      <w:r>
+        <w:t>↓             ↓</w:t>
+      </w:r>
+    </w:p>
+    <w:p>
+      <w:r>
+        <w:t>5 10 3 8 2</w:t>
+      </w:r>
+    </w:p>
+    <w:p>
+      <w:r>
+        <w:t>Swap:</w:t>
+      </w:r>
+    </w:p>
+    <w:p>
+      <w:r>
+        <w:t>2 10 3 8 5</w:t>
+      </w:r>
+    </w:p>
+    <w:p>
+      <w:r>
+        <w:t>Move inward:</w:t>
+      </w:r>
+    </w:p>
+    <w:p>
+      <w:r>
+        <w:t xml:space="preserve">   L       R</w:t>
+      </w:r>
+    </w:p>
+    <w:p>
+      <w:r>
+        <w:t xml:space="preserve">   ↓       ↓</w:t>
+      </w:r>
+    </w:p>
+    <w:p>
+      <w:r>
+        <w:t>2 10 3 8 5</w:t>
+      </w:r>
+    </w:p>
+    <w:p>
+      <w:r>
+        <w:t>Swap:</w:t>
+      </w:r>
+    </w:p>
+    <w:p>
+      <w:r>
+        <w:t>2 8 3 10 5</w:t>
+      </w:r>
+    </w:p>
+    <w:p>
+      <w:r>
+        <w:t>Continue until:</w:t>
+      </w:r>
+    </w:p>
+    <w:p>
+      <w:r>
+        <w:t>l &gt;= r</w:t>
+      </w:r>
+    </w:p>
+    <w:p>
+      <w:r>
+        <w:t>Code:</w:t>
+      </w:r>
+    </w:p>
+    <w:p>
+      <w:r>
+        <w:t>int l=0, r=n-1;</w:t>
+      </w:r>
+    </w:p>
+    <w:p/>
+    <w:p>
+      <w:r>
+        <w:t>while(l&lt;r</w:t>
+      </w:r>
+      <w:proofErr w:type="gramStart"/>
+      <w:r>
+        <w:t>){</w:t>
+      </w:r>
+      <w:proofErr w:type="gramEnd"/>
+    </w:p>
+    <w:p>
+      <w:r>
+        <w:t xml:space="preserve">    swap(</w:t>
+      </w:r>
+      <w:proofErr w:type="spellStart"/>
+      <w:r>
+        <w:t>arr</w:t>
+      </w:r>
+      <w:proofErr w:type="spellEnd"/>
+      <w:r>
+        <w:t xml:space="preserve">[l], </w:t>
+      </w:r>
+      <w:proofErr w:type="spellStart"/>
+      <w:r>
+        <w:t>arr</w:t>
+      </w:r>
+      <w:proofErr w:type="spellEnd"/>
+      <w:r>
+        <w:t>[r]);</w:t>
+      </w:r>
+    </w:p>
+    <w:p>
+      <w:r>
+        <w:t xml:space="preserve">    l++;</w:t>
+      </w:r>
+    </w:p>
+    <w:p>
+      <w:r>
+        <w:t xml:space="preserve">    r--;</w:t>
+      </w:r>
+    </w:p>
+    <w:p>
+      <w:r>
+        <w:t>}</w:t>
+      </w:r>
+    </w:p>
+    <w:p>
+      <w:r>
+        <w:t xml:space="preserve">This is your first major </w:t>
+      </w:r>
+      <w:r>
+        <w:rPr>
+          <w:b/>
+          <w:bCs/>
+        </w:rPr>
+        <w:t>Two Pointer</w:t>
+      </w:r>
+      <w:r>
+        <w:t xml:space="preserve"> pattern.</w:t>
+      </w:r>
+    </w:p>
+    <w:p>
+      <w:r>
+        <w:pict w14:anchorId="33D341EC">
+          <v:rect id="_x0000_i1262" style="width:0;height:1.5pt" o:hralign="center" o:hrstd="t" o:hr="t" fillcolor="#a0a0a0" stroked="f"/>
+        </w:pict>
+      </w:r>
+    </w:p>
+    <w:p>
+      <w:pPr>
+        <w:rPr>
+          <w:b/>
+          <w:bCs/>
+        </w:rPr>
+      </w:pPr>
+      <w:r>
+        <w:rPr>
+          <w:b/>
+          <w:bCs/>
+        </w:rPr>
+        <w:t>1.19 Why l &lt; r?</w:t>
+      </w:r>
+    </w:p>
+    <w:p>
+      <w:r>
+        <w:t>Suppose:</w:t>
+      </w:r>
+    </w:p>
+    <w:p>
+      <w:r>
+        <w:t>0 1 2 3 4</w:t>
+      </w:r>
+    </w:p>
+    <w:p>
+      <w:r>
+        <w:t>Initially:</w:t>
+      </w:r>
+    </w:p>
+    <w:p>
+      <w:r>
+        <w:lastRenderedPageBreak/>
+        <w:t>l=0</w:t>
+      </w:r>
+    </w:p>
+    <w:p>
+      <w:r>
+        <w:t>r=4</w:t>
+      </w:r>
+    </w:p>
+    <w:p>
+      <w:r>
+        <w:t>Swap.</w:t>
+      </w:r>
+    </w:p>
+    <w:p>
+      <w:r>
+        <w:t>Then:</w:t>
+      </w:r>
+    </w:p>
+    <w:p>
+      <w:r>
+        <w:t>l=1</w:t>
+      </w:r>
+    </w:p>
+    <w:p>
+      <w:r>
+        <w:t>r=3</w:t>
+      </w:r>
+    </w:p>
+    <w:p>
+      <w:r>
+        <w:t>Swap.</w:t>
+      </w:r>
+    </w:p>
+    <w:p>
+      <w:r>
+        <w:t>Then:</w:t>
+      </w:r>
+    </w:p>
+    <w:p>
+      <w:r>
+        <w:t>l=2</w:t>
+      </w:r>
+    </w:p>
+    <w:p>
+      <w:r>
+        <w:t>r=2</w:t>
+      </w:r>
+    </w:p>
+    <w:p>
+      <w:r>
+        <w:t xml:space="preserve">They're pointing to the </w:t>
+      </w:r>
+      <w:r>
+        <w:rPr>
+          <w:b/>
+          <w:bCs/>
+        </w:rPr>
+        <w:t>same element</w:t>
+      </w:r>
+      <w:r>
+        <w:t>.</w:t>
+      </w:r>
+    </w:p>
+    <w:p>
+      <w:r>
+        <w:t>No need to swap.</w:t>
+      </w:r>
+    </w:p>
+    <w:p>
+      <w:proofErr w:type="gramStart"/>
+      <w:r>
+        <w:t>So</w:t>
+      </w:r>
+      <w:proofErr w:type="gramEnd"/>
+      <w:r>
+        <w:t xml:space="preserve"> stop when:</w:t>
+      </w:r>
+    </w:p>
+    <w:p>
+      <w:r>
+        <w:t>l &gt;= r</w:t>
+      </w:r>
+    </w:p>
+    <w:p>
+      <w:r>
+        <w:t>Hence:</w:t>
+      </w:r>
+    </w:p>
+    <w:p>
+      <w:proofErr w:type="gramStart"/>
+      <w:r>
+        <w:t>while(</w:t>
+      </w:r>
+      <w:proofErr w:type="gramEnd"/>
+      <w:r>
+        <w:t>l &lt; r)</w:t>
+      </w:r>
+    </w:p>
+    <w:p>
+      <w:r>
+        <w:pict w14:anchorId="4A94C6C9">
+          <v:rect id="_x0000_i1263" style="width:0;height:1.5pt" o:hralign="center" o:hrstd="t" o:hr="t" fillcolor="#a0a0a0" stroked="f"/>
+        </w:pict>
+      </w:r>
+    </w:p>
+    <w:p>
+      <w:pPr>
+        <w:rPr>
+          <w:b/>
+          <w:bCs/>
+        </w:rPr>
+      </w:pPr>
+      <w:r>
+        <w:rPr>
+          <w:b/>
+          <w:bCs/>
+        </w:rPr>
+        <w:t>1.20 Check if Array Is Sorted</w:t>
+      </w:r>
+    </w:p>
+    <w:p>
+      <w:r>
+        <w:t>Question:</w:t>
+      </w:r>
+    </w:p>
+    <w:p>
+      <w:r>
+        <w:t>Is the array increasing?</w:t>
+      </w:r>
+    </w:p>
+    <w:p>
+      <w:r>
+        <w:t>You don't need to compare every pair.</w:t>
+      </w:r>
+    </w:p>
+    <w:p>
+      <w:r>
+        <w:t xml:space="preserve">Only compare </w:t>
+      </w:r>
+      <w:r>
+        <w:rPr>
+          <w:b/>
+          <w:bCs/>
+        </w:rPr>
+        <w:t>adjacent elements</w:t>
+      </w:r>
+      <w:r>
+        <w:t>.</w:t>
+      </w:r>
+    </w:p>
+    <w:p>
+      <w:proofErr w:type="gramStart"/>
+      <w:r>
+        <w:t>for(</w:t>
+      </w:r>
+      <w:proofErr w:type="gramEnd"/>
+      <w:r>
+        <w:t xml:space="preserve">int </w:t>
+      </w:r>
+      <w:proofErr w:type="spellStart"/>
+      <w:r>
+        <w:t>i</w:t>
+      </w:r>
+      <w:proofErr w:type="spellEnd"/>
+      <w:r>
+        <w:t xml:space="preserve">=1; </w:t>
+      </w:r>
+      <w:proofErr w:type="spellStart"/>
+      <w:r>
+        <w:t>i</w:t>
+      </w:r>
+      <w:proofErr w:type="spellEnd"/>
+      <w:r>
+        <w:t xml:space="preserve">&lt;n; </w:t>
+      </w:r>
+      <w:proofErr w:type="spellStart"/>
+      <w:r>
+        <w:t>i</w:t>
+      </w:r>
+      <w:proofErr w:type="spellEnd"/>
+      <w:r>
+        <w:t>+</w:t>
+      </w:r>
+      <w:proofErr w:type="gramStart"/>
+      <w:r>
+        <w:t>+){</w:t>
+      </w:r>
+      <w:proofErr w:type="gramEnd"/>
+    </w:p>
+    <w:p>
+      <w:r>
+        <w:t xml:space="preserve">    if(</w:t>
+      </w:r>
+      <w:proofErr w:type="spellStart"/>
+      <w:r>
+        <w:t>arr</w:t>
+      </w:r>
+      <w:proofErr w:type="spellEnd"/>
+      <w:r>
+        <w:t>[</w:t>
+      </w:r>
+      <w:proofErr w:type="spellStart"/>
+      <w:r>
+        <w:t>i</w:t>
+      </w:r>
+      <w:proofErr w:type="spellEnd"/>
+      <w:r>
+        <w:t xml:space="preserve">] &lt; </w:t>
+      </w:r>
+      <w:proofErr w:type="spellStart"/>
+      <w:r>
+        <w:t>arr</w:t>
+      </w:r>
+      <w:proofErr w:type="spellEnd"/>
+      <w:r>
+        <w:t>[i-1])</w:t>
+      </w:r>
+    </w:p>
+    <w:p>
+      <w:r>
+        <w:t xml:space="preserve">        return false;</w:t>
+      </w:r>
+    </w:p>
+    <w:p>
+      <w:r>
+        <w:t>}</w:t>
+      </w:r>
+    </w:p>
+    <w:p>
+      <w:r>
+        <w:t>return true;</w:t>
+      </w:r>
+    </w:p>
+    <w:p>
+      <w:r>
+        <w:t>Why?</w:t>
+      </w:r>
+    </w:p>
+    <w:p>
+      <w:r>
+        <w:lastRenderedPageBreak/>
+        <w:t>For an increasing array:</w:t>
+      </w:r>
+    </w:p>
+    <w:p>
+      <w:proofErr w:type="spellStart"/>
+      <w:proofErr w:type="gramStart"/>
+      <w:r>
+        <w:t>arr</w:t>
+      </w:r>
+      <w:proofErr w:type="spellEnd"/>
+      <w:r>
+        <w:t>[</w:t>
+      </w:r>
+      <w:proofErr w:type="gramEnd"/>
+      <w:r>
+        <w:t xml:space="preserve">0] &lt;= </w:t>
+      </w:r>
+      <w:proofErr w:type="spellStart"/>
+      <w:proofErr w:type="gramStart"/>
+      <w:r>
+        <w:t>arr</w:t>
+      </w:r>
+      <w:proofErr w:type="spellEnd"/>
+      <w:r>
+        <w:t>[</w:t>
+      </w:r>
+      <w:proofErr w:type="gramEnd"/>
+      <w:r>
+        <w:t>1]</w:t>
+      </w:r>
+    </w:p>
+    <w:p>
+      <w:proofErr w:type="spellStart"/>
+      <w:proofErr w:type="gramStart"/>
+      <w:r>
+        <w:t>arr</w:t>
+      </w:r>
+      <w:proofErr w:type="spellEnd"/>
+      <w:r>
+        <w:t>[</w:t>
+      </w:r>
+      <w:proofErr w:type="gramEnd"/>
+      <w:r>
+        <w:t xml:space="preserve">1] &lt;= </w:t>
+      </w:r>
+      <w:proofErr w:type="spellStart"/>
+      <w:proofErr w:type="gramStart"/>
+      <w:r>
+        <w:t>arr</w:t>
+      </w:r>
+      <w:proofErr w:type="spellEnd"/>
+      <w:r>
+        <w:t>[</w:t>
+      </w:r>
+      <w:proofErr w:type="gramEnd"/>
+      <w:r>
+        <w:t>2]</w:t>
+      </w:r>
+    </w:p>
+    <w:p>
+      <w:proofErr w:type="spellStart"/>
+      <w:proofErr w:type="gramStart"/>
+      <w:r>
+        <w:t>arr</w:t>
+      </w:r>
+      <w:proofErr w:type="spellEnd"/>
+      <w:r>
+        <w:t>[</w:t>
+      </w:r>
+      <w:proofErr w:type="gramEnd"/>
+      <w:r>
+        <w:t xml:space="preserve">2] &lt;= </w:t>
+      </w:r>
+      <w:proofErr w:type="spellStart"/>
+      <w:proofErr w:type="gramStart"/>
+      <w:r>
+        <w:t>arr</w:t>
+      </w:r>
+      <w:proofErr w:type="spellEnd"/>
+      <w:r>
+        <w:t>[</w:t>
+      </w:r>
+      <w:proofErr w:type="gramEnd"/>
+      <w:r>
+        <w:t>3]</w:t>
+      </w:r>
+    </w:p>
+    <w:p>
+      <w:r>
+        <w:t>...</w:t>
+      </w:r>
+    </w:p>
+    <w:p>
+      <w:r>
+        <w:t>A single violation means the whole array isn't sorted.</w:t>
+      </w:r>
+    </w:p>
+    <w:p>
+      <w:r>
+        <w:pict w14:anchorId="489AF4DF">
+          <v:rect id="_x0000_i1264" style="width:0;height:1.5pt" o:hralign="center" o:hrstd="t" o:hr="t" fillcolor="#a0a0a0" stroked="f"/>
+        </w:pict>
+      </w:r>
+    </w:p>
+    <w:p>
+      <w:pPr>
+        <w:rPr>
+          <w:b/>
+          <w:bCs/>
+        </w:rPr>
+      </w:pPr>
+      <w:r>
+        <w:rPr>
+          <w:b/>
+          <w:bCs/>
+        </w:rPr>
+        <w:t>1.21 Strictly Increasing vs Non-Decreasing</w:t>
+      </w:r>
+    </w:p>
+    <w:p>
+      <w:r>
+        <w:t>This distinction matters.</w:t>
+      </w:r>
+    </w:p>
+    <w:p>
+      <w:pPr>
+        <w:rPr>
+          <w:b/>
+          <w:bCs/>
+        </w:rPr>
+      </w:pPr>
+      <w:r>
+        <w:rPr>
+          <w:b/>
+          <w:bCs/>
+        </w:rPr>
+        <w:t>Non-decreasing</w:t>
+      </w:r>
+    </w:p>
+    <w:p>
+      <w:r>
+        <w:t>Duplicates allowed:</w:t>
+      </w:r>
+    </w:p>
+    <w:p>
+      <w:r>
+        <w:t>1 2 2 4 5</w:t>
+      </w:r>
+    </w:p>
+    <w:p>
+      <w:r>
+        <w:t>Condition:</w:t>
+      </w:r>
+    </w:p>
+    <w:p>
+      <w:proofErr w:type="spellStart"/>
+      <w:r>
+        <w:t>arr</w:t>
+      </w:r>
+      <w:proofErr w:type="spellEnd"/>
+      <w:r>
+        <w:t>[</w:t>
+      </w:r>
+      <w:proofErr w:type="spellStart"/>
+      <w:r>
+        <w:t>i</w:t>
+      </w:r>
+      <w:proofErr w:type="spellEnd"/>
+      <w:r>
+        <w:t xml:space="preserve">] &gt;= </w:t>
+      </w:r>
+      <w:proofErr w:type="spellStart"/>
+      <w:r>
+        <w:t>arr</w:t>
+      </w:r>
+      <w:proofErr w:type="spellEnd"/>
+      <w:r>
+        <w:t>[i-1]</w:t>
+      </w:r>
+    </w:p>
+    <w:p>
+      <w:r>
+        <w:t>Violation:</w:t>
+      </w:r>
+    </w:p>
+    <w:p>
+      <w:proofErr w:type="spellStart"/>
+      <w:r>
+        <w:t>arr</w:t>
+      </w:r>
+      <w:proofErr w:type="spellEnd"/>
+      <w:r>
+        <w:t>[</w:t>
+      </w:r>
+      <w:proofErr w:type="spellStart"/>
+      <w:r>
+        <w:t>i</w:t>
+      </w:r>
+      <w:proofErr w:type="spellEnd"/>
+      <w:r>
+        <w:t xml:space="preserve">] &lt; </w:t>
+      </w:r>
+      <w:proofErr w:type="spellStart"/>
+      <w:r>
+        <w:t>arr</w:t>
+      </w:r>
+      <w:proofErr w:type="spellEnd"/>
+      <w:r>
+        <w:t>[i-1]</w:t>
+      </w:r>
+    </w:p>
+    <w:p>
+      <w:r>
+        <w:pict w14:anchorId="7BB0DF68">
+          <v:rect id="_x0000_i1265" style="width:0;height:1.5pt" o:hralign="center" o:hrstd="t" o:hr="t" fillcolor="#a0a0a0" stroked="f"/>
+        </w:pict>
+      </w:r>
+    </w:p>
+    <w:p>
+      <w:pPr>
+        <w:rPr>
+          <w:b/>
+          <w:bCs/>
+        </w:rPr>
+      </w:pPr>
+      <w:r>
+        <w:rPr>
+          <w:b/>
+          <w:bCs/>
+        </w:rPr>
+        <w:t>Strictly increasing</w:t>
+      </w:r>
+    </w:p>
+    <w:p>
+      <w:r>
+        <w:t>Duplicates NOT allowed:</w:t>
+      </w:r>
+    </w:p>
+    <w:p>
+      <w:r>
+        <w:t>1 2 4 5</w:t>
+      </w:r>
+    </w:p>
+    <w:p>
+      <w:r>
+        <w:t>Condition:</w:t>
+      </w:r>
+    </w:p>
+    <w:p>
+      <w:proofErr w:type="spellStart"/>
+      <w:r>
+        <w:t>arr</w:t>
+      </w:r>
+      <w:proofErr w:type="spellEnd"/>
+      <w:r>
+        <w:t>[</w:t>
+      </w:r>
+      <w:proofErr w:type="spellStart"/>
+      <w:r>
+        <w:t>i</w:t>
+      </w:r>
+      <w:proofErr w:type="spellEnd"/>
+      <w:r>
+        <w:t xml:space="preserve">] &gt; </w:t>
+      </w:r>
+      <w:proofErr w:type="spellStart"/>
+      <w:r>
+        <w:t>arr</w:t>
+      </w:r>
+      <w:proofErr w:type="spellEnd"/>
+      <w:r>
+        <w:t>[i-1]</w:t>
+      </w:r>
+    </w:p>
+    <w:p>
+      <w:r>
+        <w:t>Violation:</w:t>
+      </w:r>
+    </w:p>
+    <w:p>
+      <w:proofErr w:type="spellStart"/>
+      <w:r>
+        <w:t>arr</w:t>
+      </w:r>
+      <w:proofErr w:type="spellEnd"/>
+      <w:r>
+        <w:t>[</w:t>
+      </w:r>
+      <w:proofErr w:type="spellStart"/>
+      <w:r>
+        <w:t>i</w:t>
+      </w:r>
+      <w:proofErr w:type="spellEnd"/>
+      <w:r>
+        <w:t xml:space="preserve">] &lt;= </w:t>
+      </w:r>
+      <w:proofErr w:type="spellStart"/>
+      <w:r>
+        <w:t>arr</w:t>
+      </w:r>
+      <w:proofErr w:type="spellEnd"/>
+      <w:r>
+        <w:t>[i-1]</w:t>
+      </w:r>
+    </w:p>
+    <w:p>
+      <w:r>
+        <w:pict w14:anchorId="4B779529">
+          <v:rect id="_x0000_i1266" style="width:0;height:1.5pt" o:hralign="center" o:hrstd="t" o:hr="t" fillcolor="#a0a0a0" stroked="f"/>
+        </w:pict>
+      </w:r>
+    </w:p>
+    <w:p>
+      <w:pPr>
+        <w:rPr>
+          <w:b/>
+          <w:bCs/>
+        </w:rPr>
+      </w:pPr>
+      <w:r>
+        <w:rPr>
+          <w:b/>
+          <w:bCs/>
+        </w:rPr>
+        <w:t>1.22 Second Largest</w:t>
+      </w:r>
+    </w:p>
+    <w:p>
+      <w:r>
+        <w:t>Don't immediately sort.</w:t>
+      </w:r>
+    </w:p>
+    <w:p>
+      <w:r>
+        <w:t>Think:</w:t>
+      </w:r>
+    </w:p>
+    <w:p>
+      <w:r>
+        <w:lastRenderedPageBreak/>
+        <w:t>I need the best and second-best values while traversing.</w:t>
+      </w:r>
+    </w:p>
+    <w:p>
+      <w:r>
+        <w:t>Basic idea:</w:t>
+      </w:r>
+    </w:p>
+    <w:p>
+      <w:r>
+        <w:t>largest</w:t>
+      </w:r>
+    </w:p>
+    <w:p>
+      <w:proofErr w:type="spellStart"/>
+      <w:r>
+        <w:t>secondLargest</w:t>
+      </w:r>
+      <w:proofErr w:type="spellEnd"/>
+    </w:p>
+    <w:p>
+      <w:r>
+        <w:t>For every element:</w:t>
+      </w:r>
+    </w:p>
+    <w:p>
+      <w:r>
+        <w:t>Is it greater than largest?</w:t>
+      </w:r>
+    </w:p>
+    <w:p/>
+    <w:p>
+      <w:r>
+        <w:t>YES:</w:t>
+      </w:r>
+    </w:p>
+    <w:p>
+      <w:r>
+        <w:t xml:space="preserve">    </w:t>
+      </w:r>
+      <w:proofErr w:type="spellStart"/>
+      <w:r>
+        <w:t>secondLargest</w:t>
+      </w:r>
+      <w:proofErr w:type="spellEnd"/>
+      <w:r>
+        <w:t xml:space="preserve"> = largest</w:t>
+      </w:r>
+    </w:p>
+    <w:p>
+      <w:r>
+        <w:t xml:space="preserve">    largest = current</w:t>
+      </w:r>
+    </w:p>
+    <w:p/>
+    <w:p>
+      <w:r>
+        <w:t>Otherwise:</w:t>
+      </w:r>
+    </w:p>
+    <w:p>
+      <w:r>
+        <w:t xml:space="preserve">    Could it become </w:t>
+      </w:r>
+      <w:proofErr w:type="spellStart"/>
+      <w:r>
+        <w:t>secondLargest</w:t>
+      </w:r>
+      <w:proofErr w:type="spellEnd"/>
+      <w:r>
+        <w:t>?</w:t>
+      </w:r>
+    </w:p>
+    <w:p>
+      <w:r>
+        <w:t>Core snippet:</w:t>
+      </w:r>
+    </w:p>
+    <w:p>
+      <w:r>
+        <w:t>if(</w:t>
+      </w:r>
+      <w:proofErr w:type="spellStart"/>
+      <w:r>
+        <w:t>arr</w:t>
+      </w:r>
+      <w:proofErr w:type="spellEnd"/>
+      <w:r>
+        <w:t>[</w:t>
+      </w:r>
+      <w:proofErr w:type="spellStart"/>
+      <w:r>
+        <w:t>i</w:t>
+      </w:r>
+      <w:proofErr w:type="spellEnd"/>
+      <w:r>
+        <w:t xml:space="preserve">] &gt; </w:t>
+      </w:r>
+      <w:proofErr w:type="gramStart"/>
+      <w:r>
+        <w:t>largest){</w:t>
+      </w:r>
+      <w:proofErr w:type="gramEnd"/>
+    </w:p>
+    <w:p>
+      <w:r>
+        <w:t xml:space="preserve">    second = largest;</w:t>
+      </w:r>
+    </w:p>
+    <w:p>
+      <w:r>
+        <w:t xml:space="preserve">    largest = </w:t>
+      </w:r>
+      <w:proofErr w:type="spellStart"/>
+      <w:r>
+        <w:t>arr</w:t>
+      </w:r>
+      <w:proofErr w:type="spellEnd"/>
+      <w:r>
+        <w:t>[</w:t>
+      </w:r>
+      <w:proofErr w:type="spellStart"/>
+      <w:r>
+        <w:t>i</w:t>
+      </w:r>
+      <w:proofErr w:type="spellEnd"/>
+      <w:r>
+        <w:t>];</w:t>
+      </w:r>
+    </w:p>
+    <w:p>
+      <w:r>
+        <w:t>}</w:t>
+      </w:r>
+    </w:p>
+    <w:p>
+      <w:r>
+        <w:t>We'll revisit this problem later because there are several edge cases.</w:t>
+      </w:r>
+    </w:p>
+    <w:p>
+      <w:r>
+        <w:pict w14:anchorId="45A233D0">
+          <v:rect id="_x0000_i1267" style="width:0;height:1.5pt" o:hralign="center" o:hrstd="t" o:hr="t" fillcolor="#a0a0a0" stroked="f"/>
+        </w:pict>
+      </w:r>
+    </w:p>
+    <w:p>
+      <w:pPr>
+        <w:rPr>
+          <w:b/>
+          <w:bCs/>
+        </w:rPr>
+      </w:pPr>
+      <w:r>
+        <w:rPr>
+          <w:b/>
+          <w:bCs/>
+        </w:rPr>
+        <w:t>1.23 The Universal Array Traversal Skeleton</w:t>
+      </w:r>
+    </w:p>
+    <w:p>
+      <w:r>
+        <w:t>When you don't know what to do yet, start with:</w:t>
+      </w:r>
+    </w:p>
+    <w:p>
+      <w:proofErr w:type="gramStart"/>
+      <w:r>
+        <w:t>for(</w:t>
+      </w:r>
+      <w:proofErr w:type="gramEnd"/>
+      <w:r>
+        <w:t xml:space="preserve">int </w:t>
+      </w:r>
+      <w:proofErr w:type="spellStart"/>
+      <w:r>
+        <w:t>i</w:t>
+      </w:r>
+      <w:proofErr w:type="spellEnd"/>
+      <w:r>
+        <w:t xml:space="preserve">=0; </w:t>
+      </w:r>
+      <w:proofErr w:type="spellStart"/>
+      <w:r>
+        <w:t>i</w:t>
+      </w:r>
+      <w:proofErr w:type="spellEnd"/>
+      <w:r>
+        <w:t xml:space="preserve">&lt;n; </w:t>
+      </w:r>
+      <w:proofErr w:type="spellStart"/>
+      <w:r>
+        <w:t>i</w:t>
+      </w:r>
+      <w:proofErr w:type="spellEnd"/>
+      <w:r>
+        <w:t>+</w:t>
+      </w:r>
+      <w:proofErr w:type="gramStart"/>
+      <w:r>
+        <w:t>+){</w:t>
+      </w:r>
+      <w:proofErr w:type="gramEnd"/>
+    </w:p>
+    <w:p/>
+    <w:p>
+      <w:r>
+        <w:t xml:space="preserve">    int x = </w:t>
+      </w:r>
+      <w:proofErr w:type="spellStart"/>
+      <w:r>
+        <w:t>arr</w:t>
+      </w:r>
+      <w:proofErr w:type="spellEnd"/>
+      <w:r>
+        <w:t>[</w:t>
+      </w:r>
+      <w:proofErr w:type="spellStart"/>
+      <w:r>
+        <w:t>i</w:t>
+      </w:r>
+      <w:proofErr w:type="spellEnd"/>
+      <w:r>
+        <w:t>];</w:t>
+      </w:r>
+    </w:p>
+    <w:p/>
+    <w:p>
+      <w:r>
+        <w:t xml:space="preserve">    // think about x</w:t>
+      </w:r>
+    </w:p>
+    <w:p>
+      <w:r>
+        <w:t>}</w:t>
+      </w:r>
+    </w:p>
+    <w:p>
+      <w:r>
+        <w:lastRenderedPageBreak/>
+        <w:t>This is useful because you can then ask:</w:t>
+      </w:r>
+    </w:p>
+    <w:p>
+      <w:r>
+        <w:t>What do I want to know about x?</w:t>
+      </w:r>
+    </w:p>
+    <w:p>
+      <w:r>
+        <w:t>Maybe:</w:t>
+      </w:r>
+    </w:p>
+    <w:p>
+      <w:r>
+        <w:t>Is x maximum?</w:t>
+      </w:r>
+    </w:p>
+    <w:p>
+      <w:r>
+        <w:t>Is x minimum?</w:t>
+      </w:r>
+    </w:p>
+    <w:p>
+      <w:r>
+        <w:t>Is x equal to target?</w:t>
+      </w:r>
+    </w:p>
+    <w:p>
+      <w:r>
+        <w:t>Is x even?</w:t>
+      </w:r>
+    </w:p>
+    <w:p>
+      <w:r>
+        <w:t>Should I add x?</w:t>
+      </w:r>
+    </w:p>
+    <w:p>
+      <w:r>
+        <w:t>Should I count x?</w:t>
+      </w:r>
+    </w:p>
+    <w:p>
+      <w:r>
+        <w:t>Should I store x?</w:t>
+      </w:r>
+    </w:p>
+    <w:p>
+      <w:r>
+        <w:t>This is how you should approach unfamiliar array problems.</w:t>
+      </w:r>
+    </w:p>
+    <w:p>
+      <w:r>
+        <w:pict w14:anchorId="7AAA9E4E">
+          <v:rect id="_x0000_i1268" style="width:0;height:1.5pt" o:hralign="center" o:hrstd="t" o:hr="t" fillcolor="#a0a0a0" stroked="f"/>
+        </w:pict>
+      </w:r>
+    </w:p>
+    <w:p>
+      <w:pPr>
+        <w:rPr>
+          <w:b/>
+          <w:bCs/>
+        </w:rPr>
+      </w:pPr>
+      <w:r>
+        <w:rPr>
+          <w:b/>
+          <w:bCs/>
+        </w:rPr>
+        <w:t>1.24 The Four Most Important Array Patterns So Far</w:t>
+      </w:r>
+    </w:p>
+    <w:p>
+      <w:pPr>
+        <w:rPr>
+          <w:b/>
+          <w:bCs/>
+        </w:rPr>
+      </w:pPr>
+      <w:r>
+        <w:rPr>
+          <w:b/>
+          <w:bCs/>
+        </w:rPr>
+        <w:t>Pattern 1 — Accumulate</w:t>
+      </w:r>
+    </w:p>
+    <w:p>
+      <w:r>
+        <w:t xml:space="preserve">sum += </w:t>
+      </w:r>
+      <w:proofErr w:type="spellStart"/>
+      <w:r>
+        <w:t>arr</w:t>
+      </w:r>
+      <w:proofErr w:type="spellEnd"/>
+      <w:r>
+        <w:t>[</w:t>
+      </w:r>
+      <w:proofErr w:type="spellStart"/>
+      <w:r>
+        <w:t>i</w:t>
+      </w:r>
+      <w:proofErr w:type="spellEnd"/>
+      <w:r>
+        <w:t>];</w:t>
+      </w:r>
+    </w:p>
+    <w:p>
+      <w:r>
+        <w:t>Used for:</w:t>
+      </w:r>
+    </w:p>
+    <w:p>
+      <w:pPr>
+        <w:numPr>
+          <w:ilvl w:val="0"/>
+          <w:numId w:val="6"/>
+        </w:numPr>
+      </w:pPr>
+      <w:r>
+        <w:t>Sum</w:t>
+      </w:r>
+    </w:p>
+    <w:p>
+      <w:pPr>
+        <w:numPr>
+          <w:ilvl w:val="0"/>
+          <w:numId w:val="6"/>
+        </w:numPr>
+      </w:pPr>
+      <w:r>
+        <w:t>Prefix sum</w:t>
+      </w:r>
+    </w:p>
+    <w:p>
+      <w:pPr>
+        <w:numPr>
+          <w:ilvl w:val="0"/>
+          <w:numId w:val="6"/>
+        </w:numPr>
+      </w:pPr>
+      <w:r>
+        <w:t>Running totals</w:t>
+      </w:r>
+    </w:p>
+    <w:p>
+      <w:r>
+        <w:pict w14:anchorId="7E881E2D">
+          <v:rect id="_x0000_i1269" style="width:0;height:1.5pt" o:hralign="center" o:hrstd="t" o:hr="t" fillcolor="#a0a0a0" stroked="f"/>
+        </w:pict>
+      </w:r>
+    </w:p>
+    <w:p>
+      <w:pPr>
+        <w:rPr>
+          <w:b/>
+          <w:bCs/>
+        </w:rPr>
+      </w:pPr>
+      <w:r>
+        <w:rPr>
+          <w:b/>
+          <w:bCs/>
+        </w:rPr>
+        <w:t>Pattern 2 — Best So Far</w:t>
+      </w:r>
+    </w:p>
+    <w:p>
+      <w:r>
+        <w:t xml:space="preserve">maxi = </w:t>
+      </w:r>
+      <w:proofErr w:type="gramStart"/>
+      <w:r>
+        <w:t>max(</w:t>
+      </w:r>
+      <w:proofErr w:type="gramEnd"/>
+      <w:r>
+        <w:t xml:space="preserve">maxi, </w:t>
+      </w:r>
+      <w:proofErr w:type="spellStart"/>
+      <w:r>
+        <w:t>arr</w:t>
+      </w:r>
+      <w:proofErr w:type="spellEnd"/>
+      <w:r>
+        <w:t>[</w:t>
+      </w:r>
+      <w:proofErr w:type="spellStart"/>
+      <w:r>
+        <w:t>i</w:t>
+      </w:r>
+      <w:proofErr w:type="spellEnd"/>
+      <w:r>
+        <w:t>]);</w:t>
+      </w:r>
+    </w:p>
+    <w:p>
+      <w:r>
+        <w:t>or:</w:t>
+      </w:r>
+    </w:p>
+    <w:p>
+      <w:r>
+        <w:t xml:space="preserve">mini = </w:t>
+      </w:r>
+      <w:proofErr w:type="gramStart"/>
+      <w:r>
+        <w:t>min(</w:t>
+      </w:r>
+      <w:proofErr w:type="gramEnd"/>
+      <w:r>
+        <w:t xml:space="preserve">mini, </w:t>
+      </w:r>
+      <w:proofErr w:type="spellStart"/>
+      <w:r>
+        <w:t>arr</w:t>
+      </w:r>
+      <w:proofErr w:type="spellEnd"/>
+      <w:r>
+        <w:t>[</w:t>
+      </w:r>
+      <w:proofErr w:type="spellStart"/>
+      <w:r>
+        <w:t>i</w:t>
+      </w:r>
+      <w:proofErr w:type="spellEnd"/>
+      <w:r>
+        <w:t>]);</w:t>
+      </w:r>
+    </w:p>
+    <w:p>
+      <w:r>
+        <w:t>Used for:</w:t>
+      </w:r>
+    </w:p>
+    <w:p>
+      <w:pPr>
+        <w:numPr>
+          <w:ilvl w:val="0"/>
+          <w:numId w:val="7"/>
+        </w:numPr>
+      </w:pPr>
+      <w:r>
+        <w:t>Maximum</w:t>
+      </w:r>
+    </w:p>
+    <w:p>
+      <w:pPr>
+        <w:numPr>
+          <w:ilvl w:val="0"/>
+          <w:numId w:val="7"/>
+        </w:numPr>
+      </w:pPr>
+      <w:r>
+        <w:t>Minimum</w:t>
+      </w:r>
+    </w:p>
+    <w:p>
+      <w:pPr>
+        <w:numPr>
+          <w:ilvl w:val="0"/>
+          <w:numId w:val="7"/>
+        </w:numPr>
+      </w:pPr>
+      <w:r>
+        <w:t>Best answer so far</w:t>
+      </w:r>
+    </w:p>
+    <w:p>
+      <w:r>
+        <w:lastRenderedPageBreak/>
+        <w:pict w14:anchorId="46FAB0B0">
+          <v:rect id="_x0000_i1270" style="width:0;height:1.5pt" o:hralign="center" o:hrstd="t" o:hr="t" fillcolor="#a0a0a0" stroked="f"/>
+        </w:pict>
+      </w:r>
+    </w:p>
+    <w:p>
+      <w:pPr>
+        <w:rPr>
+          <w:b/>
+          <w:bCs/>
+        </w:rPr>
+      </w:pPr>
+      <w:r>
+        <w:rPr>
+          <w:b/>
+          <w:bCs/>
+        </w:rPr>
+        <w:t>Pattern 3 — Count</w:t>
+      </w:r>
+    </w:p>
+    <w:p>
+      <w:r>
+        <w:t>if(condition)</w:t>
+      </w:r>
+    </w:p>
+    <w:p>
+      <w:r>
+        <w:t xml:space="preserve">    count++;</w:t>
+      </w:r>
+    </w:p>
+    <w:p>
+      <w:r>
+        <w:t>Used for:</w:t>
+      </w:r>
+    </w:p>
+    <w:p>
+      <w:pPr>
+        <w:numPr>
+          <w:ilvl w:val="0"/>
+          <w:numId w:val="8"/>
+        </w:numPr>
+      </w:pPr>
+      <w:r>
+        <w:t>Frequency</w:t>
+      </w:r>
+    </w:p>
+    <w:p>
+      <w:pPr>
+        <w:numPr>
+          <w:ilvl w:val="0"/>
+          <w:numId w:val="8"/>
+        </w:numPr>
+      </w:pPr>
+      <w:r>
+        <w:t>Even/odd</w:t>
+      </w:r>
+    </w:p>
+    <w:p>
+      <w:pPr>
+        <w:numPr>
+          <w:ilvl w:val="0"/>
+          <w:numId w:val="8"/>
+        </w:numPr>
+      </w:pPr>
+      <w:r>
+        <w:t>Positive/negative</w:t>
+      </w:r>
+    </w:p>
+    <w:p>
+      <w:pPr>
+        <w:numPr>
+          <w:ilvl w:val="0"/>
+          <w:numId w:val="8"/>
+        </w:numPr>
+      </w:pPr>
+      <w:r>
+        <w:t>Matching elements</w:t>
+      </w:r>
+    </w:p>
+    <w:p>
+      <w:r>
+        <w:pict w14:anchorId="1A593205">
+          <v:rect id="_x0000_i1271" style="width:0;height:1.5pt" o:hralign="center" o:hrstd="t" o:hr="t" fillcolor="#a0a0a0" stroked="f"/>
+        </w:pict>
+      </w:r>
+    </w:p>
+    <w:p>
+      <w:pPr>
+        <w:rPr>
+          <w:b/>
+          <w:bCs/>
+        </w:rPr>
+      </w:pPr>
+      <w:r>
+        <w:rPr>
+          <w:b/>
+          <w:bCs/>
+        </w:rPr>
+        <w:t>Pattern 4 — Two Ends</w:t>
+      </w:r>
+    </w:p>
+    <w:p>
+      <w:r>
+        <w:t>while(l&lt;r</w:t>
+      </w:r>
+      <w:proofErr w:type="gramStart"/>
+      <w:r>
+        <w:t>){</w:t>
+      </w:r>
+      <w:proofErr w:type="gramEnd"/>
+    </w:p>
+    <w:p>
+      <w:r>
+        <w:t xml:space="preserve">    ...</w:t>
+      </w:r>
+    </w:p>
+    <w:p>
+      <w:r>
+        <w:t xml:space="preserve">    l++;</w:t>
+      </w:r>
+    </w:p>
+    <w:p>
+      <w:r>
+        <w:t xml:space="preserve">    r--;</w:t>
+      </w:r>
+    </w:p>
+    <w:p>
+      <w:r>
+        <w:t>}</w:t>
+      </w:r>
+    </w:p>
+    <w:p>
+      <w:r>
+        <w:t>Used for:</w:t>
+      </w:r>
+    </w:p>
+    <w:p>
+      <w:pPr>
+        <w:numPr>
+          <w:ilvl w:val="0"/>
+          <w:numId w:val="9"/>
+        </w:numPr>
+      </w:pPr>
+      <w:r>
+        <w:t>Reverse</w:t>
+      </w:r>
+    </w:p>
+    <w:p>
+      <w:pPr>
+        <w:numPr>
+          <w:ilvl w:val="0"/>
+          <w:numId w:val="9"/>
+        </w:numPr>
+      </w:pPr>
+      <w:r>
+        <w:t>Palindrome</w:t>
+      </w:r>
+    </w:p>
+    <w:p>
+      <w:pPr>
+        <w:numPr>
+          <w:ilvl w:val="0"/>
+          <w:numId w:val="9"/>
+        </w:numPr>
+      </w:pPr>
+      <w:r>
+        <w:t>Pair problems</w:t>
+      </w:r>
+    </w:p>
+    <w:p>
+      <w:pPr>
+        <w:numPr>
+          <w:ilvl w:val="0"/>
+          <w:numId w:val="9"/>
+        </w:numPr>
+      </w:pPr>
+      <w:r>
+        <w:t>Two pointers</w:t>
+      </w:r>
+    </w:p>
+    <w:p>
+      <w:r>
+        <w:pict w14:anchorId="6AE0BABD">
+          <v:rect id="_x0000_i1272" style="width:0;height:1.5pt" o:hralign="center" o:hrstd="t" o:hr="t" fillcolor="#a0a0a0" stroked="f"/>
+        </w:pict>
+      </w:r>
+    </w:p>
+    <w:p>
+      <w:pPr>
+        <w:rPr>
+          <w:b/>
+          <w:bCs/>
+        </w:rPr>
+      </w:pPr>
+      <w:r>
+        <w:rPr>
+          <w:b/>
+          <w:bCs/>
+        </w:rPr>
+        <w:t>1.25 Your Array Mental Checklist</w:t>
+      </w:r>
+    </w:p>
+    <w:p>
+      <w:r>
+        <w:t>When you see an array question, first ask:</w:t>
+      </w:r>
+    </w:p>
+    <w:p>
+      <w:r>
+        <w:t>1. Do I need to visit every element?</w:t>
+      </w:r>
+    </w:p>
+    <w:p/>
+    <w:p>
+      <w:r>
+        <w:t xml:space="preserve">       ↓ YES</w:t>
+      </w:r>
+    </w:p>
+    <w:p/>
+    <w:p>
+      <w:r>
+        <w:lastRenderedPageBreak/>
+        <w:t xml:space="preserve">   </w:t>
+      </w:r>
+      <w:proofErr w:type="gramStart"/>
+      <w:r>
+        <w:t>for(</w:t>
+      </w:r>
+      <w:proofErr w:type="gramEnd"/>
+      <w:r>
+        <w:t xml:space="preserve">int </w:t>
+      </w:r>
+      <w:proofErr w:type="spellStart"/>
+      <w:r>
+        <w:t>i</w:t>
+      </w:r>
+      <w:proofErr w:type="spellEnd"/>
+      <w:r>
+        <w:t xml:space="preserve">=0; </w:t>
+      </w:r>
+      <w:proofErr w:type="spellStart"/>
+      <w:r>
+        <w:t>i</w:t>
+      </w:r>
+      <w:proofErr w:type="spellEnd"/>
+      <w:r>
+        <w:t xml:space="preserve">&lt;n; </w:t>
+      </w:r>
+      <w:proofErr w:type="spellStart"/>
+      <w:r>
+        <w:t>i</w:t>
+      </w:r>
+      <w:proofErr w:type="spellEnd"/>
+      <w:r>
+        <w:t>++)</w:t>
+      </w:r>
+    </w:p>
+    <w:p/>
+    <w:p/>
+    <w:p>
+      <w:r>
+        <w:t>2. Am I accumulating something?</w:t>
+      </w:r>
+    </w:p>
+    <w:p/>
+    <w:p>
+      <w:r>
+        <w:t xml:space="preserve">       ↓</w:t>
+      </w:r>
+    </w:p>
+    <w:p/>
+    <w:p>
+      <w:r>
+        <w:t xml:space="preserve">   sum += </w:t>
+      </w:r>
+      <w:proofErr w:type="spellStart"/>
+      <w:r>
+        <w:t>arr</w:t>
+      </w:r>
+      <w:proofErr w:type="spellEnd"/>
+      <w:r>
+        <w:t>[</w:t>
+      </w:r>
+      <w:proofErr w:type="spellStart"/>
+      <w:r>
+        <w:t>i</w:t>
+      </w:r>
+      <w:proofErr w:type="spellEnd"/>
+      <w:r>
+        <w:t>]</w:t>
+      </w:r>
+    </w:p>
+    <w:p/>
+    <w:p/>
+    <w:p>
+      <w:r>
+        <w:t>3. Am I finding the best?</w:t>
+      </w:r>
+    </w:p>
+    <w:p/>
+    <w:p>
+      <w:r>
+        <w:t xml:space="preserve">       ↓</w:t>
+      </w:r>
+    </w:p>
+    <w:p/>
+    <w:p>
+      <w:r>
+        <w:t xml:space="preserve">   max/min</w:t>
+      </w:r>
+    </w:p>
+    <w:p/>
+    <w:p/>
+    <w:p>
+      <w:r>
+        <w:t>4. Am I counting something?</w:t>
+      </w:r>
+    </w:p>
+    <w:p/>
+    <w:p>
+      <w:r>
+        <w:t xml:space="preserve">       ↓</w:t>
+      </w:r>
+    </w:p>
+    <w:p/>
+    <w:p>
+      <w:r>
+        <w:t xml:space="preserve">   if(condition) count++</w:t>
+      </w:r>
+    </w:p>
+    <w:p/>
+    <w:p/>
+    <w:p>
+      <w:r>
+        <w:t>5. Am I comparing two ends?</w:t>
+      </w:r>
+    </w:p>
+    <w:p/>
+    <w:p>
+      <w:r>
+        <w:t xml:space="preserve">       ↓</w:t>
+      </w:r>
+    </w:p>
+    <w:p/>
+    <w:p>
+      <w:r>
+        <w:lastRenderedPageBreak/>
+        <w:t xml:space="preserve">   l = 0</w:t>
+      </w:r>
+    </w:p>
+    <w:p>
+      <w:r>
+        <w:t xml:space="preserve">   r = n-1</w:t>
+      </w:r>
+    </w:p>
+    <w:p/>
+    <w:p/>
+    <w:p>
+      <w:r>
+        <w:t>6. Am I looking at a continuous range?</w:t>
+      </w:r>
+    </w:p>
+    <w:p/>
+    <w:p>
+      <w:r>
+        <w:t xml:space="preserve">       ↓</w:t>
+      </w:r>
+    </w:p>
+    <w:p/>
+    <w:p>
+      <w:r>
+        <w:t xml:space="preserve">   Think subarray / prefix sum / sliding window</w:t>
+      </w:r>
+    </w:p>
+    <w:p/>
+    <w:p/>
+    <w:p>
+      <w:r>
+        <w:t>7. Is the array sorted?</w:t>
+      </w:r>
+    </w:p>
+    <w:p/>
+    <w:p>
+      <w:r>
+        <w:t xml:space="preserve">       ↓ YES</w:t>
+      </w:r>
+    </w:p>
+    <w:p/>
+    <w:p>
+      <w:r>
+        <w:t xml:space="preserve">   Think binary search / two pointers</w:t>
+      </w:r>
+    </w:p>
+    <w:p>
+      <w:r>
+        <w:pict w14:anchorId="4A68C518">
+          <v:rect id="_x0000_i1273" style="width:0;height:1.5pt" o:hralign="center" o:hrstd="t" o:hr="t" fillcolor="#a0a0a0" stroked="f"/>
+        </w:pict>
+      </w:r>
+    </w:p>
+    <w:p>
+      <w:pPr>
+        <w:rPr>
+          <w:b/>
+          <w:bCs/>
+        </w:rPr>
+      </w:pPr>
+      <w:r>
+        <w:rPr>
+          <w:rFonts w:ascii="Segoe UI Emoji" w:hAnsi="Segoe UI Emoji" w:cs="Segoe UI Emoji"/>
+          <w:b/>
+          <w:bCs/>
+        </w:rPr>
+        <w:t>⭐</w:t>
+      </w:r>
+      <w:r>
+        <w:rPr>
+          <w:b/>
+          <w:bCs/>
+        </w:rPr>
+        <w:t xml:space="preserve"> Small Code Bank — Chapter 1</w:t>
+      </w:r>
+    </w:p>
+    <w:p>
+      <w:r>
+        <w:t>These are the snippets worth being comfortable writing from memory:</w:t>
+      </w:r>
+    </w:p>
+    <w:p>
+      <w:r>
+        <w:t>// forward</w:t>
+      </w:r>
+    </w:p>
+    <w:p>
+      <w:proofErr w:type="gramStart"/>
+      <w:r>
+        <w:t>for(</w:t>
+      </w:r>
+      <w:proofErr w:type="gramEnd"/>
+      <w:r>
+        <w:t xml:space="preserve">int </w:t>
+      </w:r>
+      <w:proofErr w:type="spellStart"/>
+      <w:r>
+        <w:t>i</w:t>
+      </w:r>
+      <w:proofErr w:type="spellEnd"/>
+      <w:r>
+        <w:t xml:space="preserve">=0; </w:t>
+      </w:r>
+      <w:proofErr w:type="spellStart"/>
+      <w:r>
+        <w:t>i</w:t>
+      </w:r>
+      <w:proofErr w:type="spellEnd"/>
+      <w:r>
+        <w:t xml:space="preserve">&lt;n; </w:t>
+      </w:r>
+      <w:proofErr w:type="spellStart"/>
+      <w:r>
+        <w:t>i</w:t>
+      </w:r>
+      <w:proofErr w:type="spellEnd"/>
+      <w:r>
+        <w:t>++)</w:t>
+      </w:r>
+    </w:p>
+    <w:p>
+      <w:r>
+        <w:t>// reverse</w:t>
+      </w:r>
+    </w:p>
+    <w:p>
+      <w:proofErr w:type="gramStart"/>
+      <w:r>
+        <w:t>for(</w:t>
+      </w:r>
+      <w:proofErr w:type="gramEnd"/>
+      <w:r>
+        <w:t xml:space="preserve">int </w:t>
+      </w:r>
+      <w:proofErr w:type="spellStart"/>
+      <w:r>
+        <w:t>i</w:t>
+      </w:r>
+      <w:proofErr w:type="spellEnd"/>
+      <w:r>
+        <w:t xml:space="preserve">=n-1; </w:t>
+      </w:r>
+      <w:proofErr w:type="spellStart"/>
+      <w:r>
+        <w:t>i</w:t>
+      </w:r>
+      <w:proofErr w:type="spellEnd"/>
+      <w:r>
+        <w:t xml:space="preserve">&gt;=0; </w:t>
+      </w:r>
+      <w:proofErr w:type="spellStart"/>
+      <w:r>
+        <w:t>i</w:t>
+      </w:r>
+      <w:proofErr w:type="spellEnd"/>
+      <w:r>
+        <w:t>--)</w:t>
+      </w:r>
+    </w:p>
+    <w:p>
+      <w:r>
+        <w:t>// sum</w:t>
+      </w:r>
+    </w:p>
+    <w:p>
+      <w:r>
+        <w:t xml:space="preserve">sum += </w:t>
+      </w:r>
+      <w:proofErr w:type="spellStart"/>
+      <w:r>
+        <w:t>arr</w:t>
+      </w:r>
+      <w:proofErr w:type="spellEnd"/>
+      <w:r>
+        <w:t>[</w:t>
+      </w:r>
+      <w:proofErr w:type="spellStart"/>
+      <w:r>
+        <w:t>i</w:t>
+      </w:r>
+      <w:proofErr w:type="spellEnd"/>
+      <w:r>
+        <w:t>];</w:t>
+      </w:r>
+    </w:p>
+    <w:p>
+      <w:r>
+        <w:t>// maximum</w:t>
+      </w:r>
+    </w:p>
+    <w:p>
+      <w:r>
+        <w:t xml:space="preserve">maxi = </w:t>
+      </w:r>
+      <w:proofErr w:type="gramStart"/>
+      <w:r>
+        <w:t>max(</w:t>
+      </w:r>
+      <w:proofErr w:type="gramEnd"/>
+      <w:r>
+        <w:t xml:space="preserve">maxi, </w:t>
+      </w:r>
+      <w:proofErr w:type="spellStart"/>
+      <w:r>
+        <w:t>arr</w:t>
+      </w:r>
+      <w:proofErr w:type="spellEnd"/>
+      <w:r>
+        <w:t>[</w:t>
+      </w:r>
+      <w:proofErr w:type="spellStart"/>
+      <w:r>
+        <w:t>i</w:t>
+      </w:r>
+      <w:proofErr w:type="spellEnd"/>
+      <w:r>
+        <w:t>]);</w:t>
+      </w:r>
+    </w:p>
+    <w:p>
+      <w:r>
+        <w:t>// minimum</w:t>
+      </w:r>
+    </w:p>
+    <w:p>
+      <w:r>
+        <w:lastRenderedPageBreak/>
+        <w:t xml:space="preserve">mini = </w:t>
+      </w:r>
+      <w:proofErr w:type="gramStart"/>
+      <w:r>
+        <w:t>min(</w:t>
+      </w:r>
+      <w:proofErr w:type="gramEnd"/>
+      <w:r>
+        <w:t xml:space="preserve">mini, </w:t>
+      </w:r>
+      <w:proofErr w:type="spellStart"/>
+      <w:r>
+        <w:t>arr</w:t>
+      </w:r>
+      <w:proofErr w:type="spellEnd"/>
+      <w:r>
+        <w:t>[</w:t>
+      </w:r>
+      <w:proofErr w:type="spellStart"/>
+      <w:r>
+        <w:t>i</w:t>
+      </w:r>
+      <w:proofErr w:type="spellEnd"/>
+      <w:r>
+        <w:t>]);</w:t>
+      </w:r>
+    </w:p>
+    <w:p>
+      <w:r>
+        <w:t>// count</w:t>
+      </w:r>
+    </w:p>
+    <w:p>
+      <w:r>
+        <w:t>if(condition) count++;</w:t>
+      </w:r>
+    </w:p>
+    <w:p>
+      <w:r>
+        <w:t>// search</w:t>
+      </w:r>
+    </w:p>
+    <w:p>
+      <w:r>
+        <w:t>if(</w:t>
+      </w:r>
+      <w:proofErr w:type="spellStart"/>
+      <w:r>
+        <w:t>arr</w:t>
+      </w:r>
+      <w:proofErr w:type="spellEnd"/>
+      <w:r>
+        <w:t>[</w:t>
+      </w:r>
+      <w:proofErr w:type="spellStart"/>
+      <w:r>
+        <w:t>i</w:t>
+      </w:r>
+      <w:proofErr w:type="spellEnd"/>
+      <w:r>
+        <w:t>] == x)</w:t>
+      </w:r>
+    </w:p>
+    <w:p>
+      <w:r>
+        <w:t>// swap</w:t>
+      </w:r>
+    </w:p>
+    <w:p>
+      <w:r>
+        <w:t>swap(</w:t>
+      </w:r>
+      <w:proofErr w:type="spellStart"/>
+      <w:r>
+        <w:t>arr</w:t>
+      </w:r>
+      <w:proofErr w:type="spellEnd"/>
+      <w:r>
+        <w:t>[</w:t>
+      </w:r>
+      <w:proofErr w:type="spellStart"/>
+      <w:r>
+        <w:t>i</w:t>
+      </w:r>
+      <w:proofErr w:type="spellEnd"/>
+      <w:r>
+        <w:t xml:space="preserve">], </w:t>
+      </w:r>
+      <w:proofErr w:type="spellStart"/>
+      <w:r>
+        <w:t>arr</w:t>
+      </w:r>
+      <w:proofErr w:type="spellEnd"/>
+      <w:r>
+        <w:t>[j]);</w:t>
+      </w:r>
+    </w:p>
+    <w:p>
+      <w:r>
+        <w:t>// two pointers</w:t>
+      </w:r>
+    </w:p>
+    <w:p>
+      <w:r>
+        <w:t>int l=0, r=n-1;</w:t>
+      </w:r>
+    </w:p>
+    <w:p>
+      <w:r>
+        <w:t>while(l&lt;r)</w:t>
+      </w:r>
+    </w:p>
+    <w:p>
+      <w:r>
+        <w:t>// adjacent comparison</w:t>
+      </w:r>
+    </w:p>
+    <w:p>
+      <w:proofErr w:type="spellStart"/>
+      <w:r>
+        <w:t>arr</w:t>
+      </w:r>
+      <w:proofErr w:type="spellEnd"/>
+      <w:r>
+        <w:t xml:space="preserve">[i-1], </w:t>
+      </w:r>
+      <w:proofErr w:type="spellStart"/>
+      <w:r>
+        <w:t>arr</w:t>
+      </w:r>
+      <w:proofErr w:type="spellEnd"/>
+      <w:r>
+        <w:t>[</w:t>
+      </w:r>
+      <w:proofErr w:type="spellStart"/>
+      <w:r>
+        <w:t>i</w:t>
+      </w:r>
+      <w:proofErr w:type="spellEnd"/>
+      <w:r>
+        <w:t>]</w:t>
+      </w:r>
+    </w:p>
+    <w:p>
+      <w:r>
+        <w:t>These tiny patterns are much more important than memorizing complete solutions.</w:t>
+      </w:r>
+    </w:p>
+    <w:p>
+      <w:r>
+        <w:pict w14:anchorId="305DFADE">
+          <v:rect id="_x0000_i1274" style="width:0;height:1.5pt" o:hralign="center" o:hrstd="t" o:hr="t" fillcolor="#a0a0a0" stroked="f"/>
+        </w:pict>
+      </w:r>
+    </w:p>
+    <w:p>
+      <w:pPr>
+        <w:rPr>
+          <w:b/>
+          <w:bCs/>
+        </w:rPr>
+      </w:pPr>
+      <w:r>
+        <w:rPr>
+          <w:b/>
+          <w:bCs/>
+        </w:rPr>
+        <w:t>What comes next</w:t>
+      </w:r>
+    </w:p>
+    <w:p>
+      <w:pPr>
+        <w:rPr>
+          <w:b/>
+          <w:bCs/>
+        </w:rPr>
+      </w:pPr>
+      <w:r>
+        <w:rPr>
+          <w:b/>
+          <w:bCs/>
+        </w:rPr>
+        <w:t>Chapter 2 — Core Array Problems &amp; Patterns</w:t>
+      </w:r>
+    </w:p>
+    <w:p>
+      <w:r>
+        <w:t xml:space="preserve">We'll now move from basic traversal into the </w:t>
+      </w:r>
+      <w:r>
+        <w:rPr>
+          <w:b/>
+          <w:bCs/>
+        </w:rPr>
+        <w:t>actual interview/OA array patterns</w:t>
+      </w:r>
+      <w:r>
+        <w:t>:</w:t>
+      </w:r>
+    </w:p>
+    <w:p>
+      <w:pPr>
+        <w:numPr>
+          <w:ilvl w:val="0"/>
+          <w:numId w:val="10"/>
+        </w:numPr>
+      </w:pPr>
+      <w:r>
+        <w:t>Largest / smallest</w:t>
+      </w:r>
+    </w:p>
+    <w:p>
+      <w:pPr>
+        <w:numPr>
+          <w:ilvl w:val="0"/>
+          <w:numId w:val="10"/>
+        </w:numPr>
+      </w:pPr>
+      <w:r>
+        <w:t>Second largest / second smallest</w:t>
+      </w:r>
+    </w:p>
+    <w:p>
+      <w:pPr>
+        <w:numPr>
+          <w:ilvl w:val="0"/>
+          <w:numId w:val="10"/>
+        </w:numPr>
+      </w:pPr>
+      <w:r>
+        <w:t>Remove duplicates</w:t>
+      </w:r>
+    </w:p>
+    <w:p>
+      <w:pPr>
+        <w:numPr>
+          <w:ilvl w:val="0"/>
+          <w:numId w:val="10"/>
+        </w:numPr>
+      </w:pPr>
+      <w:r>
+        <w:t>Move zeroes</w:t>
+      </w:r>
+    </w:p>
+    <w:p>
+      <w:pPr>
+        <w:numPr>
+          <w:ilvl w:val="0"/>
+          <w:numId w:val="10"/>
+        </w:numPr>
+      </w:pPr>
+      <w:r>
+        <w:t>Rotate array</w:t>
+      </w:r>
+    </w:p>
+    <w:p>
+      <w:pPr>
+        <w:numPr>
+          <w:ilvl w:val="0"/>
+          <w:numId w:val="10"/>
+        </w:numPr>
+      </w:pPr>
+      <w:r>
+        <w:t>Left/right rotation</w:t>
+      </w:r>
+    </w:p>
+    <w:p>
+      <w:pPr>
+        <w:numPr>
+          <w:ilvl w:val="0"/>
+          <w:numId w:val="10"/>
+        </w:numPr>
+      </w:pPr>
+      <w:r>
+        <w:t>Missing number</w:t>
+      </w:r>
+    </w:p>
+    <w:p>
+      <w:pPr>
+        <w:numPr>
+          <w:ilvl w:val="0"/>
+          <w:numId w:val="10"/>
+        </w:numPr>
+      </w:pPr>
+      <w:r>
+        <w:t>Duplicate number</w:t>
+      </w:r>
+    </w:p>
+    <w:p>
+      <w:pPr>
+        <w:numPr>
+          <w:ilvl w:val="0"/>
+          <w:numId w:val="10"/>
+        </w:numPr>
+      </w:pPr>
+      <w:r>
+        <w:t>Frequency</w:t>
+      </w:r>
+    </w:p>
+    <w:p>
+      <w:pPr>
+        <w:numPr>
+          <w:ilvl w:val="0"/>
+          <w:numId w:val="10"/>
+        </w:numPr>
+      </w:pPr>
+      <w:r>
+        <w:t>Majority element</w:t>
+      </w:r>
+    </w:p>
+    <w:p>
+      <w:pPr>
+        <w:numPr>
+          <w:ilvl w:val="0"/>
+          <w:numId w:val="10"/>
+        </w:numPr>
+      </w:pPr>
+      <w:r>
+        <w:t>Leaders</w:t>
+      </w:r>
+    </w:p>
+    <w:p>
+      <w:pPr>
+        <w:numPr>
+          <w:ilvl w:val="0"/>
+          <w:numId w:val="10"/>
+        </w:numPr>
+      </w:pPr>
+      <w:r>
+        <w:lastRenderedPageBreak/>
+        <w:t>Rearrangement</w:t>
+      </w:r>
+    </w:p>
+    <w:p>
+      <w:pPr>
+        <w:numPr>
+          <w:ilvl w:val="0"/>
+          <w:numId w:val="10"/>
+        </w:numPr>
+      </w:pPr>
+      <w:r>
+        <w:t>Pair problems</w:t>
+      </w:r>
+    </w:p>
+    <w:p>
+      <w:pPr>
+        <w:numPr>
+          <w:ilvl w:val="0"/>
+          <w:numId w:val="10"/>
+        </w:numPr>
+      </w:pPr>
+      <w:r>
+        <w:t xml:space="preserve">And how to recognize </w:t>
+      </w:r>
+      <w:r>
+        <w:rPr>
+          <w:b/>
+          <w:bCs/>
+        </w:rPr>
+        <w:t>which pattern a question is asking for</w:t>
+      </w:r>
+    </w:p>
+    <w:p>
+      <w:r>
+        <w:t xml:space="preserve">Then we'll move into </w:t>
+      </w:r>
+      <w:r>
+        <w:rPr>
+          <w:b/>
+          <w:bCs/>
+        </w:rPr>
+        <w:t xml:space="preserve">Prefix Sum → Two Pointers → </w:t>
+      </w:r>
+      <w:proofErr w:type="spellStart"/>
+      <w:r>
+        <w:rPr>
+          <w:b/>
+          <w:bCs/>
+        </w:rPr>
+        <w:t>Kadane</w:t>
+      </w:r>
+      <w:proofErr w:type="spellEnd"/>
+      <w:r>
+        <w:rPr>
+          <w:b/>
+          <w:bCs/>
+        </w:rPr>
+        <w:t xml:space="preserve"> → Matrix → Strings</w:t>
+      </w:r>
+      <w:r>
+        <w:t>, without letting any one section consume the entire preparation.</w:t>
       </w:r>
     </w:p>
     <w:p/>
@@ -3058,7 +8268,7 @@
 </file>
 
 <file path=word/numbering.xml><?xml version="1.0" encoding="utf-8"?>
-<w:numbering xmlns:wpc="http://schemas.microsoft.com/office/word/2010/wordprocessingCanvas" xmlns:cx="http://schemas.microsoft.com/office/drawing/2014/chartex" xmlns:cx1="http://schemas.microsoft.com/office/drawing/2015/9/8/chartex" xmlns:cx2="http://schemas.microsoft.com/office/drawing/2015/10/21/chartex" xmlns:cx3="http://schemas.microsoft.com/office/drawing/2016/5/9/chartex" xmlns:cx4="http://schemas.microsoft.com/office/drawing/2016/5/10/chartex" xmlns:cx5="http://schemas.microsoft.com/office/drawing/2016/5/11/chartex" xmlns:cx6="http://schemas.microsoft.com/office/drawing/2016/5/12/chartex" xmlns:cx7="http://schemas.microsoft.com/office/drawing/2016/5/13/chartex" xmlns:cx8="http://schemas.microsoft.com/office/drawing/2016/5/14/chartex" xmlns:mc="http://schemas.openxmlformats.org/markup-compatibility/2006" xmlns:aink="http://schemas.microsoft.com/office/drawing/2016/ink" xmlns:am3d="http://schemas.microsoft.com/office/drawing/2017/model3d" xmlns:o="urn:schemas-microsoft-com:office:office" xmlns:oel="http://schemas.microsoft.com/office/2019/extlst" xmlns:r="http://schemas.openxmlformats.org/officeDocument/2006/relationships" xmlns:m="http://schemas.openxmlformats.org/officeDocument/2006/math" xmlns:v="urn:schemas-microsoft-com:vml" xmlns:wp14="http://schemas.microsoft.com/office/word/2010/wordprocessingDrawing" xmlns:wp="http://schemas.openxmlformats.org/drawingml/2006/wordprocessingDrawing" xmlns:w10="urn:schemas-microsoft-com:office:word" xmlns:w="http://schemas.openxmlformats.org/wordprocessingml/2006/main" xmlns:w14="http://schemas.microsoft.com/office/word/2010/wordml" xmlns:w15="http://schemas.microsoft.com/office/word/2012/wordml" xmlns:w16cex="http://schemas.microsoft.com/office/word/2018/wordml/cex" xmlns:w16cid="http://schemas.microsoft.com/office/word/2016/wordml/cid" xmlns:w16="http://schemas.microsoft.com/office/word/2018/wordml" xmlns:w16du="http://schemas.microsoft.com/office/word/2023/wordml/word16du" xmlns:w16sdtdh="http://schemas.microsoft.com/office/word/2020/wordml/sdtdatahash" xmlns:w16sdtfl="http://schemas.microsoft.com/office/word/2024/wordml/sdtformatlock" xmlns:w16se="http://schemas.microsoft.com/office/word/2015/wordml/symex" xmlns:wpg="http://schemas.microsoft.com/office/word/2010/wordprocessingGroup" xmlns:wpi="http://schemas.microsoft.com/office/word/2010/wordprocessingInk" xmlns:wne="http://schemas.microsoft.com/office/word/2006/wordml" xmlns:wps="http://schemas.microsoft.com/office/word/2010/wordprocessingShape" mc:Ignorable="w14 w15 w16se w16cid w16 w16cex w16sdtdh w16sdtfl w16du wp14">
+<w:numbering xmlns:wpc="http://schemas.microsoft.com/office/word/2010/wordprocessingCanvas" xmlns:cx="http://schemas.microsoft.com/office/drawing/2014/chartex" xmlns:cx1="http://schemas.microsoft.com/office/drawing/2015/9/8/chartex" xmlns:cx2="http://schemas.microsoft.com/office/drawing/2015/10/21/chartex" xmlns:cx3="http://schemas.microsoft.com/office/drawing/2016/5/9/chartex" xmlns:cx4="http://schemas.microsoft.com/office/drawing/2016/5/10/chartex" xmlns:cx5="http://schemas.microsoft.com/office/drawing/2016/5/11/chartex" xmlns:cx6="http://schemas.microsoft.com/office/drawing/2016/5/12/chartex" xmlns:cx7="http://schemas.microsoft.com/office/drawing/2016/5/13/chartex" xmlns:cx8="http://schemas.microsoft.com/office/drawing/2016/5/14/chartex" xmlns:mc="http://schemas.openxmlformats.org/markup-compatibility/2006" xmlns:aink="http://schemas.microsoft.com/office/drawing/2016/ink" xmlns:am3d="http://schemas.microsoft.com/office/drawing/2017/model3d" xmlns:o="urn:schemas-microsoft-com:office:office" xmlns:oel="http://schemas.microsoft.com/office/2019/extlst" xmlns:r="http://schemas.openxmlformats.org/officeDocument/2006/relationships" xmlns:m="http://schemas.openxmlformats.org/officeDocument/2006/math" xmlns:v="urn:schemas-microsoft-com:vml" xmlns:wp14="http://schemas.microsoft.com/office/word/2010/wordprocessingDrawing" xmlns:wp="http://schemas.openxmlformats.org/drawingml/2006/wordprocessingDrawing" xmlns:w10="urn:schemas-microsoft-com:office:word" xmlns:w="http://schemas.openxmlformats.org/wordprocessingml/2006/main" xmlns:w14="http://schemas.microsoft.com/office/word/2010/wordml" xmlns:w15="http://schemas.microsoft.com/office/word/2012/wordml" xmlns:w16cei="http://schemas.microsoft.com/office/word/2026/wordml/cei" xmlns:w16cex="http://schemas.microsoft.com/office/word/2018/wordml/cex" xmlns:w16cid="http://schemas.microsoft.com/office/word/2016/wordml/cid" xmlns:w16="http://schemas.microsoft.com/office/word/2018/wordml" xmlns:w16du="http://schemas.microsoft.com/office/word/2023/wordml/word16du" xmlns:w16sdtdh="http://schemas.microsoft.com/office/word/2020/wordml/sdtdatahash" xmlns:w16sdtfl="http://schemas.microsoft.com/office/word/2024/wordml/sdtformatlock" xmlns:w16se="http://schemas.microsoft.com/office/word/2015/wordml/symex" xmlns:wpg="http://schemas.microsoft.com/office/word/2010/wordprocessingGroup" xmlns:wpi="http://schemas.microsoft.com/office/word/2010/wordprocessingInk" xmlns:wne="http://schemas.microsoft.com/office/word/2006/wordml" xmlns:wps="http://schemas.microsoft.com/office/word/2010/wordprocessingShape" mc:Ignorable="w14 w15 w16se w16cid w16 w16cex w16sdtdh w16sdtfl w16du wp14">
   <w:abstractNum w:abstractNumId="0" w15:restartNumberingAfterBreak="0">
     <w:nsid w:val="04D33F67"/>
     <w:multiLevelType w:val="multilevel"/>
@@ -3209,9 +8419,9 @@
     </w:lvl>
   </w:abstractNum>
   <w:abstractNum w:abstractNumId="1" w15:restartNumberingAfterBreak="0">
-    <w:nsid w:val="5F9400B7"/>
+    <w:nsid w:val="0A5A4C47"/>
     <w:multiLevelType w:val="multilevel"/>
-    <w:tmpl w:val="4AB8EB8E"/>
+    <w:tmpl w:val="F162CAC8"/>
     <w:lvl w:ilvl="0">
       <w:start w:val="1"/>
       <w:numFmt w:val="bullet"/>
@@ -3358,9 +8568,9 @@
     </w:lvl>
   </w:abstractNum>
   <w:abstractNum w:abstractNumId="2" w15:restartNumberingAfterBreak="0">
-    <w:nsid w:val="638371FF"/>
+    <w:nsid w:val="10F53DB7"/>
     <w:multiLevelType w:val="multilevel"/>
-    <w:tmpl w:val="3D3A30AA"/>
+    <w:tmpl w:val="C5FC0CA8"/>
     <w:lvl w:ilvl="0">
       <w:start w:val="1"/>
       <w:numFmt w:val="bullet"/>
@@ -3507,6 +8717,900 @@
     </w:lvl>
   </w:abstractNum>
   <w:abstractNum w:abstractNumId="3" w15:restartNumberingAfterBreak="0">
+    <w:nsid w:val="5F9400B7"/>
+    <w:multiLevelType w:val="multilevel"/>
+    <w:tmpl w:val="4AB8EB8E"/>
+    <w:lvl w:ilvl="0">
+      <w:start w:val="1"/>
+      <w:numFmt w:val="bullet"/>
+      <w:lvlText w:val=""/>
+      <w:lvlJc w:val="left"/>
+      <w:pPr>
+        <w:tabs>
+          <w:tab w:val="num" w:pos="720"/>
+        </w:tabs>
+        <w:ind w:left="720" w:hanging="360"/>
+      </w:pPr>
+      <w:rPr>
+        <w:rFonts w:ascii="Symbol" w:hAnsi="Symbol" w:hint="default"/>
+        <w:sz w:val="20"/>
+      </w:rPr>
+    </w:lvl>
+    <w:lvl w:ilvl="1" w:tentative="1">
+      <w:start w:val="1"/>
+      <w:numFmt w:val="bullet"/>
+      <w:lvlText w:val="o"/>
+      <w:lvlJc w:val="left"/>
+      <w:pPr>
+        <w:tabs>
+          <w:tab w:val="num" w:pos="1440"/>
+        </w:tabs>
+        <w:ind w:left="1440" w:hanging="360"/>
+      </w:pPr>
+      <w:rPr>
+        <w:rFonts w:ascii="Courier New" w:hAnsi="Courier New" w:hint="default"/>
+        <w:sz w:val="20"/>
+      </w:rPr>
+    </w:lvl>
+    <w:lvl w:ilvl="2" w:tentative="1">
+      <w:start w:val="1"/>
+      <w:numFmt w:val="bullet"/>
+      <w:lvlText w:val=""/>
+      <w:lvlJc w:val="left"/>
+      <w:pPr>
+        <w:tabs>
+          <w:tab w:val="num" w:pos="2160"/>
+        </w:tabs>
+        <w:ind w:left="2160" w:hanging="360"/>
+      </w:pPr>
+      <w:rPr>
+        <w:rFonts w:ascii="Wingdings" w:hAnsi="Wingdings" w:hint="default"/>
+        <w:sz w:val="20"/>
+      </w:rPr>
+    </w:lvl>
+    <w:lvl w:ilvl="3" w:tentative="1">
+      <w:start w:val="1"/>
+      <w:numFmt w:val="bullet"/>
+      <w:lvlText w:val=""/>
+      <w:lvlJc w:val="left"/>
+      <w:pPr>
+        <w:tabs>
+          <w:tab w:val="num" w:pos="2880"/>
+        </w:tabs>
+        <w:ind w:left="2880" w:hanging="360"/>
+      </w:pPr>
+      <w:rPr>
+        <w:rFonts w:ascii="Wingdings" w:hAnsi="Wingdings" w:hint="default"/>
+        <w:sz w:val="20"/>
+      </w:rPr>
+    </w:lvl>
+    <w:lvl w:ilvl="4" w:tentative="1">
+      <w:start w:val="1"/>
+      <w:numFmt w:val="bullet"/>
+      <w:lvlText w:val=""/>
+      <w:lvlJc w:val="left"/>
+      <w:pPr>
+        <w:tabs>
+          <w:tab w:val="num" w:pos="3600"/>
+        </w:tabs>
+        <w:ind w:left="3600" w:hanging="360"/>
+      </w:pPr>
+      <w:rPr>
+        <w:rFonts w:ascii="Wingdings" w:hAnsi="Wingdings" w:hint="default"/>
+        <w:sz w:val="20"/>
+      </w:rPr>
+    </w:lvl>
+    <w:lvl w:ilvl="5" w:tentative="1">
+      <w:start w:val="1"/>
+      <w:numFmt w:val="bullet"/>
+      <w:lvlText w:val=""/>
+      <w:lvlJc w:val="left"/>
+      <w:pPr>
+        <w:tabs>
+          <w:tab w:val="num" w:pos="4320"/>
+        </w:tabs>
+        <w:ind w:left="4320" w:hanging="360"/>
+      </w:pPr>
+      <w:rPr>
+        <w:rFonts w:ascii="Wingdings" w:hAnsi="Wingdings" w:hint="default"/>
+        <w:sz w:val="20"/>
+      </w:rPr>
+    </w:lvl>
+    <w:lvl w:ilvl="6" w:tentative="1">
+      <w:start w:val="1"/>
+      <w:numFmt w:val="bullet"/>
+      <w:lvlText w:val=""/>
+      <w:lvlJc w:val="left"/>
+      <w:pPr>
+        <w:tabs>
+          <w:tab w:val="num" w:pos="5040"/>
+        </w:tabs>
+        <w:ind w:left="5040" w:hanging="360"/>
+      </w:pPr>
+      <w:rPr>
+        <w:rFonts w:ascii="Wingdings" w:hAnsi="Wingdings" w:hint="default"/>
+        <w:sz w:val="20"/>
+      </w:rPr>
+    </w:lvl>
+    <w:lvl w:ilvl="7" w:tentative="1">
+      <w:start w:val="1"/>
+      <w:numFmt w:val="bullet"/>
+      <w:lvlText w:val=""/>
+      <w:lvlJc w:val="left"/>
+      <w:pPr>
+        <w:tabs>
+          <w:tab w:val="num" w:pos="5760"/>
+        </w:tabs>
+        <w:ind w:left="5760" w:hanging="360"/>
+      </w:pPr>
+      <w:rPr>
+        <w:rFonts w:ascii="Wingdings" w:hAnsi="Wingdings" w:hint="default"/>
+        <w:sz w:val="20"/>
+      </w:rPr>
+    </w:lvl>
+    <w:lvl w:ilvl="8" w:tentative="1">
+      <w:start w:val="1"/>
+      <w:numFmt w:val="bullet"/>
+      <w:lvlText w:val=""/>
+      <w:lvlJc w:val="left"/>
+      <w:pPr>
+        <w:tabs>
+          <w:tab w:val="num" w:pos="6480"/>
+        </w:tabs>
+        <w:ind w:left="6480" w:hanging="360"/>
+      </w:pPr>
+      <w:rPr>
+        <w:rFonts w:ascii="Wingdings" w:hAnsi="Wingdings" w:hint="default"/>
+        <w:sz w:val="20"/>
+      </w:rPr>
+    </w:lvl>
+  </w:abstractNum>
+  <w:abstractNum w:abstractNumId="4" w15:restartNumberingAfterBreak="0">
+    <w:nsid w:val="61C03F54"/>
+    <w:multiLevelType w:val="multilevel"/>
+    <w:tmpl w:val="5956C94C"/>
+    <w:lvl w:ilvl="0">
+      <w:start w:val="1"/>
+      <w:numFmt w:val="bullet"/>
+      <w:lvlText w:val=""/>
+      <w:lvlJc w:val="left"/>
+      <w:pPr>
+        <w:tabs>
+          <w:tab w:val="num" w:pos="720"/>
+        </w:tabs>
+        <w:ind w:left="720" w:hanging="360"/>
+      </w:pPr>
+      <w:rPr>
+        <w:rFonts w:ascii="Symbol" w:hAnsi="Symbol" w:hint="default"/>
+        <w:sz w:val="20"/>
+      </w:rPr>
+    </w:lvl>
+    <w:lvl w:ilvl="1" w:tentative="1">
+      <w:start w:val="1"/>
+      <w:numFmt w:val="bullet"/>
+      <w:lvlText w:val="o"/>
+      <w:lvlJc w:val="left"/>
+      <w:pPr>
+        <w:tabs>
+          <w:tab w:val="num" w:pos="1440"/>
+        </w:tabs>
+        <w:ind w:left="1440" w:hanging="360"/>
+      </w:pPr>
+      <w:rPr>
+        <w:rFonts w:ascii="Courier New" w:hAnsi="Courier New" w:hint="default"/>
+        <w:sz w:val="20"/>
+      </w:rPr>
+    </w:lvl>
+    <w:lvl w:ilvl="2" w:tentative="1">
+      <w:start w:val="1"/>
+      <w:numFmt w:val="bullet"/>
+      <w:lvlText w:val=""/>
+      <w:lvlJc w:val="left"/>
+      <w:pPr>
+        <w:tabs>
+          <w:tab w:val="num" w:pos="2160"/>
+        </w:tabs>
+        <w:ind w:left="2160" w:hanging="360"/>
+      </w:pPr>
+      <w:rPr>
+        <w:rFonts w:ascii="Wingdings" w:hAnsi="Wingdings" w:hint="default"/>
+        <w:sz w:val="20"/>
+      </w:rPr>
+    </w:lvl>
+    <w:lvl w:ilvl="3" w:tentative="1">
+      <w:start w:val="1"/>
+      <w:numFmt w:val="bullet"/>
+      <w:lvlText w:val=""/>
+      <w:lvlJc w:val="left"/>
+      <w:pPr>
+        <w:tabs>
+          <w:tab w:val="num" w:pos="2880"/>
+        </w:tabs>
+        <w:ind w:left="2880" w:hanging="360"/>
+      </w:pPr>
+      <w:rPr>
+        <w:rFonts w:ascii="Wingdings" w:hAnsi="Wingdings" w:hint="default"/>
+        <w:sz w:val="20"/>
+      </w:rPr>
+    </w:lvl>
+    <w:lvl w:ilvl="4" w:tentative="1">
+      <w:start w:val="1"/>
+      <w:numFmt w:val="bullet"/>
+      <w:lvlText w:val=""/>
+      <w:lvlJc w:val="left"/>
+      <w:pPr>
+        <w:tabs>
+          <w:tab w:val="num" w:pos="3600"/>
+        </w:tabs>
+        <w:ind w:left="3600" w:hanging="360"/>
+      </w:pPr>
+      <w:rPr>
+        <w:rFonts w:ascii="Wingdings" w:hAnsi="Wingdings" w:hint="default"/>
+        <w:sz w:val="20"/>
+      </w:rPr>
+    </w:lvl>
+    <w:lvl w:ilvl="5" w:tentative="1">
+      <w:start w:val="1"/>
+      <w:numFmt w:val="bullet"/>
+      <w:lvlText w:val=""/>
+      <w:lvlJc w:val="left"/>
+      <w:pPr>
+        <w:tabs>
+          <w:tab w:val="num" w:pos="4320"/>
+        </w:tabs>
+        <w:ind w:left="4320" w:hanging="360"/>
+      </w:pPr>
+      <w:rPr>
+        <w:rFonts w:ascii="Wingdings" w:hAnsi="Wingdings" w:hint="default"/>
+        <w:sz w:val="20"/>
+      </w:rPr>
+    </w:lvl>
+    <w:lvl w:ilvl="6" w:tentative="1">
+      <w:start w:val="1"/>
+      <w:numFmt w:val="bullet"/>
+      <w:lvlText w:val=""/>
+      <w:lvlJc w:val="left"/>
+      <w:pPr>
+        <w:tabs>
+          <w:tab w:val="num" w:pos="5040"/>
+        </w:tabs>
+        <w:ind w:left="5040" w:hanging="360"/>
+      </w:pPr>
+      <w:rPr>
+        <w:rFonts w:ascii="Wingdings" w:hAnsi="Wingdings" w:hint="default"/>
+        <w:sz w:val="20"/>
+      </w:rPr>
+    </w:lvl>
+    <w:lvl w:ilvl="7" w:tentative="1">
+      <w:start w:val="1"/>
+      <w:numFmt w:val="bullet"/>
+      <w:lvlText w:val=""/>
+      <w:lvlJc w:val="left"/>
+      <w:pPr>
+        <w:tabs>
+          <w:tab w:val="num" w:pos="5760"/>
+        </w:tabs>
+        <w:ind w:left="5760" w:hanging="360"/>
+      </w:pPr>
+      <w:rPr>
+        <w:rFonts w:ascii="Wingdings" w:hAnsi="Wingdings" w:hint="default"/>
+        <w:sz w:val="20"/>
+      </w:rPr>
+    </w:lvl>
+    <w:lvl w:ilvl="8" w:tentative="1">
+      <w:start w:val="1"/>
+      <w:numFmt w:val="bullet"/>
+      <w:lvlText w:val=""/>
+      <w:lvlJc w:val="left"/>
+      <w:pPr>
+        <w:tabs>
+          <w:tab w:val="num" w:pos="6480"/>
+        </w:tabs>
+        <w:ind w:left="6480" w:hanging="360"/>
+      </w:pPr>
+      <w:rPr>
+        <w:rFonts w:ascii="Wingdings" w:hAnsi="Wingdings" w:hint="default"/>
+        <w:sz w:val="20"/>
+      </w:rPr>
+    </w:lvl>
+  </w:abstractNum>
+  <w:abstractNum w:abstractNumId="5" w15:restartNumberingAfterBreak="0">
+    <w:nsid w:val="638371FF"/>
+    <w:multiLevelType w:val="multilevel"/>
+    <w:tmpl w:val="3D3A30AA"/>
+    <w:lvl w:ilvl="0">
+      <w:start w:val="1"/>
+      <w:numFmt w:val="bullet"/>
+      <w:lvlText w:val=""/>
+      <w:lvlJc w:val="left"/>
+      <w:pPr>
+        <w:tabs>
+          <w:tab w:val="num" w:pos="720"/>
+        </w:tabs>
+        <w:ind w:left="720" w:hanging="360"/>
+      </w:pPr>
+      <w:rPr>
+        <w:rFonts w:ascii="Symbol" w:hAnsi="Symbol" w:hint="default"/>
+        <w:sz w:val="20"/>
+      </w:rPr>
+    </w:lvl>
+    <w:lvl w:ilvl="1" w:tentative="1">
+      <w:start w:val="1"/>
+      <w:numFmt w:val="bullet"/>
+      <w:lvlText w:val="o"/>
+      <w:lvlJc w:val="left"/>
+      <w:pPr>
+        <w:tabs>
+          <w:tab w:val="num" w:pos="1440"/>
+        </w:tabs>
+        <w:ind w:left="1440" w:hanging="360"/>
+      </w:pPr>
+      <w:rPr>
+        <w:rFonts w:ascii="Courier New" w:hAnsi="Courier New" w:hint="default"/>
+        <w:sz w:val="20"/>
+      </w:rPr>
+    </w:lvl>
+    <w:lvl w:ilvl="2" w:tentative="1">
+      <w:start w:val="1"/>
+      <w:numFmt w:val="bullet"/>
+      <w:lvlText w:val=""/>
+      <w:lvlJc w:val="left"/>
+      <w:pPr>
+        <w:tabs>
+          <w:tab w:val="num" w:pos="2160"/>
+        </w:tabs>
+        <w:ind w:left="2160" w:hanging="360"/>
+      </w:pPr>
+      <w:rPr>
+        <w:rFonts w:ascii="Wingdings" w:hAnsi="Wingdings" w:hint="default"/>
+        <w:sz w:val="20"/>
+      </w:rPr>
+    </w:lvl>
+    <w:lvl w:ilvl="3" w:tentative="1">
+      <w:start w:val="1"/>
+      <w:numFmt w:val="bullet"/>
+      <w:lvlText w:val=""/>
+      <w:lvlJc w:val="left"/>
+      <w:pPr>
+        <w:tabs>
+          <w:tab w:val="num" w:pos="2880"/>
+        </w:tabs>
+        <w:ind w:left="2880" w:hanging="360"/>
+      </w:pPr>
+      <w:rPr>
+        <w:rFonts w:ascii="Wingdings" w:hAnsi="Wingdings" w:hint="default"/>
+        <w:sz w:val="20"/>
+      </w:rPr>
+    </w:lvl>
+    <w:lvl w:ilvl="4" w:tentative="1">
+      <w:start w:val="1"/>
+      <w:numFmt w:val="bullet"/>
+      <w:lvlText w:val=""/>
+      <w:lvlJc w:val="left"/>
+      <w:pPr>
+        <w:tabs>
+          <w:tab w:val="num" w:pos="3600"/>
+        </w:tabs>
+        <w:ind w:left="3600" w:hanging="360"/>
+      </w:pPr>
+      <w:rPr>
+        <w:rFonts w:ascii="Wingdings" w:hAnsi="Wingdings" w:hint="default"/>
+        <w:sz w:val="20"/>
+      </w:rPr>
+    </w:lvl>
+    <w:lvl w:ilvl="5" w:tentative="1">
+      <w:start w:val="1"/>
+      <w:numFmt w:val="bullet"/>
+      <w:lvlText w:val=""/>
+      <w:lvlJc w:val="left"/>
+      <w:pPr>
+        <w:tabs>
+          <w:tab w:val="num" w:pos="4320"/>
+        </w:tabs>
+        <w:ind w:left="4320" w:hanging="360"/>
+      </w:pPr>
+      <w:rPr>
+        <w:rFonts w:ascii="Wingdings" w:hAnsi="Wingdings" w:hint="default"/>
+        <w:sz w:val="20"/>
+      </w:rPr>
+    </w:lvl>
+    <w:lvl w:ilvl="6" w:tentative="1">
+      <w:start w:val="1"/>
+      <w:numFmt w:val="bullet"/>
+      <w:lvlText w:val=""/>
+      <w:lvlJc w:val="left"/>
+      <w:pPr>
+        <w:tabs>
+          <w:tab w:val="num" w:pos="5040"/>
+        </w:tabs>
+        <w:ind w:left="5040" w:hanging="360"/>
+      </w:pPr>
+      <w:rPr>
+        <w:rFonts w:ascii="Wingdings" w:hAnsi="Wingdings" w:hint="default"/>
+        <w:sz w:val="20"/>
+      </w:rPr>
+    </w:lvl>
+    <w:lvl w:ilvl="7" w:tentative="1">
+      <w:start w:val="1"/>
+      <w:numFmt w:val="bullet"/>
+      <w:lvlText w:val=""/>
+      <w:lvlJc w:val="left"/>
+      <w:pPr>
+        <w:tabs>
+          <w:tab w:val="num" w:pos="5760"/>
+        </w:tabs>
+        <w:ind w:left="5760" w:hanging="360"/>
+      </w:pPr>
+      <w:rPr>
+        <w:rFonts w:ascii="Wingdings" w:hAnsi="Wingdings" w:hint="default"/>
+        <w:sz w:val="20"/>
+      </w:rPr>
+    </w:lvl>
+    <w:lvl w:ilvl="8" w:tentative="1">
+      <w:start w:val="1"/>
+      <w:numFmt w:val="bullet"/>
+      <w:lvlText w:val=""/>
+      <w:lvlJc w:val="left"/>
+      <w:pPr>
+        <w:tabs>
+          <w:tab w:val="num" w:pos="6480"/>
+        </w:tabs>
+        <w:ind w:left="6480" w:hanging="360"/>
+      </w:pPr>
+      <w:rPr>
+        <w:rFonts w:ascii="Wingdings" w:hAnsi="Wingdings" w:hint="default"/>
+        <w:sz w:val="20"/>
+      </w:rPr>
+    </w:lvl>
+  </w:abstractNum>
+  <w:abstractNum w:abstractNumId="6" w15:restartNumberingAfterBreak="0">
+    <w:nsid w:val="782B4DD1"/>
+    <w:multiLevelType w:val="multilevel"/>
+    <w:tmpl w:val="FEFEF094"/>
+    <w:lvl w:ilvl="0">
+      <w:start w:val="1"/>
+      <w:numFmt w:val="bullet"/>
+      <w:lvlText w:val=""/>
+      <w:lvlJc w:val="left"/>
+      <w:pPr>
+        <w:tabs>
+          <w:tab w:val="num" w:pos="720"/>
+        </w:tabs>
+        <w:ind w:left="720" w:hanging="360"/>
+      </w:pPr>
+      <w:rPr>
+        <w:rFonts w:ascii="Symbol" w:hAnsi="Symbol" w:hint="default"/>
+        <w:sz w:val="20"/>
+      </w:rPr>
+    </w:lvl>
+    <w:lvl w:ilvl="1" w:tentative="1">
+      <w:start w:val="1"/>
+      <w:numFmt w:val="bullet"/>
+      <w:lvlText w:val="o"/>
+      <w:lvlJc w:val="left"/>
+      <w:pPr>
+        <w:tabs>
+          <w:tab w:val="num" w:pos="1440"/>
+        </w:tabs>
+        <w:ind w:left="1440" w:hanging="360"/>
+      </w:pPr>
+      <w:rPr>
+        <w:rFonts w:ascii="Courier New" w:hAnsi="Courier New" w:hint="default"/>
+        <w:sz w:val="20"/>
+      </w:rPr>
+    </w:lvl>
+    <w:lvl w:ilvl="2" w:tentative="1">
+      <w:start w:val="1"/>
+      <w:numFmt w:val="bullet"/>
+      <w:lvlText w:val=""/>
+      <w:lvlJc w:val="left"/>
+      <w:pPr>
+        <w:tabs>
+          <w:tab w:val="num" w:pos="2160"/>
+        </w:tabs>
+        <w:ind w:left="2160" w:hanging="360"/>
+      </w:pPr>
+      <w:rPr>
+        <w:rFonts w:ascii="Wingdings" w:hAnsi="Wingdings" w:hint="default"/>
+        <w:sz w:val="20"/>
+      </w:rPr>
+    </w:lvl>
+    <w:lvl w:ilvl="3" w:tentative="1">
+      <w:start w:val="1"/>
+      <w:numFmt w:val="bullet"/>
+      <w:lvlText w:val=""/>
+      <w:lvlJc w:val="left"/>
+      <w:pPr>
+        <w:tabs>
+          <w:tab w:val="num" w:pos="2880"/>
+        </w:tabs>
+        <w:ind w:left="2880" w:hanging="360"/>
+      </w:pPr>
+      <w:rPr>
+        <w:rFonts w:ascii="Wingdings" w:hAnsi="Wingdings" w:hint="default"/>
+        <w:sz w:val="20"/>
+      </w:rPr>
+    </w:lvl>
+    <w:lvl w:ilvl="4" w:tentative="1">
+      <w:start w:val="1"/>
+      <w:numFmt w:val="bullet"/>
+      <w:lvlText w:val=""/>
+      <w:lvlJc w:val="left"/>
+      <w:pPr>
+        <w:tabs>
+          <w:tab w:val="num" w:pos="3600"/>
+        </w:tabs>
+        <w:ind w:left="3600" w:hanging="360"/>
+      </w:pPr>
+      <w:rPr>
+        <w:rFonts w:ascii="Wingdings" w:hAnsi="Wingdings" w:hint="default"/>
+        <w:sz w:val="20"/>
+      </w:rPr>
+    </w:lvl>
+    <w:lvl w:ilvl="5" w:tentative="1">
+      <w:start w:val="1"/>
+      <w:numFmt w:val="bullet"/>
+      <w:lvlText w:val=""/>
+      <w:lvlJc w:val="left"/>
+      <w:pPr>
+        <w:tabs>
+          <w:tab w:val="num" w:pos="4320"/>
+        </w:tabs>
+        <w:ind w:left="4320" w:hanging="360"/>
+      </w:pPr>
+      <w:rPr>
+        <w:rFonts w:ascii="Wingdings" w:hAnsi="Wingdings" w:hint="default"/>
+        <w:sz w:val="20"/>
+      </w:rPr>
+    </w:lvl>
+    <w:lvl w:ilvl="6" w:tentative="1">
+      <w:start w:val="1"/>
+      <w:numFmt w:val="bullet"/>
+      <w:lvlText w:val=""/>
+      <w:lvlJc w:val="left"/>
+      <w:pPr>
+        <w:tabs>
+          <w:tab w:val="num" w:pos="5040"/>
+        </w:tabs>
+        <w:ind w:left="5040" w:hanging="360"/>
+      </w:pPr>
+      <w:rPr>
+        <w:rFonts w:ascii="Wingdings" w:hAnsi="Wingdings" w:hint="default"/>
+        <w:sz w:val="20"/>
+      </w:rPr>
+    </w:lvl>
+    <w:lvl w:ilvl="7" w:tentative="1">
+      <w:start w:val="1"/>
+      <w:numFmt w:val="bullet"/>
+      <w:lvlText w:val=""/>
+      <w:lvlJc w:val="left"/>
+      <w:pPr>
+        <w:tabs>
+          <w:tab w:val="num" w:pos="5760"/>
+        </w:tabs>
+        <w:ind w:left="5760" w:hanging="360"/>
+      </w:pPr>
+      <w:rPr>
+        <w:rFonts w:ascii="Wingdings" w:hAnsi="Wingdings" w:hint="default"/>
+        <w:sz w:val="20"/>
+      </w:rPr>
+    </w:lvl>
+    <w:lvl w:ilvl="8" w:tentative="1">
+      <w:start w:val="1"/>
+      <w:numFmt w:val="bullet"/>
+      <w:lvlText w:val=""/>
+      <w:lvlJc w:val="left"/>
+      <w:pPr>
+        <w:tabs>
+          <w:tab w:val="num" w:pos="6480"/>
+        </w:tabs>
+        <w:ind w:left="6480" w:hanging="360"/>
+      </w:pPr>
+      <w:rPr>
+        <w:rFonts w:ascii="Wingdings" w:hAnsi="Wingdings" w:hint="default"/>
+        <w:sz w:val="20"/>
+      </w:rPr>
+    </w:lvl>
+  </w:abstractNum>
+  <w:abstractNum w:abstractNumId="7" w15:restartNumberingAfterBreak="0">
+    <w:nsid w:val="7C1C148B"/>
+    <w:multiLevelType w:val="multilevel"/>
+    <w:tmpl w:val="924A9E10"/>
+    <w:lvl w:ilvl="0">
+      <w:start w:val="1"/>
+      <w:numFmt w:val="bullet"/>
+      <w:lvlText w:val=""/>
+      <w:lvlJc w:val="left"/>
+      <w:pPr>
+        <w:tabs>
+          <w:tab w:val="num" w:pos="720"/>
+        </w:tabs>
+        <w:ind w:left="720" w:hanging="360"/>
+      </w:pPr>
+      <w:rPr>
+        <w:rFonts w:ascii="Symbol" w:hAnsi="Symbol" w:hint="default"/>
+        <w:sz w:val="20"/>
+      </w:rPr>
+    </w:lvl>
+    <w:lvl w:ilvl="1" w:tentative="1">
+      <w:start w:val="1"/>
+      <w:numFmt w:val="bullet"/>
+      <w:lvlText w:val="o"/>
+      <w:lvlJc w:val="left"/>
+      <w:pPr>
+        <w:tabs>
+          <w:tab w:val="num" w:pos="1440"/>
+        </w:tabs>
+        <w:ind w:left="1440" w:hanging="360"/>
+      </w:pPr>
+      <w:rPr>
+        <w:rFonts w:ascii="Courier New" w:hAnsi="Courier New" w:hint="default"/>
+        <w:sz w:val="20"/>
+      </w:rPr>
+    </w:lvl>
+    <w:lvl w:ilvl="2" w:tentative="1">
+      <w:start w:val="1"/>
+      <w:numFmt w:val="bullet"/>
+      <w:lvlText w:val=""/>
+      <w:lvlJc w:val="left"/>
+      <w:pPr>
+        <w:tabs>
+          <w:tab w:val="num" w:pos="2160"/>
+        </w:tabs>
+        <w:ind w:left="2160" w:hanging="360"/>
+      </w:pPr>
+      <w:rPr>
+        <w:rFonts w:ascii="Wingdings" w:hAnsi="Wingdings" w:hint="default"/>
+        <w:sz w:val="20"/>
+      </w:rPr>
+    </w:lvl>
+    <w:lvl w:ilvl="3" w:tentative="1">
+      <w:start w:val="1"/>
+      <w:numFmt w:val="bullet"/>
+      <w:lvlText w:val=""/>
+      <w:lvlJc w:val="left"/>
+      <w:pPr>
+        <w:tabs>
+          <w:tab w:val="num" w:pos="2880"/>
+        </w:tabs>
+        <w:ind w:left="2880" w:hanging="360"/>
+      </w:pPr>
+      <w:rPr>
+        <w:rFonts w:ascii="Wingdings" w:hAnsi="Wingdings" w:hint="default"/>
+        <w:sz w:val="20"/>
+      </w:rPr>
+    </w:lvl>
+    <w:lvl w:ilvl="4" w:tentative="1">
+      <w:start w:val="1"/>
+      <w:numFmt w:val="bullet"/>
+      <w:lvlText w:val=""/>
+      <w:lvlJc w:val="left"/>
+      <w:pPr>
+        <w:tabs>
+          <w:tab w:val="num" w:pos="3600"/>
+        </w:tabs>
+        <w:ind w:left="3600" w:hanging="360"/>
+      </w:pPr>
+      <w:rPr>
+        <w:rFonts w:ascii="Wingdings" w:hAnsi="Wingdings" w:hint="default"/>
+        <w:sz w:val="20"/>
+      </w:rPr>
+    </w:lvl>
+    <w:lvl w:ilvl="5" w:tentative="1">
+      <w:start w:val="1"/>
+      <w:numFmt w:val="bullet"/>
+      <w:lvlText w:val=""/>
+      <w:lvlJc w:val="left"/>
+      <w:pPr>
+        <w:tabs>
+          <w:tab w:val="num" w:pos="4320"/>
+        </w:tabs>
+        <w:ind w:left="4320" w:hanging="360"/>
+      </w:pPr>
+      <w:rPr>
+        <w:rFonts w:ascii="Wingdings" w:hAnsi="Wingdings" w:hint="default"/>
+        <w:sz w:val="20"/>
+      </w:rPr>
+    </w:lvl>
+    <w:lvl w:ilvl="6" w:tentative="1">
+      <w:start w:val="1"/>
+      <w:numFmt w:val="bullet"/>
+      <w:lvlText w:val=""/>
+      <w:lvlJc w:val="left"/>
+      <w:pPr>
+        <w:tabs>
+          <w:tab w:val="num" w:pos="5040"/>
+        </w:tabs>
+        <w:ind w:left="5040" w:hanging="360"/>
+      </w:pPr>
+      <w:rPr>
+        <w:rFonts w:ascii="Wingdings" w:hAnsi="Wingdings" w:hint="default"/>
+        <w:sz w:val="20"/>
+      </w:rPr>
+    </w:lvl>
+    <w:lvl w:ilvl="7" w:tentative="1">
+      <w:start w:val="1"/>
+      <w:numFmt w:val="bullet"/>
+      <w:lvlText w:val=""/>
+      <w:lvlJc w:val="left"/>
+      <w:pPr>
+        <w:tabs>
+          <w:tab w:val="num" w:pos="5760"/>
+        </w:tabs>
+        <w:ind w:left="5760" w:hanging="360"/>
+      </w:pPr>
+      <w:rPr>
+        <w:rFonts w:ascii="Wingdings" w:hAnsi="Wingdings" w:hint="default"/>
+        <w:sz w:val="20"/>
+      </w:rPr>
+    </w:lvl>
+    <w:lvl w:ilvl="8" w:tentative="1">
+      <w:start w:val="1"/>
+      <w:numFmt w:val="bullet"/>
+      <w:lvlText w:val=""/>
+      <w:lvlJc w:val="left"/>
+      <w:pPr>
+        <w:tabs>
+          <w:tab w:val="num" w:pos="6480"/>
+        </w:tabs>
+        <w:ind w:left="6480" w:hanging="360"/>
+      </w:pPr>
+      <w:rPr>
+        <w:rFonts w:ascii="Wingdings" w:hAnsi="Wingdings" w:hint="default"/>
+        <w:sz w:val="20"/>
+      </w:rPr>
+    </w:lvl>
+  </w:abstractNum>
+  <w:abstractNum w:abstractNumId="8" w15:restartNumberingAfterBreak="0">
+    <w:nsid w:val="7E8E5CC6"/>
+    <w:multiLevelType w:val="multilevel"/>
+    <w:tmpl w:val="CC48953E"/>
+    <w:lvl w:ilvl="0">
+      <w:start w:val="1"/>
+      <w:numFmt w:val="bullet"/>
+      <w:lvlText w:val=""/>
+      <w:lvlJc w:val="left"/>
+      <w:pPr>
+        <w:tabs>
+          <w:tab w:val="num" w:pos="720"/>
+        </w:tabs>
+        <w:ind w:left="720" w:hanging="360"/>
+      </w:pPr>
+      <w:rPr>
+        <w:rFonts w:ascii="Symbol" w:hAnsi="Symbol" w:hint="default"/>
+        <w:sz w:val="20"/>
+      </w:rPr>
+    </w:lvl>
+    <w:lvl w:ilvl="1" w:tentative="1">
+      <w:start w:val="1"/>
+      <w:numFmt w:val="bullet"/>
+      <w:lvlText w:val="o"/>
+      <w:lvlJc w:val="left"/>
+      <w:pPr>
+        <w:tabs>
+          <w:tab w:val="num" w:pos="1440"/>
+        </w:tabs>
+        <w:ind w:left="1440" w:hanging="360"/>
+      </w:pPr>
+      <w:rPr>
+        <w:rFonts w:ascii="Courier New" w:hAnsi="Courier New" w:hint="default"/>
+        <w:sz w:val="20"/>
+      </w:rPr>
+    </w:lvl>
+    <w:lvl w:ilvl="2" w:tentative="1">
+      <w:start w:val="1"/>
+      <w:numFmt w:val="bullet"/>
+      <w:lvlText w:val=""/>
+      <w:lvlJc w:val="left"/>
+      <w:pPr>
+        <w:tabs>
+          <w:tab w:val="num" w:pos="2160"/>
+        </w:tabs>
+        <w:ind w:left="2160" w:hanging="360"/>
+      </w:pPr>
+      <w:rPr>
+        <w:rFonts w:ascii="Wingdings" w:hAnsi="Wingdings" w:hint="default"/>
+        <w:sz w:val="20"/>
+      </w:rPr>
+    </w:lvl>
+    <w:lvl w:ilvl="3" w:tentative="1">
+      <w:start w:val="1"/>
+      <w:numFmt w:val="bullet"/>
+      <w:lvlText w:val=""/>
+      <w:lvlJc w:val="left"/>
+      <w:pPr>
+        <w:tabs>
+          <w:tab w:val="num" w:pos="2880"/>
+        </w:tabs>
+        <w:ind w:left="2880" w:hanging="360"/>
+      </w:pPr>
+      <w:rPr>
+        <w:rFonts w:ascii="Wingdings" w:hAnsi="Wingdings" w:hint="default"/>
+        <w:sz w:val="20"/>
+      </w:rPr>
+    </w:lvl>
+    <w:lvl w:ilvl="4" w:tentative="1">
+      <w:start w:val="1"/>
+      <w:numFmt w:val="bullet"/>
+      <w:lvlText w:val=""/>
+      <w:lvlJc w:val="left"/>
+      <w:pPr>
+        <w:tabs>
+          <w:tab w:val="num" w:pos="3600"/>
+        </w:tabs>
+        <w:ind w:left="3600" w:hanging="360"/>
+      </w:pPr>
+      <w:rPr>
+        <w:rFonts w:ascii="Wingdings" w:hAnsi="Wingdings" w:hint="default"/>
+        <w:sz w:val="20"/>
+      </w:rPr>
+    </w:lvl>
+    <w:lvl w:ilvl="5" w:tentative="1">
+      <w:start w:val="1"/>
+      <w:numFmt w:val="bullet"/>
+      <w:lvlText w:val=""/>
+      <w:lvlJc w:val="left"/>
+      <w:pPr>
+        <w:tabs>
+          <w:tab w:val="num" w:pos="4320"/>
+        </w:tabs>
+        <w:ind w:left="4320" w:hanging="360"/>
+      </w:pPr>
+      <w:rPr>
+        <w:rFonts w:ascii="Wingdings" w:hAnsi="Wingdings" w:hint="default"/>
+        <w:sz w:val="20"/>
+      </w:rPr>
+    </w:lvl>
+    <w:lvl w:ilvl="6" w:tentative="1">
+      <w:start w:val="1"/>
+      <w:numFmt w:val="bullet"/>
+      <w:lvlText w:val=""/>
+      <w:lvlJc w:val="left"/>
+      <w:pPr>
+        <w:tabs>
+          <w:tab w:val="num" w:pos="5040"/>
+        </w:tabs>
+        <w:ind w:left="5040" w:hanging="360"/>
+      </w:pPr>
+      <w:rPr>
+        <w:rFonts w:ascii="Wingdings" w:hAnsi="Wingdings" w:hint="default"/>
+        <w:sz w:val="20"/>
+      </w:rPr>
+    </w:lvl>
+    <w:lvl w:ilvl="7" w:tentative="1">
+      <w:start w:val="1"/>
+      <w:numFmt w:val="bullet"/>
+      <w:lvlText w:val=""/>
+      <w:lvlJc w:val="left"/>
+      <w:pPr>
+        <w:tabs>
+          <w:tab w:val="num" w:pos="5760"/>
+        </w:tabs>
+        <w:ind w:left="5760" w:hanging="360"/>
+      </w:pPr>
+      <w:rPr>
+        <w:rFonts w:ascii="Wingdings" w:hAnsi="Wingdings" w:hint="default"/>
+        <w:sz w:val="20"/>
+      </w:rPr>
+    </w:lvl>
+    <w:lvl w:ilvl="8" w:tentative="1">
+      <w:start w:val="1"/>
+      <w:numFmt w:val="bullet"/>
+      <w:lvlText w:val=""/>
+      <w:lvlJc w:val="left"/>
+      <w:pPr>
+        <w:tabs>
+          <w:tab w:val="num" w:pos="6480"/>
+        </w:tabs>
+        <w:ind w:left="6480" w:hanging="360"/>
+      </w:pPr>
+      <w:rPr>
+        <w:rFonts w:ascii="Wingdings" w:hAnsi="Wingdings" w:hint="default"/>
+        <w:sz w:val="20"/>
+      </w:rPr>
+    </w:lvl>
+  </w:abstractNum>
+  <w:abstractNum w:abstractNumId="9" w15:restartNumberingAfterBreak="0">
     <w:nsid w:val="7F9546EF"/>
     <w:multiLevelType w:val="multilevel"/>
     <w:tmpl w:val="1B34072A"/>
@@ -3620,16 +9724,34 @@
     </w:lvl>
   </w:abstractNum>
   <w:num w:numId="1" w16cid:durableId="401487313">
-    <w:abstractNumId w:val="1"/>
+    <w:abstractNumId w:val="3"/>
   </w:num>
   <w:num w:numId="2" w16cid:durableId="488331843">
-    <w:abstractNumId w:val="2"/>
+    <w:abstractNumId w:val="5"/>
   </w:num>
   <w:num w:numId="3" w16cid:durableId="259292491">
-    <w:abstractNumId w:val="3"/>
+    <w:abstractNumId w:val="9"/>
   </w:num>
   <w:num w:numId="4" w16cid:durableId="1537430490">
     <w:abstractNumId w:val="0"/>
+  </w:num>
+  <w:num w:numId="5" w16cid:durableId="174854531">
+    <w:abstractNumId w:val="6"/>
+  </w:num>
+  <w:num w:numId="6" w16cid:durableId="489562179">
+    <w:abstractNumId w:val="7"/>
+  </w:num>
+  <w:num w:numId="7" w16cid:durableId="2087915460">
+    <w:abstractNumId w:val="4"/>
+  </w:num>
+  <w:num w:numId="8" w16cid:durableId="193275986">
+    <w:abstractNumId w:val="8"/>
+  </w:num>
+  <w:num w:numId="9" w16cid:durableId="1944875272">
+    <w:abstractNumId w:val="2"/>
+  </w:num>
+  <w:num w:numId="10" w16cid:durableId="1810391194">
+    <w:abstractNumId w:val="1"/>
   </w:num>
 </w:numbering>
 </file>
